--- a/term_5/TheorVer/Отчет ТеорВер Статистика.docx
+++ b/term_5/TheorVer/Отчет ТеорВер Статистика.docx
@@ -238,6 +238,15 @@
     </w:p>
     <w:sdt>
       <w:sdtPr>
+        <w:rPr>
+          <w:rFonts w:ascii="Times New Roman" w:eastAsia="Calibri" w:hAnsi="Times New Roman" w:cs="Times New Roman"/>
+          <w:color w:val="auto"/>
+          <w:kern w:val="2"/>
+          <w:sz w:val="28"/>
+          <w:szCs w:val="22"/>
+          <w:lang w:eastAsia="en-US"/>
+          <w14:ligatures w14:val="standardContextual"/>
+        </w:rPr>
         <w:id w:val="916830437"/>
         <w:docPartObj>
           <w:docPartGallery w:val="Table of Contents"/>
@@ -246,15 +255,8 @@
       </w:sdtPr>
       <w:sdtEndPr>
         <w:rPr>
-          <w:rFonts w:ascii="Times New Roman" w:eastAsia="Calibri" w:hAnsi="Times New Roman" w:cs="Times New Roman"/>
           <w:b/>
           <w:bCs/>
-          <w:color w:val="auto"/>
-          <w:kern w:val="2"/>
-          <w:sz w:val="28"/>
-          <w:szCs w:val="22"/>
-          <w:lang w:eastAsia="en-US"/>
-          <w14:ligatures w14:val="standardContextual"/>
         </w:rPr>
       </w:sdtEndPr>
       <w:sdtContent>
@@ -286,7 +288,7 @@
           <w:r>
             <w:fldChar w:fldCharType="separate"/>
           </w:r>
-          <w:hyperlink w:anchor="_Toc213875154" w:history="1">
+          <w:hyperlink w:anchor="_Toc213934491" w:history="1">
             <w:r>
               <w:rPr>
                 <w:rStyle w:val="af5"/>
@@ -313,7 +315,7 @@
                 <w:noProof/>
                 <w:webHidden/>
               </w:rPr>
-              <w:instrText xml:space="preserve"> PAGEREF _Toc213875154 \h </w:instrText>
+              <w:instrText xml:space="preserve"> PAGEREF _Toc213934491 \h </w:instrText>
             </w:r>
             <w:r>
               <w:rPr>
@@ -358,7 +360,7 @@
               <w:lang w:eastAsia="ru-RU"/>
             </w:rPr>
           </w:pPr>
-          <w:hyperlink w:anchor="_Toc213875155" w:history="1">
+          <w:hyperlink w:anchor="_Toc213934492" w:history="1">
             <w:r>
               <w:rPr>
                 <w:rStyle w:val="af5"/>
@@ -385,7 +387,7 @@
                 <w:noProof/>
                 <w:webHidden/>
               </w:rPr>
-              <w:instrText xml:space="preserve"> PAGEREF _Toc213875155 \h </w:instrText>
+              <w:instrText xml:space="preserve"> PAGEREF _Toc213934492 \h </w:instrText>
             </w:r>
             <w:r>
               <w:rPr>
@@ -430,7 +432,7 @@
               <w:lang w:eastAsia="ru-RU"/>
             </w:rPr>
           </w:pPr>
-          <w:hyperlink w:anchor="_Toc213875156" w:history="1">
+          <w:hyperlink w:anchor="_Toc213934493" w:history="1">
             <w:r>
               <w:rPr>
                 <w:rStyle w:val="af5"/>
@@ -457,7 +459,7 @@
                 <w:noProof/>
                 <w:webHidden/>
               </w:rPr>
-              <w:instrText xml:space="preserve"> PAGEREF _Toc213875156 \h </w:instrText>
+              <w:instrText xml:space="preserve"> PAGEREF _Toc213934493 \h </w:instrText>
             </w:r>
             <w:r>
               <w:rPr>
@@ -502,7 +504,7 @@
               <w:lang w:eastAsia="ru-RU"/>
             </w:rPr>
           </w:pPr>
-          <w:hyperlink w:anchor="_Toc213875157" w:history="1">
+          <w:hyperlink w:anchor="_Toc213934494" w:history="1">
             <w:r>
               <w:rPr>
                 <w:rStyle w:val="af5"/>
@@ -529,7 +531,7 @@
                 <w:noProof/>
                 <w:webHidden/>
               </w:rPr>
-              <w:instrText xml:space="preserve"> PAGEREF _Toc213875157 \h </w:instrText>
+              <w:instrText xml:space="preserve"> PAGEREF _Toc213934494 \h </w:instrText>
             </w:r>
             <w:r>
               <w:rPr>
@@ -574,7 +576,7 @@
               <w:lang w:eastAsia="ru-RU"/>
             </w:rPr>
           </w:pPr>
-          <w:hyperlink w:anchor="_Toc213875158" w:history="1">
+          <w:hyperlink w:anchor="_Toc213934495" w:history="1">
             <w:r>
               <w:rPr>
                 <w:rStyle w:val="af5"/>
@@ -601,7 +603,7 @@
                 <w:noProof/>
                 <w:webHidden/>
               </w:rPr>
-              <w:instrText xml:space="preserve"> PAGEREF _Toc213875158 \h </w:instrText>
+              <w:instrText xml:space="preserve"> PAGEREF _Toc213934495 \h </w:instrText>
             </w:r>
             <w:r>
               <w:rPr>
@@ -646,7 +648,7 @@
               <w:lang w:eastAsia="ru-RU"/>
             </w:rPr>
           </w:pPr>
-          <w:hyperlink w:anchor="_Toc213875159" w:history="1">
+          <w:hyperlink w:anchor="_Toc213934496" w:history="1">
             <w:r>
               <w:rPr>
                 <w:rStyle w:val="af5"/>
@@ -673,7 +675,7 @@
                 <w:noProof/>
                 <w:webHidden/>
               </w:rPr>
-              <w:instrText xml:space="preserve"> PAGEREF _Toc213875159 \h </w:instrText>
+              <w:instrText xml:space="preserve"> PAGEREF _Toc213934496 \h </w:instrText>
             </w:r>
             <w:r>
               <w:rPr>
@@ -718,7 +720,7 @@
               <w:lang w:eastAsia="ru-RU"/>
             </w:rPr>
           </w:pPr>
-          <w:hyperlink w:anchor="_Toc213875160" w:history="1">
+          <w:hyperlink w:anchor="_Toc213934497" w:history="1">
             <w:r>
               <w:rPr>
                 <w:rStyle w:val="af5"/>
@@ -745,7 +747,7 @@
                 <w:noProof/>
                 <w:webHidden/>
               </w:rPr>
-              <w:instrText xml:space="preserve"> PAGEREF _Toc213875160 \h </w:instrText>
+              <w:instrText xml:space="preserve"> PAGEREF _Toc213934497 \h </w:instrText>
             </w:r>
             <w:r>
               <w:rPr>
@@ -790,7 +792,7 @@
               <w:lang w:eastAsia="ru-RU"/>
             </w:rPr>
           </w:pPr>
-          <w:hyperlink w:anchor="_Toc213875161" w:history="1">
+          <w:hyperlink w:anchor="_Toc213934498" w:history="1">
             <w:r>
               <w:rPr>
                 <w:rStyle w:val="af5"/>
@@ -817,7 +819,7 @@
                 <w:noProof/>
                 <w:webHidden/>
               </w:rPr>
-              <w:instrText xml:space="preserve"> PAGEREF _Toc213875161 \h </w:instrText>
+              <w:instrText xml:space="preserve"> PAGEREF _Toc213934498 \h </w:instrText>
             </w:r>
             <w:r>
               <w:rPr>
@@ -862,7 +864,7 @@
               <w:lang w:eastAsia="ru-RU"/>
             </w:rPr>
           </w:pPr>
-          <w:hyperlink w:anchor="_Toc213875162" w:history="1">
+          <w:hyperlink w:anchor="_Toc213934499" w:history="1">
             <w:r>
               <w:rPr>
                 <w:rStyle w:val="af5"/>
@@ -889,7 +891,7 @@
                 <w:noProof/>
                 <w:webHidden/>
               </w:rPr>
-              <w:instrText xml:space="preserve"> PAGEREF _Toc213875162 \h </w:instrText>
+              <w:instrText xml:space="preserve"> PAGEREF _Toc213934499 \h </w:instrText>
             </w:r>
             <w:r>
               <w:rPr>
@@ -934,7 +936,7 @@
               <w:lang w:eastAsia="ru-RU"/>
             </w:rPr>
           </w:pPr>
-          <w:hyperlink w:anchor="_Toc213875163" w:history="1">
+          <w:hyperlink w:anchor="_Toc213934500" w:history="1">
             <w:r>
               <w:rPr>
                 <w:rStyle w:val="af5"/>
@@ -961,7 +963,7 @@
                 <w:noProof/>
                 <w:webHidden/>
               </w:rPr>
-              <w:instrText xml:space="preserve"> PAGEREF _Toc213875163 \h </w:instrText>
+              <w:instrText xml:space="preserve"> PAGEREF _Toc213934500 \h </w:instrText>
             </w:r>
             <w:r>
               <w:rPr>
@@ -982,6 +984,366 @@
                 <w:webHidden/>
               </w:rPr>
               <w:t>11</w:t>
+            </w:r>
+            <w:r>
+              <w:rPr>
+                <w:noProof/>
+                <w:webHidden/>
+              </w:rPr>
+              <w:fldChar w:fldCharType="end"/>
+            </w:r>
+          </w:hyperlink>
+        </w:p>
+        <w:p>
+          <w:pPr>
+            <w:pStyle w:val="23"/>
+            <w:tabs>
+              <w:tab w:val="right" w:leader="dot" w:pos="9345"/>
+            </w:tabs>
+            <w:rPr>
+              <w:rFonts w:asciiTheme="minorHAnsi" w:eastAsiaTheme="minorEastAsia" w:hAnsiTheme="minorHAnsi" w:cstheme="minorBidi"/>
+              <w:noProof/>
+              <w:sz w:val="24"/>
+              <w:szCs w:val="24"/>
+              <w:lang w:eastAsia="ru-RU"/>
+            </w:rPr>
+          </w:pPr>
+          <w:hyperlink w:anchor="_Toc213934501" w:history="1">
+            <w:r>
+              <w:rPr>
+                <w:rStyle w:val="af5"/>
+                <w:noProof/>
+              </w:rPr>
+              <w:t>Доверительный интервал для математического ожидания</w:t>
+            </w:r>
+            <w:r>
+              <w:rPr>
+                <w:noProof/>
+                <w:webHidden/>
+              </w:rPr>
+              <w:tab/>
+            </w:r>
+            <w:r>
+              <w:rPr>
+                <w:noProof/>
+                <w:webHidden/>
+              </w:rPr>
+              <w:fldChar w:fldCharType="begin"/>
+            </w:r>
+            <w:r>
+              <w:rPr>
+                <w:noProof/>
+                <w:webHidden/>
+              </w:rPr>
+              <w:instrText xml:space="preserve"> PAGEREF _Toc213934501 \h </w:instrText>
+            </w:r>
+            <w:r>
+              <w:rPr>
+                <w:noProof/>
+                <w:webHidden/>
+              </w:rPr>
+            </w:r>
+            <w:r>
+              <w:rPr>
+                <w:noProof/>
+                <w:webHidden/>
+              </w:rPr>
+              <w:fldChar w:fldCharType="separate"/>
+            </w:r>
+            <w:r>
+              <w:rPr>
+                <w:noProof/>
+                <w:webHidden/>
+              </w:rPr>
+              <w:t>11</w:t>
+            </w:r>
+            <w:r>
+              <w:rPr>
+                <w:noProof/>
+                <w:webHidden/>
+              </w:rPr>
+              <w:fldChar w:fldCharType="end"/>
+            </w:r>
+          </w:hyperlink>
+        </w:p>
+        <w:p>
+          <w:pPr>
+            <w:pStyle w:val="23"/>
+            <w:tabs>
+              <w:tab w:val="right" w:leader="dot" w:pos="9345"/>
+            </w:tabs>
+            <w:rPr>
+              <w:rFonts w:asciiTheme="minorHAnsi" w:eastAsiaTheme="minorEastAsia" w:hAnsiTheme="minorHAnsi" w:cstheme="minorBidi"/>
+              <w:noProof/>
+              <w:sz w:val="24"/>
+              <w:szCs w:val="24"/>
+              <w:lang w:eastAsia="ru-RU"/>
+            </w:rPr>
+          </w:pPr>
+          <w:hyperlink w:anchor="_Toc213934502" w:history="1">
+            <w:r>
+              <w:rPr>
+                <w:rStyle w:val="af5"/>
+                <w:noProof/>
+              </w:rPr>
+              <w:t>Доверительный интервал для дисперсии и среднего квадратического отклонения</w:t>
+            </w:r>
+            <w:r>
+              <w:rPr>
+                <w:noProof/>
+                <w:webHidden/>
+              </w:rPr>
+              <w:tab/>
+            </w:r>
+            <w:r>
+              <w:rPr>
+                <w:noProof/>
+                <w:webHidden/>
+              </w:rPr>
+              <w:fldChar w:fldCharType="begin"/>
+            </w:r>
+            <w:r>
+              <w:rPr>
+                <w:noProof/>
+                <w:webHidden/>
+              </w:rPr>
+              <w:instrText xml:space="preserve"> PAGEREF _Toc213934502 \h </w:instrText>
+            </w:r>
+            <w:r>
+              <w:rPr>
+                <w:noProof/>
+                <w:webHidden/>
+              </w:rPr>
+            </w:r>
+            <w:r>
+              <w:rPr>
+                <w:noProof/>
+                <w:webHidden/>
+              </w:rPr>
+              <w:fldChar w:fldCharType="separate"/>
+            </w:r>
+            <w:r>
+              <w:rPr>
+                <w:noProof/>
+                <w:webHidden/>
+              </w:rPr>
+              <w:t>12</w:t>
+            </w:r>
+            <w:r>
+              <w:rPr>
+                <w:noProof/>
+                <w:webHidden/>
+              </w:rPr>
+              <w:fldChar w:fldCharType="end"/>
+            </w:r>
+          </w:hyperlink>
+        </w:p>
+        <w:p>
+          <w:pPr>
+            <w:pStyle w:val="11"/>
+            <w:tabs>
+              <w:tab w:val="right" w:leader="dot" w:pos="9345"/>
+            </w:tabs>
+            <w:rPr>
+              <w:rFonts w:asciiTheme="minorHAnsi" w:eastAsiaTheme="minorEastAsia" w:hAnsiTheme="minorHAnsi" w:cstheme="minorBidi"/>
+              <w:noProof/>
+              <w:sz w:val="24"/>
+              <w:szCs w:val="24"/>
+              <w:lang w:eastAsia="ru-RU"/>
+            </w:rPr>
+          </w:pPr>
+          <w:hyperlink w:anchor="_Toc213934503" w:history="1">
+            <w:r>
+              <w:rPr>
+                <w:rStyle w:val="af5"/>
+                <w:noProof/>
+              </w:rPr>
+              <w:t>Критерий хи-квадрат для проверки статистических гипотез</w:t>
+            </w:r>
+            <w:r>
+              <w:rPr>
+                <w:noProof/>
+                <w:webHidden/>
+              </w:rPr>
+              <w:tab/>
+            </w:r>
+            <w:r>
+              <w:rPr>
+                <w:noProof/>
+                <w:webHidden/>
+              </w:rPr>
+              <w:fldChar w:fldCharType="begin"/>
+            </w:r>
+            <w:r>
+              <w:rPr>
+                <w:noProof/>
+                <w:webHidden/>
+              </w:rPr>
+              <w:instrText xml:space="preserve"> PAGEREF _Toc213934503 \h </w:instrText>
+            </w:r>
+            <w:r>
+              <w:rPr>
+                <w:noProof/>
+                <w:webHidden/>
+              </w:rPr>
+            </w:r>
+            <w:r>
+              <w:rPr>
+                <w:noProof/>
+                <w:webHidden/>
+              </w:rPr>
+              <w:fldChar w:fldCharType="separate"/>
+            </w:r>
+            <w:r>
+              <w:rPr>
+                <w:noProof/>
+                <w:webHidden/>
+              </w:rPr>
+              <w:t>13</w:t>
+            </w:r>
+            <w:r>
+              <w:rPr>
+                <w:noProof/>
+                <w:webHidden/>
+              </w:rPr>
+              <w:fldChar w:fldCharType="end"/>
+            </w:r>
+          </w:hyperlink>
+        </w:p>
+        <w:p>
+          <w:pPr>
+            <w:pStyle w:val="11"/>
+            <w:tabs>
+              <w:tab w:val="right" w:leader="dot" w:pos="9345"/>
+            </w:tabs>
+            <w:rPr>
+              <w:rFonts w:asciiTheme="minorHAnsi" w:eastAsiaTheme="minorEastAsia" w:hAnsiTheme="minorHAnsi" w:cstheme="minorBidi"/>
+              <w:noProof/>
+              <w:sz w:val="24"/>
+              <w:szCs w:val="24"/>
+              <w:lang w:eastAsia="ru-RU"/>
+            </w:rPr>
+          </w:pPr>
+          <w:hyperlink w:anchor="_Toc213934504" w:history="1">
+            <w:r>
+              <w:rPr>
+                <w:rStyle w:val="af5"/>
+                <w:noProof/>
+              </w:rPr>
+              <w:t>Проверка гипотезы об однородности выборки с помощью критериев знаков и Вилкоксона</w:t>
+            </w:r>
+            <w:r>
+              <w:rPr>
+                <w:noProof/>
+                <w:webHidden/>
+              </w:rPr>
+              <w:tab/>
+            </w:r>
+            <w:r>
+              <w:rPr>
+                <w:noProof/>
+                <w:webHidden/>
+              </w:rPr>
+              <w:fldChar w:fldCharType="begin"/>
+            </w:r>
+            <w:r>
+              <w:rPr>
+                <w:noProof/>
+                <w:webHidden/>
+              </w:rPr>
+              <w:instrText xml:space="preserve"> PAGEREF _Toc213934504 \h </w:instrText>
+            </w:r>
+            <w:r>
+              <w:rPr>
+                <w:noProof/>
+                <w:webHidden/>
+              </w:rPr>
+            </w:r>
+            <w:r>
+              <w:rPr>
+                <w:noProof/>
+                <w:webHidden/>
+              </w:rPr>
+              <w:fldChar w:fldCharType="separate"/>
+            </w:r>
+            <w:r>
+              <w:rPr>
+                <w:noProof/>
+                <w:webHidden/>
+              </w:rPr>
+              <w:t>15</w:t>
+            </w:r>
+            <w:r>
+              <w:rPr>
+                <w:noProof/>
+                <w:webHidden/>
+              </w:rPr>
+              <w:fldChar w:fldCharType="end"/>
+            </w:r>
+          </w:hyperlink>
+        </w:p>
+        <w:p>
+          <w:pPr>
+            <w:pStyle w:val="23"/>
+            <w:tabs>
+              <w:tab w:val="right" w:leader="dot" w:pos="9345"/>
+            </w:tabs>
+            <w:rPr>
+              <w:rFonts w:asciiTheme="minorHAnsi" w:eastAsiaTheme="minorEastAsia" w:hAnsiTheme="minorHAnsi" w:cstheme="minorBidi"/>
+              <w:noProof/>
+              <w:sz w:val="24"/>
+              <w:szCs w:val="24"/>
+              <w:lang w:eastAsia="ru-RU"/>
+            </w:rPr>
+          </w:pPr>
+          <w:hyperlink w:anchor="_Toc213934505" w:history="1">
+            <w:r>
+              <w:rPr>
+                <w:rStyle w:val="af5"/>
+                <w:noProof/>
+              </w:rPr>
+              <w:t>Критерий знаков</w:t>
+            </w:r>
+            <w:r>
+              <w:rPr>
+                <w:noProof/>
+                <w:webHidden/>
+              </w:rPr>
+              <w:tab/>
+            </w:r>
+            <w:r>
+              <w:rPr>
+                <w:noProof/>
+                <w:webHidden/>
+              </w:rPr>
+              <w:fldChar w:fldCharType="begin"/>
+            </w:r>
+            <w:r>
+              <w:rPr>
+                <w:noProof/>
+                <w:webHidden/>
+              </w:rPr>
+              <w:instrText xml:space="preserve"> PAGEREF _Toc213934505 \h </w:instrText>
+            </w:r>
+            <w:r>
+              <w:rPr>
+                <w:noProof/>
+                <w:webHidden/>
+              </w:rPr>
+            </w:r>
+            <w:r>
+              <w:rPr>
+                <w:noProof/>
+                <w:webHidden/>
+              </w:rPr>
+              <w:fldChar w:fldCharType="separate"/>
+            </w:r>
+            <w:r>
+              <w:rPr>
+                <w:noProof/>
+                <w:webHidden/>
+              </w:rPr>
+              <w:t>15</w:t>
             </w:r>
             <w:r>
               <w:rPr>
@@ -1012,7 +1374,7 @@
       <w:pPr>
         <w:pStyle w:val="1"/>
       </w:pPr>
-      <w:bookmarkStart w:id="0" w:name="_Toc213875154"/>
+      <w:bookmarkStart w:id="0" w:name="_Toc213934491"/>
       <w:r>
         <w:lastRenderedPageBreak/>
         <w:t>Таблица нумерованных чисел</w:t>
@@ -12554,7 +12916,7 @@
       <w:pPr>
         <w:pStyle w:val="1"/>
       </w:pPr>
-      <w:bookmarkStart w:id="2" w:name="_Toc213875155"/>
+      <w:bookmarkStart w:id="2" w:name="_Toc213934492"/>
       <w:r>
         <w:lastRenderedPageBreak/>
         <w:t>Нумерованный вариационный ряд</w:t>
@@ -24100,7 +24462,7 @@
       <w:pPr>
         <w:pStyle w:val="1"/>
       </w:pPr>
-      <w:bookmarkStart w:id="3" w:name="_Toc213875156"/>
+      <w:bookmarkStart w:id="3" w:name="_Toc213934493"/>
       <w:r>
         <w:lastRenderedPageBreak/>
         <w:t>Оценка параметров распределения по всей выборке</w:t>
@@ -25196,7 +25558,7 @@
       <w:pPr>
         <w:pStyle w:val="1"/>
       </w:pPr>
-      <w:bookmarkStart w:id="4" w:name="_Toc213875157"/>
+      <w:bookmarkStart w:id="4" w:name="_Toc213934494"/>
       <w:r>
         <w:lastRenderedPageBreak/>
         <w:t>Группирование, графики статистических распределений</w:t>
@@ -27004,7 +27366,7 @@
       <w:pPr>
         <w:pStyle w:val="2"/>
       </w:pPr>
-      <w:bookmarkStart w:id="5" w:name="_Toc213875158"/>
+      <w:bookmarkStart w:id="5" w:name="_Toc213934495"/>
       <w:r>
         <w:t>Полигон</w:t>
       </w:r>
@@ -27017,7 +27379,15 @@
         <w:jc w:val="both"/>
       </w:pPr>
       <w:r>
-        <w:t>На оси абсцисс откладываются интервалы значений величины x, в серединах интервалов строятся ординаты, пропорциональные частостям, и концы ординат соединяются отрезками прямых линий.</w:t>
+        <w:t xml:space="preserve">На оси абсцисс откладываются интервалы значений величины x, в серединах интервалов строятся ординаты, пропорциональные </w:t>
+      </w:r>
+      <w:proofErr w:type="spellStart"/>
+      <w:r>
+        <w:t>частостям</w:t>
+      </w:r>
+      <w:proofErr w:type="spellEnd"/>
+      <w:r>
+        <w:t>, и концы ординат соединяются отрезками прямых линий.</w:t>
       </w:r>
     </w:p>
     <w:p>
@@ -27083,7 +27453,7 @@
       <w:pPr>
         <w:pStyle w:val="2"/>
       </w:pPr>
-      <w:bookmarkStart w:id="6" w:name="_Toc213875159"/>
+      <w:bookmarkStart w:id="6" w:name="_Toc213934496"/>
       <w:r>
         <w:lastRenderedPageBreak/>
         <w:t>Гистограмма</w:t>
@@ -27166,7 +27536,7 @@
       <w:pPr>
         <w:pStyle w:val="2"/>
       </w:pPr>
-      <w:bookmarkStart w:id="7" w:name="_Toc213875160"/>
+      <w:bookmarkStart w:id="7" w:name="_Toc213934497"/>
       <w:r>
         <w:t>Ступенчатая кривая</w:t>
       </w:r>
@@ -27248,14 +27618,14 @@
       <w:pPr>
         <w:pStyle w:val="1"/>
       </w:pPr>
-      <w:bookmarkStart w:id="8" w:name="_Toc213875161"/>
-      <w:bookmarkStart w:id="9" w:name="_Точечная_оценка_характеристик"/>
-      <w:bookmarkEnd w:id="9"/>
+      <w:bookmarkStart w:id="8" w:name="_Точечная_оценка_характеристик"/>
+      <w:bookmarkStart w:id="9" w:name="_Toc213934498"/>
+      <w:bookmarkEnd w:id="8"/>
       <w:r>
         <w:lastRenderedPageBreak/>
         <w:t>Точечная оценка характеристик распределения по сгруппированным данным</w:t>
       </w:r>
-      <w:bookmarkEnd w:id="8"/>
+      <w:bookmarkEnd w:id="9"/>
     </w:p>
     <w:p>
       <w:pPr>
@@ -27362,10 +27732,7 @@
         </m:acc>
       </m:oMath>
       <w:r>
-        <w:t>, а эмпирическими характеристиками рассеивания – дисперсия</w:t>
-      </w:r>
-      <w:r>
-        <w:t xml:space="preserve"> </w:t>
+        <w:t xml:space="preserve">, а эмпирическими характеристиками рассеивания – дисперсия </w:t>
       </w:r>
       <m:oMath>
         <m:sSup>
@@ -27457,13 +27824,7 @@
         </m:f>
       </m:oMath>
       <w:r>
-        <w:t xml:space="preserve"> </w:t>
-      </w:r>
-      <w:r>
-        <w:t>(при</w:t>
-      </w:r>
-      <w:r>
-        <w:t xml:space="preserve"> </w:t>
+        <w:t xml:space="preserve"> (при </w:t>
       </w:r>
       <m:oMath>
         <m:acc>
@@ -27850,9 +28211,6 @@
       <w:pPr>
         <w:spacing w:line="257" w:lineRule="auto"/>
         <w:ind w:firstLine="709"/>
-        <w:rPr>
-          <w:lang w:val="en-US"/>
-        </w:rPr>
       </w:pPr>
       <w:r>
         <w:t>Мода (середина самого многочисленного интервала)</w:t>
@@ -28365,21 +28723,7 @@
               <w:rFonts w:ascii="Cambria Math" w:hAnsi="Cambria Math"/>
               <w:lang w:val="en-US"/>
             </w:rPr>
-            <m:t>v=</m:t>
-          </m:r>
-          <m:r>
-            <w:rPr>
-              <w:rFonts w:ascii="Cambria Math" w:hAnsi="Cambria Math"/>
-              <w:lang w:val="en-US"/>
-            </w:rPr>
-            <m:t>0,01</m:t>
-          </m:r>
-          <m:r>
-            <w:rPr>
-              <w:rFonts w:ascii="Cambria Math" w:hAnsi="Cambria Math"/>
-              <w:lang w:val="en-US"/>
-            </w:rPr>
-            <m:t xml:space="preserve"> </m:t>
+            <m:t xml:space="preserve">v=0,01 </m:t>
           </m:r>
         </m:oMath>
       </m:oMathPara>
@@ -29128,13 +29472,7 @@
             <w:rPr>
               <w:rFonts w:ascii="Cambria Math" w:hAnsi="Cambria Math"/>
             </w:rPr>
-            <m:t>=</m:t>
-          </m:r>
-          <m:r>
-            <w:rPr>
-              <w:rFonts w:ascii="Cambria Math" w:hAnsi="Cambria Math"/>
-            </w:rPr>
-            <m:t>-0,012</m:t>
+            <m:t>=-0,012</m:t>
           </m:r>
         </m:oMath>
       </m:oMathPara>
@@ -29560,13 +29898,7 @@
             <w:rPr>
               <w:rFonts w:ascii="Cambria Math" w:hAnsi="Cambria Math"/>
             </w:rPr>
-            <m:t>четвертый</m:t>
-          </m:r>
-          <m:r>
-            <w:rPr>
-              <w:rFonts w:ascii="Cambria Math" w:hAnsi="Cambria Math"/>
-            </w:rPr>
-            <m:t xml:space="preserve"> центральный момент</m:t>
+            <m:t>четвертый центральный момент</m:t>
           </m:r>
         </m:oMath>
       </m:oMathPara>
@@ -29625,13 +29957,7 @@
             <w:rPr>
               <w:rFonts w:ascii="Cambria Math" w:hAnsi="Cambria Math"/>
             </w:rPr>
-            <m:t>=</m:t>
-          </m:r>
-          <m:r>
-            <w:rPr>
-              <w:rFonts w:ascii="Cambria Math" w:hAnsi="Cambria Math"/>
-            </w:rPr>
-            <m:t>-</m:t>
+            <m:t>=-</m:t>
           </m:r>
           <m:r>
             <w:rPr>
@@ -29667,7 +29993,7 @@
       <w:pPr>
         <w:pStyle w:val="1"/>
       </w:pPr>
-      <w:bookmarkStart w:id="11" w:name="_Toc213875162"/>
+      <w:bookmarkStart w:id="11" w:name="_Toc213934499"/>
       <w:r>
         <w:lastRenderedPageBreak/>
         <w:t>Оценка параметров методом квантилей</w:t>
@@ -29719,6 +30045,7 @@
       <w:r>
         <w:t xml:space="preserve"> = </w:t>
       </w:r>
+      <w:proofErr w:type="spellStart"/>
       <w:r>
         <w:rPr>
           <w:lang w:val="en-US"/>
@@ -29732,6 +30059,7 @@
         </w:rPr>
         <w:t>p</w:t>
       </w:r>
+      <w:proofErr w:type="spellEnd"/>
       <w:r>
         <w:t xml:space="preserve">, при котором функция распределения принимает значение, равное </w:t>
       </w:r>
@@ -29847,13 +30175,7 @@
           <w:rPr>
             <w:rFonts w:ascii="Cambria Math" w:hAnsi="Cambria Math"/>
           </w:rPr>
-          <m:t>p</m:t>
-        </m:r>
-        <m:r>
-          <w:rPr>
-            <w:rFonts w:ascii="Cambria Math" w:hAnsi="Cambria Math"/>
-          </w:rPr>
-          <m:t xml:space="preserve">= </m:t>
+          <m:t xml:space="preserve">p= </m:t>
         </m:r>
         <m:f>
           <m:fPr>
@@ -29897,13 +30219,7 @@
           <w:rPr>
             <w:rFonts w:ascii="Cambria Math" w:hAnsi="Cambria Math"/>
           </w:rPr>
-          <m:t>p</m:t>
-        </m:r>
-        <m:r>
-          <w:rPr>
-            <w:rFonts w:ascii="Cambria Math" w:hAnsi="Cambria Math"/>
-          </w:rPr>
-          <m:t xml:space="preserve">= </m:t>
+          <m:t xml:space="preserve">p= </m:t>
         </m:r>
         <m:f>
           <m:fPr>
@@ -29941,13 +30257,7 @@
           <w:rPr>
             <w:rFonts w:ascii="Cambria Math" w:hAnsi="Cambria Math"/>
           </w:rPr>
-          <m:t>p</m:t>
-        </m:r>
-        <m:r>
-          <w:rPr>
-            <w:rFonts w:ascii="Cambria Math" w:hAnsi="Cambria Math"/>
-          </w:rPr>
-          <m:t xml:space="preserve">= </m:t>
+          <m:t xml:space="preserve">p= </m:t>
         </m:r>
         <m:f>
           <m:fPr>
@@ -30368,14 +30678,7 @@
               <w:rFonts w:ascii="Cambria Math" w:hAnsi="Cambria Math"/>
               <w:lang w:val="en-US"/>
             </w:rPr>
-            <m:t>+0,5</m:t>
-          </m:r>
-          <m:r>
-            <w:rPr>
-              <w:rFonts w:ascii="Cambria Math" w:hAnsi="Cambria Math"/>
-              <w:lang w:val="en-US"/>
-            </w:rPr>
-            <m:t>,</m:t>
+            <m:t>+0,5,</m:t>
           </m:r>
         </m:oMath>
       </m:oMathPara>
@@ -30433,7 +30736,6 @@
         <m:r>
           <w:rPr>
             <w:rFonts w:ascii="Cambria Math" w:hAnsi="Cambria Math"/>
-            <w:lang w:val="en-US"/>
           </w:rPr>
           <m:t xml:space="preserve"> </m:t>
         </m:r>
@@ -30451,7 +30753,6 @@
             <m:r>
               <w:rPr>
                 <w:rFonts w:ascii="Cambria Math" w:hAnsi="Cambria Math"/>
-                <w:lang w:val="en-US"/>
               </w:rPr>
               <m:t>1</m:t>
             </m:r>
@@ -30473,9 +30774,15 @@
                 <m:r>
                   <w:rPr>
                     <w:rFonts w:ascii="Cambria Math" w:hAnsi="Cambria Math"/>
+                  </w:rPr>
+                  <m:t>2</m:t>
+                </m:r>
+                <m:r>
+                  <w:rPr>
+                    <w:rFonts w:ascii="Cambria Math" w:hAnsi="Cambria Math"/>
                     <w:lang w:val="en-US"/>
                   </w:rPr>
-                  <m:t>2π</m:t>
+                  <m:t>π</m:t>
                 </m:r>
               </m:e>
             </m:rad>
@@ -30496,7 +30803,6 @@
             <m:r>
               <w:rPr>
                 <w:rFonts w:ascii="Cambria Math" w:hAnsi="Cambria Math"/>
-                <w:lang w:val="en-US"/>
               </w:rPr>
               <m:t>0</m:t>
             </m:r>
@@ -30534,7 +30840,6 @@
                 <m:r>
                   <w:rPr>
                     <w:rFonts w:ascii="Cambria Math" w:hAnsi="Cambria Math"/>
-                    <w:lang w:val="en-US"/>
                   </w:rPr>
                   <m:t>-</m:t>
                 </m:r>
@@ -30572,7 +30877,6 @@
                         <m:r>
                           <w:rPr>
                             <w:rFonts w:ascii="Cambria Math" w:hAnsi="Cambria Math"/>
-                            <w:lang w:val="en-US"/>
                           </w:rPr>
                           <m:t>2</m:t>
                         </m:r>
@@ -30583,7 +30887,6 @@
                     <m:r>
                       <w:rPr>
                         <w:rFonts w:ascii="Cambria Math" w:hAnsi="Cambria Math"/>
-                        <w:lang w:val="en-US"/>
                       </w:rPr>
                       <m:t>2</m:t>
                     </m:r>
@@ -30603,7 +30906,6 @@
         <m:r>
           <w:rPr>
             <w:rFonts w:ascii="Cambria Math" w:hAnsi="Cambria Math"/>
-            <w:lang w:val="en-US"/>
           </w:rPr>
           <m:t>-</m:t>
         </m:r>
@@ -30839,13 +31141,7 @@
               <w:rPr>
                 <w:rFonts w:ascii="Cambria Math" w:hAnsi="Cambria Math"/>
               </w:rPr>
-              <m:t>x'</m:t>
-            </m:r>
-            <m:r>
-              <w:rPr>
-                <w:rFonts w:ascii="Cambria Math" w:hAnsi="Cambria Math"/>
-              </w:rPr>
-              <m:t>'</m:t>
+              <m:t>x''</m:t>
             </m:r>
           </m:e>
           <m:sub>
@@ -30879,31 +31175,7 @@
           <w:rPr>
             <w:rFonts w:ascii="Cambria Math" w:hAnsi="Cambria Math"/>
           </w:rPr>
-          <m:t>'</m:t>
-        </m:r>
-        <m:r>
-          <w:rPr>
-            <w:rFonts w:ascii="Cambria Math" w:hAnsi="Cambria Math"/>
-          </w:rPr>
-          <m:t xml:space="preserve"> и </m:t>
-        </m:r>
-        <m:r>
-          <w:rPr>
-            <w:rFonts w:ascii="Cambria Math" w:hAnsi="Cambria Math"/>
-          </w:rPr>
-          <m:t>p</m:t>
-        </m:r>
-        <m:r>
-          <w:rPr>
-            <w:rFonts w:ascii="Cambria Math" w:hAnsi="Cambria Math"/>
-          </w:rPr>
-          <m:t>'</m:t>
-        </m:r>
-        <m:r>
-          <w:rPr>
-            <w:rFonts w:ascii="Cambria Math" w:hAnsi="Cambria Math"/>
-          </w:rPr>
-          <m:t>'</m:t>
+          <m:t>' и p''</m:t>
         </m:r>
       </m:oMath>
       <w:r>
@@ -30921,25 +31193,7 @@
           <w:rPr>
             <w:rFonts w:ascii="Cambria Math" w:hAnsi="Cambria Math"/>
           </w:rPr>
-          <m:t>'</m:t>
-        </m:r>
-        <m:r>
-          <w:rPr>
-            <w:rFonts w:ascii="Cambria Math" w:hAnsi="Cambria Math"/>
-          </w:rPr>
-          <m:t xml:space="preserve"> и p</m:t>
-        </m:r>
-        <m:r>
-          <w:rPr>
-            <w:rFonts w:ascii="Cambria Math" w:hAnsi="Cambria Math"/>
-          </w:rPr>
-          <m:t>'</m:t>
-        </m:r>
-        <m:r>
-          <w:rPr>
-            <w:rFonts w:ascii="Cambria Math" w:hAnsi="Cambria Math"/>
-          </w:rPr>
-          <m:t>'</m:t>
+          <m:t>' и p''</m:t>
         </m:r>
       </m:oMath>
       <w:r>
@@ -30988,19 +31242,7 @@
           <w:rPr>
             <w:rFonts w:ascii="Cambria Math" w:hAnsi="Cambria Math"/>
           </w:rPr>
-          <m:t>=</m:t>
-        </m:r>
-        <m:r>
-          <w:rPr>
-            <w:rFonts w:ascii="Cambria Math" w:hAnsi="Cambria Math"/>
-          </w:rPr>
-          <m:t>992</m:t>
-        </m:r>
-        <m:r>
-          <w:rPr>
-            <w:rFonts w:ascii="Cambria Math" w:hAnsi="Cambria Math"/>
-          </w:rPr>
-          <m:t xml:space="preserve">, </m:t>
+          <m:t xml:space="preserve">=992, </m:t>
         </m:r>
         <m:sSup>
           <m:sSupPr>
@@ -31034,31 +31276,7 @@
           <w:rPr>
             <w:rFonts w:ascii="Cambria Math" w:hAnsi="Cambria Math"/>
           </w:rPr>
-          <m:t>=</m:t>
-        </m:r>
-        <m:r>
-          <w:rPr>
-            <w:rFonts w:ascii="Cambria Math" w:hAnsi="Cambria Math"/>
-          </w:rPr>
-          <m:t>0</m:t>
-        </m:r>
-        <m:r>
-          <w:rPr>
-            <w:rFonts w:ascii="Cambria Math" w:hAnsi="Cambria Math"/>
-          </w:rPr>
-          <m:t>,4</m:t>
-        </m:r>
-        <m:r>
-          <w:rPr>
-            <w:rFonts w:ascii="Cambria Math" w:hAnsi="Cambria Math"/>
-          </w:rPr>
-          <m:t xml:space="preserve"> </m:t>
-        </m:r>
-        <m:r>
-          <w:rPr>
-            <w:rFonts w:ascii="Cambria Math" w:hAnsi="Cambria Math"/>
-          </w:rPr>
-          <m:t xml:space="preserve">и </m:t>
+          <m:t xml:space="preserve">=0,4 и </m:t>
         </m:r>
         <m:sSub>
           <m:sSubPr>
@@ -31090,13 +31308,7 @@
           <w:rPr>
             <w:rFonts w:ascii="Cambria Math" w:hAnsi="Cambria Math"/>
           </w:rPr>
-          <m:t>=996</m:t>
-        </m:r>
-        <m:r>
-          <w:rPr>
-            <w:rFonts w:ascii="Cambria Math" w:hAnsi="Cambria Math"/>
-          </w:rPr>
-          <m:t xml:space="preserve">, </m:t>
+          <m:t xml:space="preserve">=996, </m:t>
         </m:r>
         <m:sSup>
           <m:sSupPr>
@@ -31130,13 +31342,7 @@
           <w:rPr>
             <w:rFonts w:ascii="Cambria Math" w:hAnsi="Cambria Math"/>
           </w:rPr>
-          <m:t>=0,</m:t>
-        </m:r>
-        <m:r>
-          <w:rPr>
-            <w:rFonts w:ascii="Cambria Math" w:hAnsi="Cambria Math"/>
-          </w:rPr>
-          <m:t>55</m:t>
+          <m:t>=0,55</m:t>
         </m:r>
       </m:oMath>
       <w:r>
@@ -31202,13 +31408,7 @@
                     <w:rPr>
                       <w:rFonts w:ascii="Cambria Math" w:hAnsi="Cambria Math"/>
                     </w:rPr>
-                    <m:t>992</m:t>
-                  </m:r>
-                  <m:r>
-                    <w:rPr>
-                      <w:rFonts w:ascii="Cambria Math" w:hAnsi="Cambria Math"/>
-                    </w:rPr>
-                    <m:t>-</m:t>
+                    <m:t>992-</m:t>
                   </m:r>
                   <m:r>
                     <w:rPr>
@@ -31241,14 +31441,7 @@
               <w:rFonts w:ascii="Cambria Math" w:hAnsi="Cambria Math"/>
               <w:lang w:val="en-US"/>
             </w:rPr>
-            <m:t>0,5=</m:t>
-          </m:r>
-          <m:r>
-            <w:rPr>
-              <w:rFonts w:ascii="Cambria Math" w:hAnsi="Cambria Math"/>
-              <w:lang w:val="en-US"/>
-            </w:rPr>
-            <m:t>0</m:t>
+            <m:t>0,5=0</m:t>
           </m:r>
           <m:r>
             <w:rPr>
@@ -31303,13 +31496,7 @@
                     <w:rPr>
                       <w:rFonts w:ascii="Cambria Math" w:hAnsi="Cambria Math"/>
                     </w:rPr>
-                    <m:t>996</m:t>
-                  </m:r>
-                  <m:r>
-                    <w:rPr>
-                      <w:rFonts w:ascii="Cambria Math" w:hAnsi="Cambria Math"/>
-                    </w:rPr>
-                    <m:t>-</m:t>
+                    <m:t>996-</m:t>
                   </m:r>
                   <m:r>
                     <w:rPr>
@@ -31348,13 +31535,7 @@
             <w:rPr>
               <w:rFonts w:ascii="Cambria Math" w:hAnsi="Cambria Math"/>
             </w:rPr>
-            <m:t>.</m:t>
-          </m:r>
-          <m:r>
-            <w:rPr>
-              <w:rFonts w:ascii="Cambria Math" w:hAnsi="Cambria Math"/>
-            </w:rPr>
-            <m:t>55</m:t>
+            <m:t>.55</m:t>
           </m:r>
         </m:oMath>
       </m:oMathPara>
@@ -31421,7 +31602,7 @@
       <w:pPr>
         <w:pStyle w:val="1"/>
       </w:pPr>
-      <w:bookmarkStart w:id="12" w:name="_Toc213875163"/>
+      <w:bookmarkStart w:id="12" w:name="_Toc213934500"/>
       <w:r>
         <w:lastRenderedPageBreak/>
         <w:t>Построение доверительных интервалов</w:t>
@@ -31442,19 +31623,7 @@
           <w:rPr>
             <w:rStyle w:val="af5"/>
           </w:rPr>
-          <w:t>точечной оценки х</w:t>
-        </w:r>
-        <w:r>
-          <w:rPr>
-            <w:rStyle w:val="af5"/>
-          </w:rPr>
-          <w:t>а</w:t>
-        </w:r>
-        <w:r>
-          <w:rPr>
-            <w:rStyle w:val="af5"/>
-          </w:rPr>
-          <w:t>рактеристик распределения по сгруппированным данным</w:t>
+          <w:t>точечной оценки характеристик распределения по сгруппированным данным</w:t>
         </w:r>
       </w:hyperlink>
       <w:r>
@@ -32540,9 +32709,11 @@
       <w:pPr>
         <w:pStyle w:val="2"/>
       </w:pPr>
+      <w:bookmarkStart w:id="13" w:name="_Toc213934501"/>
       <w:r>
         <w:t>Доверительный интервал для математического ожидания</w:t>
       </w:r>
+      <w:bookmarkEnd w:id="13"/>
     </w:p>
     <w:p>
       <w:r>
@@ -33271,7 +33442,6 @@
         <w:ind w:firstLine="709"/>
         <w:rPr>
           <w:iCs/>
-          <w:lang w:val="en-US"/>
         </w:rPr>
       </w:pPr>
       <w:r>
@@ -33360,9 +33530,24 @@
       <w:r>
         <w:rPr>
           <w:iCs/>
+          <w:u w:val="single"/>
+        </w:rPr>
+        <w:t xml:space="preserve">При </w:t>
+      </w:r>
+      <w:r>
+        <w:rPr>
+          <w:iCs/>
+          <w:u w:val="single"/>
           <w:lang w:val="en-US"/>
         </w:rPr>
-        <w:t xml:space="preserve">q = 1%: </w:t>
+        <w:t>q = 1%</w:t>
+      </w:r>
+      <w:r>
+        <w:rPr>
+          <w:iCs/>
+          <w:lang w:val="en-US"/>
+        </w:rPr>
+        <w:t xml:space="preserve">: </w:t>
       </w:r>
       <m:oMath>
         <m:sSub>
@@ -33639,21 +33824,7 @@
               <w:rFonts w:ascii="Cambria Math" w:hAnsi="Cambria Math"/>
               <w:lang w:val="en-US"/>
             </w:rPr>
-            <m:t>=</m:t>
-          </m:r>
-          <m:r>
-            <w:rPr>
-              <w:rFonts w:ascii="Cambria Math" w:hAnsi="Cambria Math"/>
-              <w:lang w:val="en-US"/>
-            </w:rPr>
-            <m:t>1000,02</m:t>
-          </m:r>
-          <m:r>
-            <w:rPr>
-              <w:rFonts w:ascii="Cambria Math" w:hAnsi="Cambria Math"/>
-              <w:lang w:val="en-US"/>
-            </w:rPr>
-            <m:t xml:space="preserve"> </m:t>
+            <m:t xml:space="preserve">=1000,02 </m:t>
           </m:r>
         </m:oMath>
       </m:oMathPara>
@@ -33674,14 +33845,7 @@
               <w:rFonts w:ascii="Cambria Math" w:hAnsi="Cambria Math"/>
               <w:lang w:val="en-US"/>
             </w:rPr>
-            <m:t>989,78</m:t>
-          </m:r>
-          <m:r>
-            <w:rPr>
-              <w:rFonts w:ascii="Cambria Math" w:hAnsi="Cambria Math"/>
-              <w:lang w:val="en-US"/>
-            </w:rPr>
-            <m:t xml:space="preserve">&lt; </m:t>
+            <m:t xml:space="preserve">989,78&lt; </m:t>
           </m:r>
           <m:sSub>
             <m:sSubPr>
@@ -33717,21 +33881,7 @@
               <w:rFonts w:ascii="Cambria Math" w:hAnsi="Cambria Math"/>
               <w:lang w:val="en-US"/>
             </w:rPr>
-            <m:t>&lt;</m:t>
-          </m:r>
-          <m:r>
-            <w:rPr>
-              <w:rFonts w:ascii="Cambria Math" w:hAnsi="Cambria Math"/>
-              <w:lang w:val="en-US"/>
-            </w:rPr>
-            <m:t xml:space="preserve"> </m:t>
-          </m:r>
-          <m:r>
-            <w:rPr>
-              <w:rFonts w:ascii="Cambria Math" w:hAnsi="Cambria Math"/>
-              <w:lang w:val="en-US"/>
-            </w:rPr>
-            <m:t>1000,02</m:t>
+            <m:t>&lt; 1000,02</m:t>
           </m:r>
         </m:oMath>
       </m:oMathPara>
@@ -33748,23 +33898,24 @@
       <w:r>
         <w:rPr>
           <w:iCs/>
+          <w:u w:val="single"/>
+        </w:rPr>
+        <w:t xml:space="preserve">При </w:t>
+      </w:r>
+      <w:r>
+        <w:rPr>
+          <w:iCs/>
+          <w:u w:val="single"/>
           <w:lang w:val="en-US"/>
         </w:rPr>
-        <w:t xml:space="preserve">q = </w:t>
+        <w:t>q = 5%</w:t>
       </w:r>
       <w:r>
         <w:rPr>
           <w:iCs/>
           <w:lang w:val="en-US"/>
         </w:rPr>
-        <w:t>5</w:t>
-      </w:r>
-      <w:r>
-        <w:rPr>
-          <w:iCs/>
-          <w:lang w:val="en-US"/>
-        </w:rPr>
-        <w:t xml:space="preserve">%: </w:t>
+        <w:t xml:space="preserve">: </w:t>
       </w:r>
       <m:oMath>
         <m:sSub>
@@ -33793,14 +33944,7 @@
                 <w:rFonts w:ascii="Cambria Math" w:hAnsi="Cambria Math"/>
                 <w:lang w:val="en-US"/>
               </w:rPr>
-              <m:t>5</m:t>
-            </m:r>
-            <m:r>
-              <w:rPr>
-                <w:rFonts w:ascii="Cambria Math" w:hAnsi="Cambria Math"/>
-                <w:lang w:val="en-US"/>
-              </w:rPr>
-              <m:t>,19</m:t>
+              <m:t>5,19</m:t>
             </m:r>
           </m:sub>
         </m:sSub>
@@ -33809,14 +33953,7 @@
             <w:rFonts w:ascii="Cambria Math" w:hAnsi="Cambria Math"/>
             <w:lang w:val="en-US"/>
           </w:rPr>
-          <m:t>=2,</m:t>
-        </m:r>
-        <m:r>
-          <w:rPr>
-            <w:rFonts w:ascii="Cambria Math" w:hAnsi="Cambria Math"/>
-            <w:lang w:val="en-US"/>
-          </w:rPr>
-          <m:t>093</m:t>
+          <m:t>=2,093</m:t>
         </m:r>
       </m:oMath>
     </w:p>
@@ -33836,14 +33973,7 @@
               <w:rFonts w:ascii="Cambria Math" w:hAnsi="Cambria Math"/>
               <w:lang w:val="en-US"/>
             </w:rPr>
-            <m:t>991,155</m:t>
-          </m:r>
-          <m:r>
-            <w:rPr>
-              <w:rFonts w:ascii="Cambria Math" w:hAnsi="Cambria Math"/>
-              <w:lang w:val="en-US"/>
-            </w:rPr>
-            <m:t xml:space="preserve">&lt; </m:t>
+            <m:t xml:space="preserve">991,155&lt; </m:t>
           </m:r>
           <m:sSub>
             <m:sSubPr>
@@ -33879,14 +34009,7 @@
               <w:rFonts w:ascii="Cambria Math" w:hAnsi="Cambria Math"/>
               <w:lang w:val="en-US"/>
             </w:rPr>
-            <m:t xml:space="preserve">&lt; </m:t>
-          </m:r>
-          <m:r>
-            <w:rPr>
-              <w:rFonts w:ascii="Cambria Math" w:hAnsi="Cambria Math"/>
-              <w:lang w:val="en-US"/>
-            </w:rPr>
-            <m:t>998,645</m:t>
+            <m:t>&lt; 998,645</m:t>
           </m:r>
         </m:oMath>
       </m:oMathPara>
@@ -33903,23 +34026,24 @@
       <w:r>
         <w:rPr>
           <w:iCs/>
+          <w:u w:val="single"/>
+        </w:rPr>
+        <w:t xml:space="preserve">При </w:t>
+      </w:r>
+      <w:r>
+        <w:rPr>
+          <w:iCs/>
+          <w:u w:val="single"/>
           <w:lang w:val="en-US"/>
         </w:rPr>
-        <w:t xml:space="preserve">q = </w:t>
+        <w:t>q = 10%</w:t>
       </w:r>
       <w:r>
         <w:rPr>
           <w:iCs/>
           <w:lang w:val="en-US"/>
         </w:rPr>
-        <w:t>10</w:t>
-      </w:r>
-      <w:r>
-        <w:rPr>
-          <w:iCs/>
-          <w:lang w:val="en-US"/>
-        </w:rPr>
-        <w:t xml:space="preserve">%: </w:t>
+        <w:t xml:space="preserve">: </w:t>
       </w:r>
       <m:oMath>
         <m:sSub>
@@ -33948,21 +34072,7 @@
                 <w:rFonts w:ascii="Cambria Math" w:hAnsi="Cambria Math"/>
                 <w:lang w:val="en-US"/>
               </w:rPr>
-              <m:t>1</m:t>
-            </m:r>
-            <m:r>
-              <w:rPr>
-                <w:rFonts w:ascii="Cambria Math" w:hAnsi="Cambria Math"/>
-                <w:lang w:val="en-US"/>
-              </w:rPr>
-              <m:t>0</m:t>
-            </m:r>
-            <m:r>
-              <w:rPr>
-                <w:rFonts w:ascii="Cambria Math" w:hAnsi="Cambria Math"/>
-                <w:lang w:val="en-US"/>
-              </w:rPr>
-              <m:t>,19</m:t>
+              <m:t>10,19</m:t>
             </m:r>
           </m:sub>
         </m:sSub>
@@ -33971,14 +34081,7 @@
             <w:rFonts w:ascii="Cambria Math" w:hAnsi="Cambria Math"/>
             <w:lang w:val="en-US"/>
           </w:rPr>
-          <m:t>=</m:t>
-        </m:r>
-        <m:r>
-          <w:rPr>
-            <w:rFonts w:ascii="Cambria Math" w:hAnsi="Cambria Math"/>
-            <w:lang w:val="en-US"/>
-          </w:rPr>
-          <m:t>1,729</m:t>
+          <m:t>=1,729</m:t>
         </m:r>
       </m:oMath>
     </w:p>
@@ -33998,14 +34101,7 @@
               <w:rFonts w:ascii="Cambria Math" w:hAnsi="Cambria Math"/>
               <w:lang w:val="en-US"/>
             </w:rPr>
-            <m:t xml:space="preserve">991, 805 </m:t>
-          </m:r>
-          <m:r>
-            <w:rPr>
-              <w:rFonts w:ascii="Cambria Math" w:hAnsi="Cambria Math"/>
-              <w:lang w:val="en-US"/>
-            </w:rPr>
-            <m:t xml:space="preserve">&lt; </m:t>
+            <m:t xml:space="preserve">991, 805 &lt; </m:t>
           </m:r>
           <m:sSub>
             <m:sSubPr>
@@ -34041,14 +34137,7 @@
               <w:rFonts w:ascii="Cambria Math" w:hAnsi="Cambria Math"/>
               <w:lang w:val="en-US"/>
             </w:rPr>
-            <m:t xml:space="preserve">&lt; </m:t>
-          </m:r>
-          <m:r>
-            <w:rPr>
-              <w:rFonts w:ascii="Cambria Math" w:hAnsi="Cambria Math"/>
-              <w:lang w:val="en-US"/>
-            </w:rPr>
-            <m:t>997,995</m:t>
+            <m:t>&lt; 997,995</m:t>
           </m:r>
         </m:oMath>
       </m:oMathPara>
@@ -34057,9 +34146,11 @@
       <w:pPr>
         <w:pStyle w:val="2"/>
       </w:pPr>
+      <w:bookmarkStart w:id="14" w:name="_Toc213934502"/>
       <w:r>
         <w:t>Доверительный интервал для дисперсии и среднего квадратического отклонения</w:t>
       </w:r>
+      <w:bookmarkEnd w:id="14"/>
     </w:p>
     <w:p>
       <w:pPr>
@@ -34650,15 +34741,24 @@
       <w:r>
         <w:rPr>
           <w:iCs/>
+          <w:u w:val="single"/>
         </w:rPr>
         <w:t xml:space="preserve">При </w:t>
       </w:r>
       <w:r>
         <w:rPr>
           <w:iCs/>
+          <w:u w:val="single"/>
           <w:lang w:val="en-US"/>
         </w:rPr>
-        <w:t xml:space="preserve">q = 1%, </w:t>
+        <w:t>q = 1%</w:t>
+      </w:r>
+      <w:r>
+        <w:rPr>
+          <w:iCs/>
+          <w:lang w:val="en-US"/>
+        </w:rPr>
+        <w:t xml:space="preserve">, </w:t>
       </w:r>
       <m:oMath>
         <m:sSub>
@@ -34809,21 +34909,7 @@
               <w:rFonts w:ascii="Cambria Math" w:hAnsi="Cambria Math"/>
               <w:lang w:val="en-US"/>
             </w:rPr>
-            <m:t>&lt;</m:t>
-          </m:r>
-          <m:r>
-            <w:rPr>
-              <w:rFonts w:ascii="Cambria Math" w:hAnsi="Cambria Math"/>
-              <w:lang w:val="en-US"/>
-            </w:rPr>
-            <m:t>177,928</m:t>
-          </m:r>
-          <m:r>
-            <w:rPr>
-              <w:rFonts w:ascii="Cambria Math" w:hAnsi="Cambria Math"/>
-              <w:lang w:val="en-US"/>
-            </w:rPr>
-            <m:t xml:space="preserve"> </m:t>
+            <m:t xml:space="preserve">&lt;177,928 </m:t>
           </m:r>
         </m:oMath>
       </m:oMathPara>
@@ -34918,12 +35004,14 @@
       <w:r>
         <w:rPr>
           <w:iCs/>
+          <w:u w:val="single"/>
         </w:rPr>
         <w:t xml:space="preserve">При </w:t>
       </w:r>
       <w:r>
         <w:rPr>
           <w:iCs/>
+          <w:u w:val="single"/>
           <w:lang w:val="en-US"/>
         </w:rPr>
         <w:t xml:space="preserve">q = </w:t>
@@ -34931,15 +35019,24 @@
       <w:r>
         <w:rPr>
           <w:iCs/>
+          <w:u w:val="single"/>
         </w:rPr>
         <w:t>5</w:t>
       </w:r>
       <w:r>
         <w:rPr>
           <w:iCs/>
+          <w:u w:val="single"/>
           <w:lang w:val="en-US"/>
         </w:rPr>
-        <w:t xml:space="preserve">%, </w:t>
+        <w:t>%</w:t>
+      </w:r>
+      <w:r>
+        <w:rPr>
+          <w:iCs/>
+          <w:lang w:val="en-US"/>
+        </w:rPr>
+        <w:t xml:space="preserve">, </w:t>
       </w:r>
       <m:oMath>
         <m:sSub>
@@ -34977,14 +35074,7 @@
             <w:rFonts w:ascii="Cambria Math" w:hAnsi="Cambria Math"/>
             <w:lang w:val="en-US"/>
           </w:rPr>
-          <m:t>=</m:t>
-        </m:r>
-        <m:r>
-          <w:rPr>
-            <w:rFonts w:ascii="Cambria Math" w:hAnsi="Cambria Math"/>
-            <w:lang w:val="en-US"/>
-          </w:rPr>
-          <m:t>8</m:t>
+          <m:t>=8</m:t>
         </m:r>
         <m:r>
           <w:rPr>
@@ -35027,14 +35117,7 @@
             <w:rFonts w:ascii="Cambria Math" w:hAnsi="Cambria Math"/>
             <w:lang w:val="en-US"/>
           </w:rPr>
-          <m:t>=</m:t>
-        </m:r>
-        <m:r>
-          <w:rPr>
-            <w:rFonts w:ascii="Cambria Math" w:hAnsi="Cambria Math"/>
-            <w:lang w:val="en-US"/>
-          </w:rPr>
-          <m:t>3</m:t>
+          <m:t>=3</m:t>
         </m:r>
         <m:r>
           <w:rPr>
@@ -35226,12 +35309,14 @@
       <w:r>
         <w:rPr>
           <w:iCs/>
+          <w:u w:val="single"/>
         </w:rPr>
         <w:t xml:space="preserve">При </w:t>
       </w:r>
       <w:r>
         <w:rPr>
           <w:iCs/>
+          <w:u w:val="single"/>
           <w:lang w:val="en-US"/>
         </w:rPr>
         <w:t xml:space="preserve">q = </w:t>
@@ -35239,15 +35324,24 @@
       <w:r>
         <w:rPr>
           <w:iCs/>
+          <w:u w:val="single"/>
         </w:rPr>
         <w:t>10</w:t>
       </w:r>
       <w:r>
         <w:rPr>
           <w:iCs/>
+          <w:u w:val="single"/>
           <w:lang w:val="en-US"/>
         </w:rPr>
-        <w:t xml:space="preserve">%, </w:t>
+        <w:t>%</w:t>
+      </w:r>
+      <w:r>
+        <w:rPr>
+          <w:iCs/>
+          <w:lang w:val="en-US"/>
+        </w:rPr>
+        <w:t xml:space="preserve">, </w:t>
       </w:r>
       <m:oMath>
         <m:sSub>
@@ -35285,26 +35379,13 @@
             <w:rFonts w:ascii="Cambria Math" w:hAnsi="Cambria Math"/>
             <w:lang w:val="en-US"/>
           </w:rPr>
-          <m:t>=</m:t>
-        </m:r>
-        <m:r>
-          <w:rPr>
-            <w:rFonts w:ascii="Cambria Math" w:hAnsi="Cambria Math"/>
-            <w:lang w:val="en-US"/>
-          </w:rPr>
-          <m:t>1</m:t>
+          <m:t>=1</m:t>
         </m:r>
         <m:r>
           <w:rPr>
             <w:rFonts w:ascii="Cambria Math" w:hAnsi="Cambria Math"/>
           </w:rPr>
-          <m:t>0,117</m:t>
-        </m:r>
-        <m:r>
-          <w:rPr>
-            <w:rFonts w:ascii="Cambria Math" w:hAnsi="Cambria Math"/>
-          </w:rPr>
-          <m:t xml:space="preserve">,  </m:t>
+          <m:t xml:space="preserve">0,117,  </m:t>
         </m:r>
         <m:sSub>
           <m:sSubPr>
@@ -35341,14 +35422,7 @@
             <w:rFonts w:ascii="Cambria Math" w:hAnsi="Cambria Math"/>
             <w:lang w:val="en-US"/>
           </w:rPr>
-          <m:t>=</m:t>
-        </m:r>
-        <m:r>
-          <w:rPr>
-            <w:rFonts w:ascii="Cambria Math" w:hAnsi="Cambria Math"/>
-            <w:lang w:val="en-US"/>
-          </w:rPr>
-          <m:t>3</m:t>
+          <m:t>=3</m:t>
         </m:r>
         <m:r>
           <w:rPr>
@@ -35480,14 +35554,7 @@
               <w:rFonts w:ascii="Cambria Math" w:hAnsi="Cambria Math"/>
               <w:lang w:val="en-US"/>
             </w:rPr>
-            <m:t xml:space="preserve"> </m:t>
-          </m:r>
-          <m:r>
-            <w:rPr>
-              <w:rFonts w:ascii="Cambria Math" w:hAnsi="Cambria Math"/>
-              <w:lang w:val="en-US"/>
-            </w:rPr>
-            <m:t xml:space="preserve">&lt; </m:t>
+            <m:t xml:space="preserve"> &lt; </m:t>
           </m:r>
           <m:sSub>
             <m:sSubPr>
@@ -35558,6 +35625,7 @@
           <w:rFonts w:eastAsia="Calibri"/>
         </w:rPr>
       </w:pPr>
+      <w:bookmarkStart w:id="15" w:name="_Toc213934503"/>
       <w:r>
         <w:rPr>
           <w:rFonts w:eastAsia="Calibri"/>
@@ -35565,6 +35633,7 @@
         <w:lastRenderedPageBreak/>
         <w:t>Критерий хи-квадрат для проверки статистических гипотез</w:t>
       </w:r>
+      <w:bookmarkEnd w:id="15"/>
     </w:p>
     <w:p>
       <w:pPr>
@@ -35573,7 +35642,13 @@
         <w:jc w:val="both"/>
       </w:pPr>
       <w:r>
-        <w:t>Примем гипотезу о том, что выборка, данная в таблице 1 подчиняются нормальному закону распределения. Для проверки этой гипотезы воспользуемся критерием:</w:t>
+        <w:t>Примем гипотезу о том, что выборка, данная в таблице 1 подчиня</w:t>
+      </w:r>
+      <w:r>
+        <w:t>е</w:t>
+      </w:r>
+      <w:r>
+        <w:t>тся нормальному закону распределения. Для проверки этой гипотезы воспользуемся критерием:</w:t>
       </w:r>
     </w:p>
     <w:p>
@@ -36040,13 +36115,7 @@
           <w:rPr>
             <w:rFonts w:ascii="Cambria Math" w:hAnsi="Cambria Math"/>
           </w:rPr>
-          <m:t>&gt;</m:t>
-        </m:r>
-        <m:r>
-          <w:rPr>
-            <w:rFonts w:ascii="Cambria Math" w:hAnsi="Cambria Math"/>
-          </w:rPr>
-          <m:t xml:space="preserve"> </m:t>
+          <m:t xml:space="preserve">&gt; </m:t>
         </m:r>
         <m:sSubSup>
           <m:sSubSupPr>
@@ -36098,9 +36167,6 @@
         <w:spacing w:line="257" w:lineRule="auto"/>
         <w:ind w:firstLine="709"/>
         <w:jc w:val="both"/>
-        <w:rPr>
-          <w:lang w:val="en-US"/>
-        </w:rPr>
       </w:pPr>
       <w:r>
         <w:t xml:space="preserve">Сумма, называемая критерием </w:t>
@@ -36263,19 +36329,7 @@
           <w:rPr>
             <w:rFonts w:ascii="Cambria Math" w:hAnsi="Cambria Math"/>
           </w:rPr>
-          <m:t xml:space="preserve"> </m:t>
-        </m:r>
-        <m:r>
-          <w:rPr>
-            <w:rFonts w:ascii="Cambria Math" w:hAnsi="Cambria Math"/>
-          </w:rPr>
-          <m:t>≥</m:t>
-        </m:r>
-        <m:r>
-          <w:rPr>
-            <w:rFonts w:ascii="Cambria Math" w:hAnsi="Cambria Math"/>
-          </w:rPr>
-          <m:t>10</m:t>
+          <m:t xml:space="preserve"> ≥10</m:t>
         </m:r>
       </m:oMath>
       <w:r>
@@ -36327,13 +36381,7 @@
         </m:sSub>
       </m:oMath>
       <w:r>
-        <w:t xml:space="preserve"> </w:t>
-      </w:r>
-      <w:r>
-        <w:t>попадания в интервал находим по формуле</w:t>
-      </w:r>
-      <w:r>
-        <w:t>:</w:t>
+        <w:t xml:space="preserve"> попадания в интервал находим по формуле:</w:t>
       </w:r>
     </w:p>
     <w:p>
@@ -36508,13 +36556,7 @@
                 <w:rPr>
                   <w:rFonts w:ascii="Cambria Math" w:hAnsi="Cambria Math"/>
                 </w:rPr>
-                <m:t>α</m:t>
-              </m:r>
-              <m:r>
-                <w:rPr>
-                  <w:rFonts w:ascii="Cambria Math" w:hAnsi="Cambria Math"/>
-                </w:rPr>
-                <m:t>-</m:t>
+                <m:t>α-</m:t>
               </m:r>
               <m:acc>
                 <m:accPr>
@@ -36560,9 +36602,6 @@
         <w:spacing w:line="257" w:lineRule="auto"/>
         <w:ind w:firstLine="709"/>
         <w:jc w:val="both"/>
-        <w:rPr>
-          <w:i/>
-        </w:rPr>
       </w:pPr>
       <w:r>
         <w:rPr>
@@ -36575,19 +36614,7 @@
           <w:rPr>
             <w:rFonts w:ascii="Cambria Math" w:hAnsi="Cambria Math"/>
           </w:rPr>
-          <m:t>α</m:t>
-        </m:r>
-        <m:r>
-          <w:rPr>
-            <w:rFonts w:ascii="Cambria Math" w:hAnsi="Cambria Math"/>
-          </w:rPr>
-          <m:t xml:space="preserve"> </m:t>
-        </m:r>
-        <m:r>
-          <w:rPr>
-            <w:rFonts w:ascii="Cambria Math" w:hAnsi="Cambria Math"/>
-          </w:rPr>
-          <m:t>и β</m:t>
+          <m:t>α и β</m:t>
         </m:r>
       </m:oMath>
       <w:r>
@@ -36684,13 +36711,7 @@
           <w:rPr>
             <w:rFonts w:ascii="Cambria Math" w:hAnsi="Cambria Math"/>
           </w:rPr>
-          <m:t>-</m:t>
-        </m:r>
-        <m:r>
-          <w:rPr>
-            <w:rFonts w:ascii="Cambria Math" w:hAnsi="Cambria Math"/>
-          </w:rPr>
-          <m:t xml:space="preserve"> </m:t>
+          <m:t xml:space="preserve">- </m:t>
         </m:r>
         <m:r>
           <w:rPr>
@@ -36889,6 +36910,6105 @@
       <w:r>
         <w:t xml:space="preserve"> нормального закона, то в нашем случае число степеней свободы будет равно</w:t>
       </w:r>
+      <w:r>
+        <w:t xml:space="preserve"> </w:t>
+      </w:r>
+    </w:p>
+    <w:p>
+      <w:pPr>
+        <w:spacing w:line="257" w:lineRule="auto"/>
+        <w:ind w:firstLine="709"/>
+        <w:jc w:val="both"/>
+        <w:rPr>
+          <w:lang w:val="en-US"/>
+        </w:rPr>
+      </w:pPr>
+      <m:oMathPara>
+        <m:oMath>
+          <m:r>
+            <w:rPr>
+              <w:rFonts w:ascii="Cambria Math" w:hAnsi="Cambria Math"/>
+            </w:rPr>
+            <m:t>k</m:t>
+          </m:r>
+          <m:r>
+            <w:rPr>
+              <w:rFonts w:ascii="Cambria Math" w:hAnsi="Cambria Math"/>
+              <w:lang w:val="en-US"/>
+            </w:rPr>
+            <m:t>=</m:t>
+          </m:r>
+          <m:sSup>
+            <m:sSupPr>
+              <m:ctrlPr>
+                <w:rPr>
+                  <w:rFonts w:ascii="Cambria Math" w:hAnsi="Cambria Math"/>
+                  <w:i/>
+                  <w:lang w:val="en-US"/>
+                </w:rPr>
+              </m:ctrlPr>
+            </m:sSupPr>
+            <m:e>
+              <m:r>
+                <w:rPr>
+                  <w:rFonts w:ascii="Cambria Math" w:hAnsi="Cambria Math"/>
+                  <w:lang w:val="en-US"/>
+                </w:rPr>
+                <m:t>l</m:t>
+              </m:r>
+            </m:e>
+            <m:sup>
+              <m:r>
+                <w:rPr>
+                  <w:rFonts w:ascii="Cambria Math" w:hAnsi="Cambria Math"/>
+                  <w:lang w:val="en-US"/>
+                </w:rPr>
+                <m:t>'</m:t>
+              </m:r>
+            </m:sup>
+          </m:sSup>
+          <m:r>
+            <w:rPr>
+              <w:rFonts w:ascii="Cambria Math" w:hAnsi="Cambria Math"/>
+              <w:lang w:val="en-US"/>
+            </w:rPr>
+            <m:t>-c-1</m:t>
+          </m:r>
+        </m:oMath>
+      </m:oMathPara>
+    </w:p>
+    <w:p>
+      <w:pPr>
+        <w:spacing w:line="257" w:lineRule="auto"/>
+        <w:ind w:firstLine="709"/>
+        <w:jc w:val="both"/>
+        <w:rPr>
+          <w:i/>
+        </w:rPr>
+      </w:pPr>
+      <m:oMathPara>
+        <m:oMath>
+          <m:r>
+            <w:rPr>
+              <w:rFonts w:ascii="Cambria Math" w:hAnsi="Cambria Math"/>
+            </w:rPr>
+            <m:t>k</m:t>
+          </m:r>
+          <m:r>
+            <w:rPr>
+              <w:rFonts w:ascii="Cambria Math" w:hAnsi="Cambria Math"/>
+              <w:lang w:val="en-US"/>
+            </w:rPr>
+            <m:t>=</m:t>
+          </m:r>
+          <m:r>
+            <w:rPr>
+              <w:rFonts w:ascii="Cambria Math" w:hAnsi="Cambria Math"/>
+              <w:lang w:val="en-US"/>
+            </w:rPr>
+            <m:t>8</m:t>
+          </m:r>
+          <m:r>
+            <w:rPr>
+              <w:rFonts w:ascii="Cambria Math" w:hAnsi="Cambria Math"/>
+              <w:lang w:val="en-US"/>
+            </w:rPr>
+            <m:t>-2-1=</m:t>
+          </m:r>
+          <m:r>
+            <w:rPr>
+              <w:rFonts w:ascii="Cambria Math" w:hAnsi="Cambria Math"/>
+              <w:lang w:val="en-US"/>
+            </w:rPr>
+            <m:t>5</m:t>
+          </m:r>
+        </m:oMath>
+      </m:oMathPara>
+    </w:p>
+    <w:p>
+      <w:pPr>
+        <w:spacing w:line="257" w:lineRule="auto"/>
+        <w:ind w:firstLine="709"/>
+        <w:jc w:val="both"/>
+        <w:rPr>
+          <w:i/>
+        </w:rPr>
+      </w:pPr>
+      <w:r>
+        <w:t xml:space="preserve">Где </w:t>
+      </w:r>
+      <m:oMath>
+        <m:sSup>
+          <m:sSupPr>
+            <m:ctrlPr>
+              <w:rPr>
+                <w:rFonts w:ascii="Cambria Math" w:hAnsi="Cambria Math"/>
+                <w:i/>
+                <w:lang w:val="en-US"/>
+              </w:rPr>
+            </m:ctrlPr>
+          </m:sSupPr>
+          <m:e>
+            <m:r>
+              <w:rPr>
+                <w:rFonts w:ascii="Cambria Math" w:hAnsi="Cambria Math"/>
+              </w:rPr>
+              <m:t>l</m:t>
+            </m:r>
+            <m:ctrlPr>
+              <w:rPr>
+                <w:rFonts w:ascii="Cambria Math" w:hAnsi="Cambria Math"/>
+                <w:i/>
+              </w:rPr>
+            </m:ctrlPr>
+          </m:e>
+          <m:sup>
+            <m:r>
+              <w:rPr>
+                <w:rFonts w:ascii="Cambria Math" w:hAnsi="Cambria Math"/>
+              </w:rPr>
+              <m:t>'</m:t>
+            </m:r>
+          </m:sup>
+        </m:sSup>
+        <m:r>
+          <w:rPr>
+            <w:rFonts w:ascii="Cambria Math" w:hAnsi="Cambria Math"/>
+          </w:rPr>
+          <m:t>-</m:t>
+        </m:r>
+        <m:r>
+          <w:rPr>
+            <w:rFonts w:ascii="Cambria Math" w:hAnsi="Cambria Math"/>
+          </w:rPr>
+          <m:t>полученное количество интервалов после объединения</m:t>
+        </m:r>
+      </m:oMath>
+      <w:r>
+        <w:t xml:space="preserve">, </w:t>
+      </w:r>
+      <w:r>
+        <w:tab/>
+      </w:r>
+      <w:r>
+        <w:tab/>
+        <w:t>с = 2</w:t>
+      </w:r>
+    </w:p>
+    <w:p>
+      <w:pPr>
+        <w:spacing w:line="257" w:lineRule="auto"/>
+        <w:ind w:firstLine="709"/>
+        <w:jc w:val="both"/>
+      </w:pPr>
+    </w:p>
+    <w:p>
+      <w:pPr>
+        <w:spacing w:line="257" w:lineRule="auto"/>
+        <w:ind w:firstLine="709"/>
+        <w:jc w:val="both"/>
+      </w:pPr>
+    </w:p>
+    <w:p>
+      <w:pPr>
+        <w:spacing w:line="257" w:lineRule="auto"/>
+        <w:ind w:firstLine="709"/>
+        <w:jc w:val="both"/>
+      </w:pPr>
+    </w:p>
+    <w:p>
+      <w:pPr>
+        <w:spacing w:line="257" w:lineRule="auto"/>
+        <w:ind w:firstLine="709"/>
+        <w:jc w:val="both"/>
+      </w:pPr>
+    </w:p>
+    <w:tbl>
+      <w:tblPr>
+        <w:tblStyle w:val="af1"/>
+        <w:tblW w:w="0" w:type="auto"/>
+        <w:tblLook w:val="04A0" w:firstRow="1" w:lastRow="0" w:firstColumn="1" w:lastColumn="0" w:noHBand="0" w:noVBand="1"/>
+      </w:tblPr>
+      <w:tblGrid>
+        <w:gridCol w:w="416"/>
+        <w:gridCol w:w="833"/>
+        <w:gridCol w:w="743"/>
+        <w:gridCol w:w="729"/>
+        <w:gridCol w:w="1326"/>
+        <w:gridCol w:w="701"/>
+        <w:gridCol w:w="701"/>
+        <w:gridCol w:w="644"/>
+        <w:gridCol w:w="489"/>
+        <w:gridCol w:w="1136"/>
+        <w:gridCol w:w="1405"/>
+        <w:gridCol w:w="222"/>
+      </w:tblGrid>
+      <w:tr>
+        <w:trPr>
+          <w:gridAfter w:val="1"/>
+        </w:trPr>
+        <w:tc>
+          <w:tcPr>
+            <w:tcW w:w="0" w:type="auto"/>
+            <w:vMerge w:val="restart"/>
+          </w:tcPr>
+          <w:p>
+            <w:pPr>
+              <w:spacing w:line="257" w:lineRule="auto"/>
+              <w:jc w:val="center"/>
+              <w:rPr>
+                <w:sz w:val="20"/>
+                <w:szCs w:val="16"/>
+              </w:rPr>
+            </w:pPr>
+          </w:p>
+          <w:p>
+            <w:pPr>
+              <w:spacing w:line="257" w:lineRule="auto"/>
+              <w:jc w:val="center"/>
+              <w:rPr>
+                <w:sz w:val="20"/>
+                <w:szCs w:val="16"/>
+              </w:rPr>
+            </w:pPr>
+            <w:r>
+              <w:rPr>
+                <w:sz w:val="20"/>
+                <w:szCs w:val="16"/>
+              </w:rPr>
+              <w:t>№</w:t>
+            </w:r>
+          </w:p>
+        </w:tc>
+        <w:tc>
+          <w:tcPr>
+            <w:tcW w:w="0" w:type="auto"/>
+            <w:gridSpan w:val="3"/>
+          </w:tcPr>
+          <w:p>
+            <w:pPr>
+              <w:spacing w:line="257" w:lineRule="auto"/>
+              <w:jc w:val="center"/>
+              <w:rPr>
+                <w:sz w:val="20"/>
+                <w:szCs w:val="16"/>
+              </w:rPr>
+            </w:pPr>
+            <w:r>
+              <w:rPr>
+                <w:sz w:val="20"/>
+                <w:szCs w:val="16"/>
+              </w:rPr>
+              <w:t>Границы интервалов</w:t>
+            </w:r>
+          </w:p>
+        </w:tc>
+        <w:tc>
+          <w:tcPr>
+            <w:tcW w:w="0" w:type="auto"/>
+            <w:vMerge w:val="restart"/>
+          </w:tcPr>
+          <w:p>
+            <w:pPr>
+              <w:spacing w:line="257" w:lineRule="auto"/>
+              <w:jc w:val="center"/>
+              <w:rPr>
+                <w:sz w:val="20"/>
+                <w:szCs w:val="16"/>
+              </w:rPr>
+            </w:pPr>
+            <w:r>
+              <w:rPr>
+                <w:sz w:val="20"/>
+                <w:szCs w:val="16"/>
+              </w:rPr>
+              <w:t xml:space="preserve">Оценка вероятности </w:t>
+            </w:r>
+            <m:oMath>
+              <m:sSub>
+                <m:sSubPr>
+                  <m:ctrlPr>
+                    <w:rPr>
+                      <w:rFonts w:ascii="Cambria Math" w:hAnsi="Cambria Math"/>
+                      <w:i/>
+                      <w:sz w:val="20"/>
+                      <w:szCs w:val="16"/>
+                    </w:rPr>
+                  </m:ctrlPr>
+                </m:sSubPr>
+                <m:e>
+                  <m:acc>
+                    <m:accPr>
+                      <m:chr m:val="̃"/>
+                      <m:ctrlPr>
+                        <w:rPr>
+                          <w:rFonts w:ascii="Cambria Math" w:hAnsi="Cambria Math"/>
+                          <w:i/>
+                          <w:sz w:val="20"/>
+                          <w:szCs w:val="16"/>
+                        </w:rPr>
+                      </m:ctrlPr>
+                    </m:accPr>
+                    <m:e>
+                      <m:r>
+                        <w:rPr>
+                          <w:rFonts w:ascii="Cambria Math" w:hAnsi="Cambria Math"/>
+                          <w:sz w:val="20"/>
+                          <w:szCs w:val="16"/>
+                        </w:rPr>
+                        <m:t>p</m:t>
+                      </m:r>
+                    </m:e>
+                  </m:acc>
+                </m:e>
+                <m:sub>
+                  <m:r>
+                    <w:rPr>
+                      <w:rFonts w:ascii="Cambria Math" w:hAnsi="Cambria Math"/>
+                      <w:sz w:val="20"/>
+                      <w:szCs w:val="16"/>
+                    </w:rPr>
+                    <m:t>l</m:t>
+                  </m:r>
+                </m:sub>
+              </m:sSub>
+            </m:oMath>
+          </w:p>
+        </w:tc>
+        <w:tc>
+          <w:tcPr>
+            <w:tcW w:w="0" w:type="auto"/>
+            <w:gridSpan w:val="2"/>
+            <w:vMerge w:val="restart"/>
+          </w:tcPr>
+          <w:p>
+            <w:pPr>
+              <w:spacing w:line="257" w:lineRule="auto"/>
+              <w:jc w:val="center"/>
+              <w:rPr>
+                <w:sz w:val="20"/>
+                <w:szCs w:val="16"/>
+              </w:rPr>
+            </w:pPr>
+            <w:r>
+              <w:rPr>
+                <w:sz w:val="20"/>
+                <w:szCs w:val="16"/>
+              </w:rPr>
+              <w:t xml:space="preserve">Оценка мат. </w:t>
+            </w:r>
+            <w:r>
+              <w:rPr>
+                <w:sz w:val="20"/>
+                <w:szCs w:val="16"/>
+              </w:rPr>
+              <w:t>о</w:t>
+            </w:r>
+            <w:r>
+              <w:rPr>
+                <w:sz w:val="20"/>
+                <w:szCs w:val="16"/>
+              </w:rPr>
+              <w:t xml:space="preserve">жидания </w:t>
+            </w:r>
+            <m:oMath>
+              <m:r>
+                <w:rPr>
+                  <w:rFonts w:ascii="Cambria Math" w:hAnsi="Cambria Math"/>
+                  <w:sz w:val="20"/>
+                  <w:szCs w:val="16"/>
+                </w:rPr>
+                <m:t>n</m:t>
+              </m:r>
+              <m:sSub>
+                <m:sSubPr>
+                  <m:ctrlPr>
+                    <w:rPr>
+                      <w:rFonts w:ascii="Cambria Math" w:hAnsi="Cambria Math"/>
+                      <w:i/>
+                      <w:sz w:val="20"/>
+                      <w:szCs w:val="16"/>
+                    </w:rPr>
+                  </m:ctrlPr>
+                </m:sSubPr>
+                <m:e>
+                  <m:acc>
+                    <m:accPr>
+                      <m:chr m:val="̃"/>
+                      <m:ctrlPr>
+                        <w:rPr>
+                          <w:rFonts w:ascii="Cambria Math" w:hAnsi="Cambria Math"/>
+                          <w:i/>
+                          <w:sz w:val="20"/>
+                          <w:szCs w:val="16"/>
+                        </w:rPr>
+                      </m:ctrlPr>
+                    </m:accPr>
+                    <m:e>
+                      <m:r>
+                        <w:rPr>
+                          <w:rFonts w:ascii="Cambria Math" w:hAnsi="Cambria Math"/>
+                          <w:sz w:val="20"/>
+                          <w:szCs w:val="16"/>
+                        </w:rPr>
+                        <m:t>p</m:t>
+                      </m:r>
+                    </m:e>
+                  </m:acc>
+                </m:e>
+                <m:sub>
+                  <m:r>
+                    <w:rPr>
+                      <w:rFonts w:ascii="Cambria Math" w:hAnsi="Cambria Math"/>
+                      <w:sz w:val="20"/>
+                      <w:szCs w:val="16"/>
+                    </w:rPr>
+                    <m:t>l</m:t>
+                  </m:r>
+                </m:sub>
+              </m:sSub>
+            </m:oMath>
+          </w:p>
+        </w:tc>
+        <w:tc>
+          <w:tcPr>
+            <w:tcW w:w="0" w:type="auto"/>
+            <w:gridSpan w:val="2"/>
+            <w:vMerge w:val="restart"/>
+          </w:tcPr>
+          <w:p>
+            <w:pPr>
+              <w:spacing w:line="257" w:lineRule="auto"/>
+              <w:jc w:val="center"/>
+              <w:rPr>
+                <w:sz w:val="20"/>
+                <w:szCs w:val="16"/>
+              </w:rPr>
+            </w:pPr>
+            <w:r>
+              <w:rPr>
+                <w:sz w:val="20"/>
+                <w:szCs w:val="16"/>
+              </w:rPr>
+              <w:t>Частота в интервале</w:t>
+            </w:r>
+          </w:p>
+        </w:tc>
+        <w:tc>
+          <w:tcPr>
+            <w:tcW w:w="0" w:type="auto"/>
+            <w:vMerge w:val="restart"/>
+          </w:tcPr>
+          <w:p>
+            <w:pPr>
+              <w:spacing w:line="257" w:lineRule="auto"/>
+              <w:jc w:val="center"/>
+              <w:rPr>
+                <w:sz w:val="20"/>
+                <w:szCs w:val="16"/>
+              </w:rPr>
+            </w:pPr>
+            <w:r>
+              <w:rPr>
+                <w:sz w:val="20"/>
+                <w:szCs w:val="16"/>
+              </w:rPr>
+              <w:t>Уклонение</w:t>
+            </w:r>
+          </w:p>
+          <w:p>
+            <w:pPr>
+              <w:spacing w:line="257" w:lineRule="auto"/>
+              <w:jc w:val="center"/>
+              <w:rPr>
+                <w:sz w:val="20"/>
+                <w:szCs w:val="16"/>
+              </w:rPr>
+            </w:pPr>
+          </w:p>
+        </w:tc>
+        <w:tc>
+          <w:tcPr>
+            <w:tcW w:w="0" w:type="auto"/>
+            <w:vMerge w:val="restart"/>
+          </w:tcPr>
+          <w:p>
+            <w:pPr>
+              <w:spacing w:line="257" w:lineRule="auto"/>
+              <w:jc w:val="center"/>
+              <w:rPr>
+                <w:sz w:val="20"/>
+                <w:szCs w:val="16"/>
+              </w:rPr>
+            </w:pPr>
+            <w:r>
+              <w:rPr>
+                <w:sz w:val="20"/>
+                <w:szCs w:val="16"/>
+              </w:rPr>
+              <w:t>Взвешенные квадраты уклонений</w:t>
+            </w:r>
+          </w:p>
+        </w:tc>
+      </w:tr>
+      <w:tr>
+        <w:trPr>
+          <w:gridAfter w:val="1"/>
+          <w:trHeight w:val="730"/>
+        </w:trPr>
+        <w:tc>
+          <w:tcPr>
+            <w:tcW w:w="0" w:type="auto"/>
+            <w:vMerge/>
+          </w:tcPr>
+          <w:p>
+            <w:pPr>
+              <w:spacing w:line="257" w:lineRule="auto"/>
+              <w:jc w:val="center"/>
+              <w:rPr>
+                <w:sz w:val="20"/>
+                <w:szCs w:val="16"/>
+              </w:rPr>
+            </w:pPr>
+          </w:p>
+        </w:tc>
+        <w:tc>
+          <w:tcPr>
+            <w:tcW w:w="0" w:type="auto"/>
+          </w:tcPr>
+          <w:p>
+            <w:pPr>
+              <w:spacing w:line="257" w:lineRule="auto"/>
+              <w:jc w:val="center"/>
+              <w:rPr>
+                <w:sz w:val="20"/>
+                <w:szCs w:val="16"/>
+              </w:rPr>
+            </w:pPr>
+            <w:r>
+              <w:rPr>
+                <w:sz w:val="20"/>
+                <w:szCs w:val="16"/>
+              </w:rPr>
+              <w:t>Начало</w:t>
+            </w:r>
+          </w:p>
+        </w:tc>
+        <w:tc>
+          <w:tcPr>
+            <w:tcW w:w="0" w:type="auto"/>
+          </w:tcPr>
+          <w:p>
+            <w:pPr>
+              <w:spacing w:line="257" w:lineRule="auto"/>
+              <w:jc w:val="center"/>
+              <w:rPr>
+                <w:sz w:val="20"/>
+                <w:szCs w:val="16"/>
+              </w:rPr>
+            </w:pPr>
+            <w:r>
+              <w:rPr>
+                <w:sz w:val="20"/>
+                <w:szCs w:val="16"/>
+              </w:rPr>
+              <w:t>Конец</w:t>
+            </w:r>
+          </w:p>
+        </w:tc>
+        <w:tc>
+          <w:tcPr>
+            <w:tcW w:w="0" w:type="auto"/>
+          </w:tcPr>
+          <w:p>
+            <w:pPr>
+              <w:spacing w:line="257" w:lineRule="auto"/>
+              <w:jc w:val="center"/>
+              <w:rPr>
+                <w:sz w:val="20"/>
+                <w:szCs w:val="16"/>
+              </w:rPr>
+            </w:pPr>
+            <w:r>
+              <w:rPr>
+                <w:sz w:val="20"/>
+                <w:szCs w:val="16"/>
+              </w:rPr>
+              <w:t xml:space="preserve">В долях </w:t>
+            </w:r>
+            <m:oMath>
+              <m:r>
+                <w:rPr>
+                  <w:rFonts w:ascii="Cambria Math" w:hAnsi="Cambria Math"/>
+                  <w:sz w:val="20"/>
+                  <w:szCs w:val="16"/>
+                </w:rPr>
+                <m:t>σ</m:t>
+              </m:r>
+            </m:oMath>
+          </w:p>
+        </w:tc>
+        <w:tc>
+          <w:tcPr>
+            <w:tcW w:w="0" w:type="auto"/>
+            <w:vMerge/>
+          </w:tcPr>
+          <w:p>
+            <w:pPr>
+              <w:spacing w:line="257" w:lineRule="auto"/>
+              <w:jc w:val="center"/>
+              <w:rPr>
+                <w:sz w:val="20"/>
+                <w:szCs w:val="16"/>
+              </w:rPr>
+            </w:pPr>
+          </w:p>
+        </w:tc>
+        <w:tc>
+          <w:tcPr>
+            <w:tcW w:w="0" w:type="auto"/>
+            <w:gridSpan w:val="2"/>
+            <w:vMerge/>
+          </w:tcPr>
+          <w:p>
+            <w:pPr>
+              <w:spacing w:line="257" w:lineRule="auto"/>
+              <w:jc w:val="center"/>
+              <w:rPr>
+                <w:sz w:val="20"/>
+                <w:szCs w:val="16"/>
+              </w:rPr>
+            </w:pPr>
+          </w:p>
+        </w:tc>
+        <w:tc>
+          <w:tcPr>
+            <w:tcW w:w="0" w:type="auto"/>
+            <w:gridSpan w:val="2"/>
+            <w:vMerge/>
+          </w:tcPr>
+          <w:p>
+            <w:pPr>
+              <w:spacing w:line="257" w:lineRule="auto"/>
+              <w:jc w:val="center"/>
+              <w:rPr>
+                <w:sz w:val="20"/>
+                <w:szCs w:val="16"/>
+              </w:rPr>
+            </w:pPr>
+          </w:p>
+        </w:tc>
+        <w:tc>
+          <w:tcPr>
+            <w:tcW w:w="0" w:type="auto"/>
+            <w:vMerge/>
+          </w:tcPr>
+          <w:p>
+            <w:pPr>
+              <w:spacing w:line="257" w:lineRule="auto"/>
+              <w:jc w:val="center"/>
+              <w:rPr>
+                <w:sz w:val="20"/>
+                <w:szCs w:val="16"/>
+              </w:rPr>
+            </w:pPr>
+          </w:p>
+        </w:tc>
+        <w:tc>
+          <w:tcPr>
+            <w:tcW w:w="0" w:type="auto"/>
+            <w:vMerge/>
+          </w:tcPr>
+          <w:p>
+            <w:pPr>
+              <w:spacing w:line="257" w:lineRule="auto"/>
+              <w:jc w:val="center"/>
+              <w:rPr>
+                <w:sz w:val="20"/>
+                <w:szCs w:val="16"/>
+              </w:rPr>
+            </w:pPr>
+          </w:p>
+        </w:tc>
+      </w:tr>
+      <w:tr>
+        <w:trPr>
+          <w:gridAfter w:val="1"/>
+        </w:trPr>
+        <w:tc>
+          <w:tcPr>
+            <w:tcW w:w="0" w:type="auto"/>
+          </w:tcPr>
+          <w:p>
+            <w:pPr>
+              <w:spacing w:line="257" w:lineRule="auto"/>
+              <w:jc w:val="center"/>
+              <w:rPr>
+                <w:sz w:val="20"/>
+                <w:szCs w:val="16"/>
+              </w:rPr>
+            </w:pPr>
+            <w:r>
+              <w:rPr>
+                <w:sz w:val="20"/>
+                <w:szCs w:val="16"/>
+              </w:rPr>
+              <w:t>1</w:t>
+            </w:r>
+          </w:p>
+        </w:tc>
+        <w:tc>
+          <w:tcPr>
+            <w:tcW w:w="0" w:type="auto"/>
+          </w:tcPr>
+          <w:p>
+            <w:pPr>
+              <w:spacing w:line="257" w:lineRule="auto"/>
+              <w:jc w:val="center"/>
+              <w:rPr>
+                <w:sz w:val="20"/>
+                <w:szCs w:val="16"/>
+              </w:rPr>
+            </w:pPr>
+            <w:r>
+              <w:rPr>
+                <w:sz w:val="20"/>
+                <w:szCs w:val="16"/>
+              </w:rPr>
+              <w:t>965</w:t>
+            </w:r>
+          </w:p>
+        </w:tc>
+        <w:tc>
+          <w:tcPr>
+            <w:tcW w:w="0" w:type="auto"/>
+          </w:tcPr>
+          <w:p>
+            <w:pPr>
+              <w:spacing w:line="257" w:lineRule="auto"/>
+              <w:jc w:val="center"/>
+              <w:rPr>
+                <w:sz w:val="20"/>
+                <w:szCs w:val="16"/>
+              </w:rPr>
+            </w:pPr>
+            <w:r>
+              <w:rPr>
+                <w:sz w:val="20"/>
+                <w:szCs w:val="16"/>
+              </w:rPr>
+              <w:t>971</w:t>
+            </w:r>
+          </w:p>
+        </w:tc>
+        <w:tc>
+          <w:tcPr>
+            <w:tcW w:w="0" w:type="auto"/>
+            <w:tcBorders>
+              <w:top w:val="single" w:sz="4" w:space="0" w:color="auto"/>
+              <w:left w:val="single" w:sz="4" w:space="0" w:color="auto"/>
+              <w:bottom w:val="single" w:sz="4" w:space="0" w:color="auto"/>
+              <w:right w:val="single" w:sz="4" w:space="0" w:color="auto"/>
+            </w:tcBorders>
+            <w:vAlign w:val="bottom"/>
+          </w:tcPr>
+          <w:p>
+            <w:pPr>
+              <w:spacing w:line="257" w:lineRule="auto"/>
+              <w:jc w:val="center"/>
+              <w:rPr>
+                <w:sz w:val="18"/>
+                <w:szCs w:val="14"/>
+              </w:rPr>
+            </w:pPr>
+            <w:r>
+              <w:rPr>
+                <w:color w:val="000000"/>
+                <w:sz w:val="18"/>
+                <w:szCs w:val="14"/>
+              </w:rPr>
+              <w:t>-2,701</w:t>
+            </w:r>
+          </w:p>
+        </w:tc>
+        <w:tc>
+          <w:tcPr>
+            <w:tcW w:w="0" w:type="auto"/>
+          </w:tcPr>
+          <w:p>
+            <w:pPr>
+              <w:spacing w:line="257" w:lineRule="auto"/>
+              <w:jc w:val="center"/>
+              <w:rPr>
+                <w:sz w:val="20"/>
+                <w:szCs w:val="16"/>
+              </w:rPr>
+            </w:pPr>
+            <w:r>
+              <w:rPr>
+                <w:sz w:val="20"/>
+                <w:szCs w:val="16"/>
+              </w:rPr>
+              <w:t>0</w:t>
+            </w:r>
+            <w:r>
+              <w:rPr>
+                <w:sz w:val="20"/>
+                <w:szCs w:val="16"/>
+              </w:rPr>
+              <w:t>,</w:t>
+            </w:r>
+            <w:r>
+              <w:rPr>
+                <w:sz w:val="20"/>
+                <w:szCs w:val="16"/>
+              </w:rPr>
+              <w:t>0065</w:t>
+            </w:r>
+            <w:r>
+              <w:rPr>
+                <w:sz w:val="20"/>
+                <w:szCs w:val="16"/>
+              </w:rPr>
+              <w:t>9</w:t>
+            </w:r>
+          </w:p>
+        </w:tc>
+        <w:tc>
+          <w:tcPr>
+            <w:tcW w:w="0" w:type="auto"/>
+            <w:tcBorders>
+              <w:top w:val="single" w:sz="4" w:space="0" w:color="auto"/>
+              <w:left w:val="nil"/>
+              <w:bottom w:val="single" w:sz="4" w:space="0" w:color="auto"/>
+              <w:right w:val="single" w:sz="4" w:space="0" w:color="auto"/>
+            </w:tcBorders>
+            <w:vAlign w:val="bottom"/>
+          </w:tcPr>
+          <w:p>
+            <w:pPr>
+              <w:spacing w:line="257" w:lineRule="auto"/>
+              <w:jc w:val="center"/>
+              <w:rPr>
+                <w:sz w:val="20"/>
+                <w:szCs w:val="16"/>
+              </w:rPr>
+            </w:pPr>
+            <w:r>
+              <w:rPr>
+                <w:color w:val="000000"/>
+                <w:sz w:val="20"/>
+                <w:szCs w:val="16"/>
+              </w:rPr>
+              <w:t>1,32</w:t>
+            </w:r>
+          </w:p>
+        </w:tc>
+        <w:tc>
+          <w:tcPr>
+            <w:tcW w:w="0" w:type="auto"/>
+            <w:vMerge w:val="restart"/>
+          </w:tcPr>
+          <w:p>
+            <w:pPr>
+              <w:spacing w:line="257" w:lineRule="auto"/>
+              <w:jc w:val="center"/>
+              <w:rPr>
+                <w:sz w:val="20"/>
+                <w:szCs w:val="16"/>
+              </w:rPr>
+            </w:pPr>
+            <w:r>
+              <w:rPr>
+                <w:sz w:val="20"/>
+                <w:szCs w:val="16"/>
+              </w:rPr>
+              <w:t>7,126</w:t>
+            </w:r>
+          </w:p>
+        </w:tc>
+        <w:tc>
+          <w:tcPr>
+            <w:tcW w:w="0" w:type="auto"/>
+            <w:tcBorders>
+              <w:top w:val="single" w:sz="4" w:space="0" w:color="000000"/>
+              <w:left w:val="single" w:sz="4" w:space="0" w:color="000000"/>
+              <w:bottom w:val="single" w:sz="4" w:space="0" w:color="000000"/>
+              <w:right w:val="single" w:sz="4" w:space="0" w:color="000000"/>
+            </w:tcBorders>
+            <w:shd w:val="clear" w:color="F2F4F3" w:fill="F2F4F3"/>
+            <w:vAlign w:val="bottom"/>
+          </w:tcPr>
+          <w:p>
+            <w:pPr>
+              <w:spacing w:line="257" w:lineRule="auto"/>
+              <w:jc w:val="center"/>
+              <w:rPr>
+                <w:sz w:val="20"/>
+                <w:szCs w:val="16"/>
+              </w:rPr>
+            </w:pPr>
+            <w:r>
+              <w:rPr>
+                <w:color w:val="000000"/>
+                <w:sz w:val="20"/>
+                <w:szCs w:val="16"/>
+              </w:rPr>
+              <w:t>1</w:t>
+            </w:r>
+          </w:p>
+        </w:tc>
+        <w:tc>
+          <w:tcPr>
+            <w:tcW w:w="0" w:type="auto"/>
+            <w:vMerge w:val="restart"/>
+          </w:tcPr>
+          <w:p>
+            <w:pPr>
+              <w:spacing w:line="257" w:lineRule="auto"/>
+              <w:jc w:val="center"/>
+              <w:rPr>
+                <w:sz w:val="20"/>
+                <w:szCs w:val="16"/>
+              </w:rPr>
+            </w:pPr>
+            <w:r>
+              <w:rPr>
+                <w:sz w:val="20"/>
+                <w:szCs w:val="16"/>
+              </w:rPr>
+              <w:t>9</w:t>
+            </w:r>
+          </w:p>
+        </w:tc>
+        <w:tc>
+          <w:tcPr>
+            <w:tcW w:w="0" w:type="auto"/>
+            <w:vMerge w:val="restart"/>
+          </w:tcPr>
+          <w:p>
+            <w:pPr>
+              <w:spacing w:line="360" w:lineRule="auto"/>
+              <w:jc w:val="center"/>
+              <w:rPr>
+                <w:sz w:val="22"/>
+                <w:szCs w:val="18"/>
+                <w:lang w:val="en-US"/>
+              </w:rPr>
+            </w:pPr>
+            <w:r>
+              <w:rPr>
+                <w:sz w:val="22"/>
+                <w:szCs w:val="18"/>
+                <w:lang w:val="en-US"/>
+              </w:rPr>
+              <w:t>1,874</w:t>
+            </w:r>
+          </w:p>
+        </w:tc>
+        <w:tc>
+          <w:tcPr>
+            <w:tcW w:w="0" w:type="auto"/>
+            <w:vMerge w:val="restart"/>
+            <w:tcBorders>
+              <w:top w:val="single" w:sz="4" w:space="0" w:color="auto"/>
+              <w:left w:val="single" w:sz="4" w:space="0" w:color="auto"/>
+              <w:bottom w:val="single" w:sz="4" w:space="0" w:color="000000"/>
+              <w:right w:val="single" w:sz="4" w:space="0" w:color="auto"/>
+            </w:tcBorders>
+          </w:tcPr>
+          <w:p>
+            <w:pPr>
+              <w:spacing w:line="240" w:lineRule="auto"/>
+              <w:jc w:val="center"/>
+              <w:rPr>
+                <w:sz w:val="22"/>
+                <w:szCs w:val="18"/>
+                <w:lang w:val="en-US"/>
+              </w:rPr>
+            </w:pPr>
+            <w:r>
+              <w:rPr>
+                <w:rFonts w:ascii="Liberation Sans" w:hAnsi="Liberation Sans"/>
+                <w:color w:val="000000"/>
+                <w:sz w:val="20"/>
+                <w:szCs w:val="20"/>
+              </w:rPr>
+              <w:t>0,4928</w:t>
+            </w:r>
+          </w:p>
+        </w:tc>
+      </w:tr>
+      <w:tr>
+        <w:tc>
+          <w:tcPr>
+            <w:tcW w:w="0" w:type="auto"/>
+          </w:tcPr>
+          <w:p>
+            <w:pPr>
+              <w:spacing w:line="257" w:lineRule="auto"/>
+              <w:jc w:val="center"/>
+              <w:rPr>
+                <w:sz w:val="20"/>
+                <w:szCs w:val="16"/>
+              </w:rPr>
+            </w:pPr>
+            <w:r>
+              <w:rPr>
+                <w:sz w:val="20"/>
+                <w:szCs w:val="16"/>
+              </w:rPr>
+              <w:t>2</w:t>
+            </w:r>
+          </w:p>
+        </w:tc>
+        <w:tc>
+          <w:tcPr>
+            <w:tcW w:w="0" w:type="auto"/>
+          </w:tcPr>
+          <w:p>
+            <w:pPr>
+              <w:spacing w:line="257" w:lineRule="auto"/>
+              <w:jc w:val="center"/>
+              <w:rPr>
+                <w:sz w:val="20"/>
+                <w:szCs w:val="16"/>
+              </w:rPr>
+            </w:pPr>
+            <w:r>
+              <w:rPr>
+                <w:sz w:val="20"/>
+                <w:szCs w:val="16"/>
+              </w:rPr>
+              <w:t>971</w:t>
+            </w:r>
+          </w:p>
+        </w:tc>
+        <w:tc>
+          <w:tcPr>
+            <w:tcW w:w="0" w:type="auto"/>
+          </w:tcPr>
+          <w:p>
+            <w:pPr>
+              <w:spacing w:line="257" w:lineRule="auto"/>
+              <w:jc w:val="center"/>
+              <w:rPr>
+                <w:sz w:val="20"/>
+                <w:szCs w:val="16"/>
+              </w:rPr>
+            </w:pPr>
+            <w:r>
+              <w:rPr>
+                <w:sz w:val="20"/>
+                <w:szCs w:val="16"/>
+              </w:rPr>
+              <w:t>977</w:t>
+            </w:r>
+          </w:p>
+        </w:tc>
+        <w:tc>
+          <w:tcPr>
+            <w:tcW w:w="0" w:type="auto"/>
+            <w:tcBorders>
+              <w:top w:val="nil"/>
+              <w:left w:val="single" w:sz="4" w:space="0" w:color="auto"/>
+              <w:bottom w:val="single" w:sz="4" w:space="0" w:color="auto"/>
+              <w:right w:val="single" w:sz="4" w:space="0" w:color="auto"/>
+            </w:tcBorders>
+            <w:vAlign w:val="bottom"/>
+          </w:tcPr>
+          <w:p>
+            <w:pPr>
+              <w:spacing w:line="257" w:lineRule="auto"/>
+              <w:jc w:val="center"/>
+              <w:rPr>
+                <w:sz w:val="18"/>
+                <w:szCs w:val="14"/>
+              </w:rPr>
+            </w:pPr>
+            <w:r>
+              <w:rPr>
+                <w:color w:val="000000"/>
+                <w:sz w:val="18"/>
+                <w:szCs w:val="14"/>
+              </w:rPr>
+              <w:t>-2,093</w:t>
+            </w:r>
+          </w:p>
+        </w:tc>
+        <w:tc>
+          <w:tcPr>
+            <w:tcW w:w="0" w:type="auto"/>
+          </w:tcPr>
+          <w:p>
+            <w:pPr>
+              <w:spacing w:line="257" w:lineRule="auto"/>
+              <w:jc w:val="center"/>
+              <w:rPr>
+                <w:sz w:val="20"/>
+                <w:szCs w:val="16"/>
+              </w:rPr>
+            </w:pPr>
+            <w:r>
+              <w:rPr>
+                <w:sz w:val="20"/>
+                <w:szCs w:val="16"/>
+              </w:rPr>
+              <w:t>0</w:t>
+            </w:r>
+            <w:r>
+              <w:rPr>
+                <w:sz w:val="20"/>
+                <w:szCs w:val="16"/>
+              </w:rPr>
+              <w:t>,</w:t>
+            </w:r>
+            <w:r>
+              <w:rPr>
+                <w:sz w:val="20"/>
+                <w:szCs w:val="16"/>
+              </w:rPr>
+              <w:t>0290</w:t>
+            </w:r>
+            <w:r>
+              <w:rPr>
+                <w:sz w:val="20"/>
+                <w:szCs w:val="16"/>
+              </w:rPr>
+              <w:t>4</w:t>
+            </w:r>
+          </w:p>
+        </w:tc>
+        <w:tc>
+          <w:tcPr>
+            <w:tcW w:w="0" w:type="auto"/>
+            <w:tcBorders>
+              <w:top w:val="nil"/>
+              <w:left w:val="nil"/>
+              <w:bottom w:val="single" w:sz="4" w:space="0" w:color="auto"/>
+              <w:right w:val="single" w:sz="4" w:space="0" w:color="auto"/>
+            </w:tcBorders>
+            <w:vAlign w:val="bottom"/>
+          </w:tcPr>
+          <w:p>
+            <w:pPr>
+              <w:spacing w:line="257" w:lineRule="auto"/>
+              <w:jc w:val="center"/>
+              <w:rPr>
+                <w:sz w:val="20"/>
+                <w:szCs w:val="16"/>
+              </w:rPr>
+            </w:pPr>
+            <w:r>
+              <w:rPr>
+                <w:color w:val="000000"/>
+                <w:sz w:val="20"/>
+                <w:szCs w:val="16"/>
+              </w:rPr>
+              <w:t>5,81</w:t>
+            </w:r>
+          </w:p>
+        </w:tc>
+        <w:tc>
+          <w:tcPr>
+            <w:tcW w:w="0" w:type="auto"/>
+            <w:vMerge/>
+          </w:tcPr>
+          <w:p>
+            <w:pPr>
+              <w:spacing w:line="257" w:lineRule="auto"/>
+              <w:jc w:val="center"/>
+              <w:rPr>
+                <w:sz w:val="20"/>
+                <w:szCs w:val="16"/>
+              </w:rPr>
+            </w:pPr>
+          </w:p>
+        </w:tc>
+        <w:tc>
+          <w:tcPr>
+            <w:tcW w:w="0" w:type="auto"/>
+            <w:tcBorders>
+              <w:top w:val="nil"/>
+              <w:left w:val="single" w:sz="4" w:space="0" w:color="000000"/>
+              <w:bottom w:val="single" w:sz="4" w:space="0" w:color="000000"/>
+              <w:right w:val="single" w:sz="4" w:space="0" w:color="000000"/>
+            </w:tcBorders>
+            <w:shd w:val="clear" w:color="F2F4F3" w:fill="F2F4F3"/>
+            <w:vAlign w:val="bottom"/>
+          </w:tcPr>
+          <w:p>
+            <w:pPr>
+              <w:spacing w:line="257" w:lineRule="auto"/>
+              <w:jc w:val="center"/>
+              <w:rPr>
+                <w:sz w:val="20"/>
+                <w:szCs w:val="16"/>
+              </w:rPr>
+            </w:pPr>
+            <w:r>
+              <w:rPr>
+                <w:color w:val="000000"/>
+                <w:sz w:val="20"/>
+                <w:szCs w:val="16"/>
+              </w:rPr>
+              <w:t>8</w:t>
+            </w:r>
+          </w:p>
+        </w:tc>
+        <w:tc>
+          <w:tcPr>
+            <w:tcW w:w="0" w:type="auto"/>
+            <w:vMerge/>
+          </w:tcPr>
+          <w:p>
+            <w:pPr>
+              <w:spacing w:line="257" w:lineRule="auto"/>
+              <w:jc w:val="center"/>
+              <w:rPr>
+                <w:sz w:val="20"/>
+                <w:szCs w:val="16"/>
+              </w:rPr>
+            </w:pPr>
+          </w:p>
+        </w:tc>
+        <w:tc>
+          <w:tcPr>
+            <w:tcW w:w="0" w:type="auto"/>
+            <w:vMerge/>
+          </w:tcPr>
+          <w:p>
+            <w:pPr>
+              <w:spacing w:line="257" w:lineRule="auto"/>
+              <w:jc w:val="center"/>
+              <w:rPr>
+                <w:sz w:val="22"/>
+                <w:szCs w:val="18"/>
+              </w:rPr>
+            </w:pPr>
+          </w:p>
+        </w:tc>
+        <w:tc>
+          <w:tcPr>
+            <w:tcW w:w="0" w:type="auto"/>
+            <w:vMerge/>
+            <w:tcBorders>
+              <w:top w:val="single" w:sz="4" w:space="0" w:color="auto"/>
+              <w:left w:val="single" w:sz="4" w:space="0" w:color="auto"/>
+              <w:bottom w:val="single" w:sz="4" w:space="0" w:color="000000"/>
+              <w:right w:val="single" w:sz="4" w:space="0" w:color="auto"/>
+            </w:tcBorders>
+            <w:vAlign w:val="center"/>
+          </w:tcPr>
+          <w:p>
+            <w:pPr>
+              <w:spacing w:line="257" w:lineRule="auto"/>
+              <w:jc w:val="center"/>
+              <w:rPr>
+                <w:sz w:val="22"/>
+                <w:szCs w:val="18"/>
+              </w:rPr>
+            </w:pPr>
+          </w:p>
+        </w:tc>
+        <w:tc>
+          <w:tcPr>
+            <w:tcW w:w="0" w:type="auto"/>
+            <w:tcBorders>
+              <w:top w:val="nil"/>
+              <w:left w:val="nil"/>
+              <w:bottom w:val="nil"/>
+              <w:right w:val="nil"/>
+            </w:tcBorders>
+            <w:vAlign w:val="bottom"/>
+          </w:tcPr>
+          <w:p>
+            <w:pPr>
+              <w:spacing w:line="259" w:lineRule="auto"/>
+            </w:pPr>
+          </w:p>
+        </w:tc>
+      </w:tr>
+      <w:tr>
+        <w:trPr>
+          <w:gridAfter w:val="1"/>
+        </w:trPr>
+        <w:tc>
+          <w:tcPr>
+            <w:tcW w:w="0" w:type="auto"/>
+          </w:tcPr>
+          <w:p>
+            <w:pPr>
+              <w:spacing w:line="257" w:lineRule="auto"/>
+              <w:jc w:val="center"/>
+              <w:rPr>
+                <w:sz w:val="20"/>
+                <w:szCs w:val="16"/>
+              </w:rPr>
+            </w:pPr>
+            <w:r>
+              <w:rPr>
+                <w:sz w:val="20"/>
+                <w:szCs w:val="16"/>
+              </w:rPr>
+              <w:t>3</w:t>
+            </w:r>
+          </w:p>
+        </w:tc>
+        <w:tc>
+          <w:tcPr>
+            <w:tcW w:w="0" w:type="auto"/>
+          </w:tcPr>
+          <w:p>
+            <w:pPr>
+              <w:spacing w:line="257" w:lineRule="auto"/>
+              <w:jc w:val="center"/>
+              <w:rPr>
+                <w:sz w:val="20"/>
+                <w:szCs w:val="16"/>
+              </w:rPr>
+            </w:pPr>
+            <w:r>
+              <w:rPr>
+                <w:sz w:val="20"/>
+                <w:szCs w:val="16"/>
+              </w:rPr>
+              <w:t>977</w:t>
+            </w:r>
+          </w:p>
+        </w:tc>
+        <w:tc>
+          <w:tcPr>
+            <w:tcW w:w="0" w:type="auto"/>
+          </w:tcPr>
+          <w:p>
+            <w:pPr>
+              <w:spacing w:line="257" w:lineRule="auto"/>
+              <w:jc w:val="center"/>
+              <w:rPr>
+                <w:sz w:val="20"/>
+                <w:szCs w:val="16"/>
+              </w:rPr>
+            </w:pPr>
+            <w:r>
+              <w:rPr>
+                <w:sz w:val="20"/>
+                <w:szCs w:val="16"/>
+              </w:rPr>
+              <w:t>983</w:t>
+            </w:r>
+          </w:p>
+        </w:tc>
+        <w:tc>
+          <w:tcPr>
+            <w:tcW w:w="0" w:type="auto"/>
+            <w:tcBorders>
+              <w:top w:val="nil"/>
+              <w:left w:val="single" w:sz="4" w:space="0" w:color="auto"/>
+              <w:bottom w:val="single" w:sz="4" w:space="0" w:color="auto"/>
+              <w:right w:val="single" w:sz="4" w:space="0" w:color="auto"/>
+            </w:tcBorders>
+            <w:vAlign w:val="bottom"/>
+          </w:tcPr>
+          <w:p>
+            <w:pPr>
+              <w:spacing w:line="257" w:lineRule="auto"/>
+              <w:jc w:val="center"/>
+              <w:rPr>
+                <w:sz w:val="18"/>
+                <w:szCs w:val="14"/>
+              </w:rPr>
+            </w:pPr>
+            <w:r>
+              <w:rPr>
+                <w:color w:val="000000"/>
+                <w:sz w:val="18"/>
+                <w:szCs w:val="14"/>
+              </w:rPr>
+              <w:t>-1,484</w:t>
+            </w:r>
+          </w:p>
+        </w:tc>
+        <w:tc>
+          <w:tcPr>
+            <w:tcW w:w="0" w:type="auto"/>
+          </w:tcPr>
+          <w:p>
+            <w:pPr>
+              <w:spacing w:line="257" w:lineRule="auto"/>
+              <w:jc w:val="center"/>
+              <w:rPr>
+                <w:sz w:val="20"/>
+                <w:szCs w:val="16"/>
+              </w:rPr>
+            </w:pPr>
+            <w:r>
+              <w:rPr>
+                <w:sz w:val="20"/>
+                <w:szCs w:val="16"/>
+              </w:rPr>
+              <w:t>0</w:t>
+            </w:r>
+            <w:r>
+              <w:rPr>
+                <w:sz w:val="20"/>
+                <w:szCs w:val="16"/>
+              </w:rPr>
+              <w:t>,</w:t>
+            </w:r>
+            <w:r>
+              <w:rPr>
+                <w:sz w:val="20"/>
+                <w:szCs w:val="16"/>
+              </w:rPr>
+              <w:t>0822</w:t>
+            </w:r>
+            <w:r>
+              <w:rPr>
+                <w:sz w:val="20"/>
+                <w:szCs w:val="16"/>
+              </w:rPr>
+              <w:t>3</w:t>
+            </w:r>
+          </w:p>
+        </w:tc>
+        <w:tc>
+          <w:tcPr>
+            <w:tcW w:w="0" w:type="auto"/>
+            <w:tcBorders>
+              <w:top w:val="nil"/>
+              <w:left w:val="nil"/>
+              <w:bottom w:val="single" w:sz="4" w:space="0" w:color="auto"/>
+              <w:right w:val="single" w:sz="4" w:space="0" w:color="auto"/>
+            </w:tcBorders>
+            <w:vAlign w:val="bottom"/>
+          </w:tcPr>
+          <w:p>
+            <w:pPr>
+              <w:spacing w:line="257" w:lineRule="auto"/>
+              <w:jc w:val="center"/>
+              <w:rPr>
+                <w:sz w:val="20"/>
+                <w:szCs w:val="16"/>
+              </w:rPr>
+            </w:pPr>
+            <w:r>
+              <w:rPr>
+                <w:color w:val="000000"/>
+                <w:sz w:val="20"/>
+                <w:szCs w:val="16"/>
+              </w:rPr>
+              <w:t>16,45</w:t>
+            </w:r>
+          </w:p>
+        </w:tc>
+        <w:tc>
+          <w:tcPr>
+            <w:tcW w:w="0" w:type="auto"/>
+          </w:tcPr>
+          <w:p>
+            <w:pPr>
+              <w:spacing w:line="257" w:lineRule="auto"/>
+              <w:jc w:val="center"/>
+              <w:rPr>
+                <w:sz w:val="20"/>
+                <w:szCs w:val="16"/>
+              </w:rPr>
+            </w:pPr>
+          </w:p>
+        </w:tc>
+        <w:tc>
+          <w:tcPr>
+            <w:tcW w:w="0" w:type="auto"/>
+            <w:tcBorders>
+              <w:top w:val="nil"/>
+              <w:left w:val="single" w:sz="4" w:space="0" w:color="000000"/>
+              <w:bottom w:val="single" w:sz="4" w:space="0" w:color="000000"/>
+              <w:right w:val="single" w:sz="4" w:space="0" w:color="000000"/>
+            </w:tcBorders>
+            <w:shd w:val="clear" w:color="F2F4F3" w:fill="F2F4F3"/>
+            <w:vAlign w:val="bottom"/>
+          </w:tcPr>
+          <w:p>
+            <w:pPr>
+              <w:spacing w:line="257" w:lineRule="auto"/>
+              <w:jc w:val="center"/>
+              <w:rPr>
+                <w:sz w:val="20"/>
+                <w:szCs w:val="16"/>
+              </w:rPr>
+            </w:pPr>
+            <w:r>
+              <w:rPr>
+                <w:color w:val="000000"/>
+                <w:sz w:val="20"/>
+                <w:szCs w:val="16"/>
+              </w:rPr>
+              <w:t>14</w:t>
+            </w:r>
+          </w:p>
+        </w:tc>
+        <w:tc>
+          <w:tcPr>
+            <w:tcW w:w="0" w:type="auto"/>
+          </w:tcPr>
+          <w:p>
+            <w:pPr>
+              <w:spacing w:line="257" w:lineRule="auto"/>
+              <w:jc w:val="center"/>
+              <w:rPr>
+                <w:sz w:val="20"/>
+                <w:szCs w:val="16"/>
+              </w:rPr>
+            </w:pPr>
+          </w:p>
+        </w:tc>
+        <w:tc>
+          <w:tcPr>
+            <w:tcW w:w="0" w:type="auto"/>
+            <w:tcBorders>
+              <w:top w:val="single" w:sz="4" w:space="0" w:color="auto"/>
+              <w:left w:val="single" w:sz="4" w:space="0" w:color="auto"/>
+              <w:bottom w:val="single" w:sz="4" w:space="0" w:color="auto"/>
+              <w:right w:val="single" w:sz="4" w:space="0" w:color="auto"/>
+            </w:tcBorders>
+            <w:vAlign w:val="center"/>
+          </w:tcPr>
+          <w:p>
+            <w:pPr>
+              <w:spacing w:line="257" w:lineRule="auto"/>
+              <w:jc w:val="center"/>
+              <w:rPr>
+                <w:sz w:val="22"/>
+                <w:szCs w:val="18"/>
+              </w:rPr>
+            </w:pPr>
+            <w:r>
+              <w:rPr>
+                <w:color w:val="000000"/>
+                <w:sz w:val="22"/>
+                <w:szCs w:val="18"/>
+              </w:rPr>
+              <w:t>-2,446</w:t>
+            </w:r>
+          </w:p>
+        </w:tc>
+        <w:tc>
+          <w:tcPr>
+            <w:tcW w:w="0" w:type="auto"/>
+            <w:tcBorders>
+              <w:top w:val="single" w:sz="4" w:space="0" w:color="auto"/>
+              <w:left w:val="nil"/>
+              <w:bottom w:val="single" w:sz="4" w:space="0" w:color="auto"/>
+              <w:right w:val="single" w:sz="4" w:space="0" w:color="auto"/>
+            </w:tcBorders>
+            <w:vAlign w:val="center"/>
+          </w:tcPr>
+          <w:p>
+            <w:pPr>
+              <w:spacing w:line="257" w:lineRule="auto"/>
+              <w:jc w:val="center"/>
+              <w:rPr>
+                <w:sz w:val="22"/>
+                <w:szCs w:val="18"/>
+              </w:rPr>
+            </w:pPr>
+            <w:r>
+              <w:rPr>
+                <w:color w:val="000000"/>
+                <w:sz w:val="22"/>
+                <w:szCs w:val="18"/>
+              </w:rPr>
+              <w:t>0,3638</w:t>
+            </w:r>
+          </w:p>
+        </w:tc>
+      </w:tr>
+      <w:tr>
+        <w:trPr>
+          <w:gridAfter w:val="1"/>
+        </w:trPr>
+        <w:tc>
+          <w:tcPr>
+            <w:tcW w:w="0" w:type="auto"/>
+          </w:tcPr>
+          <w:p>
+            <w:pPr>
+              <w:spacing w:line="257" w:lineRule="auto"/>
+              <w:jc w:val="center"/>
+              <w:rPr>
+                <w:sz w:val="20"/>
+                <w:szCs w:val="16"/>
+              </w:rPr>
+            </w:pPr>
+            <w:r>
+              <w:rPr>
+                <w:sz w:val="20"/>
+                <w:szCs w:val="16"/>
+              </w:rPr>
+              <w:t>4</w:t>
+            </w:r>
+          </w:p>
+        </w:tc>
+        <w:tc>
+          <w:tcPr>
+            <w:tcW w:w="0" w:type="auto"/>
+          </w:tcPr>
+          <w:p>
+            <w:pPr>
+              <w:spacing w:line="257" w:lineRule="auto"/>
+              <w:jc w:val="center"/>
+              <w:rPr>
+                <w:sz w:val="20"/>
+                <w:szCs w:val="16"/>
+              </w:rPr>
+            </w:pPr>
+            <w:r>
+              <w:rPr>
+                <w:sz w:val="20"/>
+                <w:szCs w:val="16"/>
+              </w:rPr>
+              <w:t>983</w:t>
+            </w:r>
+          </w:p>
+        </w:tc>
+        <w:tc>
+          <w:tcPr>
+            <w:tcW w:w="0" w:type="auto"/>
+          </w:tcPr>
+          <w:p>
+            <w:pPr>
+              <w:spacing w:line="257" w:lineRule="auto"/>
+              <w:jc w:val="center"/>
+              <w:rPr>
+                <w:sz w:val="20"/>
+                <w:szCs w:val="16"/>
+              </w:rPr>
+            </w:pPr>
+            <w:r>
+              <w:rPr>
+                <w:sz w:val="20"/>
+                <w:szCs w:val="16"/>
+              </w:rPr>
+              <w:t>989</w:t>
+            </w:r>
+          </w:p>
+        </w:tc>
+        <w:tc>
+          <w:tcPr>
+            <w:tcW w:w="0" w:type="auto"/>
+            <w:tcBorders>
+              <w:top w:val="nil"/>
+              <w:left w:val="single" w:sz="4" w:space="0" w:color="auto"/>
+              <w:bottom w:val="single" w:sz="4" w:space="0" w:color="auto"/>
+              <w:right w:val="single" w:sz="4" w:space="0" w:color="auto"/>
+            </w:tcBorders>
+            <w:vAlign w:val="bottom"/>
+          </w:tcPr>
+          <w:p>
+            <w:pPr>
+              <w:spacing w:line="257" w:lineRule="auto"/>
+              <w:jc w:val="center"/>
+              <w:rPr>
+                <w:sz w:val="18"/>
+                <w:szCs w:val="14"/>
+              </w:rPr>
+            </w:pPr>
+            <w:r>
+              <w:rPr>
+                <w:color w:val="000000"/>
+                <w:sz w:val="18"/>
+                <w:szCs w:val="14"/>
+              </w:rPr>
+              <w:t>-0,876</w:t>
+            </w:r>
+          </w:p>
+        </w:tc>
+        <w:tc>
+          <w:tcPr>
+            <w:tcW w:w="0" w:type="auto"/>
+          </w:tcPr>
+          <w:p>
+            <w:pPr>
+              <w:spacing w:line="257" w:lineRule="auto"/>
+              <w:jc w:val="center"/>
+              <w:rPr>
+                <w:sz w:val="20"/>
+                <w:szCs w:val="16"/>
+              </w:rPr>
+            </w:pPr>
+            <w:r>
+              <w:rPr>
+                <w:sz w:val="20"/>
+                <w:szCs w:val="16"/>
+              </w:rPr>
+              <w:t>0</w:t>
+            </w:r>
+            <w:r>
+              <w:rPr>
+                <w:sz w:val="20"/>
+                <w:szCs w:val="16"/>
+              </w:rPr>
+              <w:t>,</w:t>
+            </w:r>
+            <w:r>
+              <w:rPr>
+                <w:sz w:val="20"/>
+                <w:szCs w:val="16"/>
+              </w:rPr>
+              <w:t>16446</w:t>
+            </w:r>
+          </w:p>
+        </w:tc>
+        <w:tc>
+          <w:tcPr>
+            <w:tcW w:w="0" w:type="auto"/>
+            <w:tcBorders>
+              <w:top w:val="nil"/>
+              <w:left w:val="nil"/>
+              <w:bottom w:val="single" w:sz="4" w:space="0" w:color="auto"/>
+              <w:right w:val="single" w:sz="4" w:space="0" w:color="auto"/>
+            </w:tcBorders>
+            <w:vAlign w:val="bottom"/>
+          </w:tcPr>
+          <w:p>
+            <w:pPr>
+              <w:spacing w:line="257" w:lineRule="auto"/>
+              <w:jc w:val="center"/>
+              <w:rPr>
+                <w:sz w:val="20"/>
+                <w:szCs w:val="16"/>
+              </w:rPr>
+            </w:pPr>
+            <w:r>
+              <w:rPr>
+                <w:color w:val="000000"/>
+                <w:sz w:val="20"/>
+                <w:szCs w:val="16"/>
+              </w:rPr>
+              <w:t>32,89</w:t>
+            </w:r>
+          </w:p>
+        </w:tc>
+        <w:tc>
+          <w:tcPr>
+            <w:tcW w:w="0" w:type="auto"/>
+          </w:tcPr>
+          <w:p>
+            <w:pPr>
+              <w:spacing w:line="257" w:lineRule="auto"/>
+              <w:jc w:val="center"/>
+              <w:rPr>
+                <w:sz w:val="20"/>
+                <w:szCs w:val="16"/>
+              </w:rPr>
+            </w:pPr>
+          </w:p>
+        </w:tc>
+        <w:tc>
+          <w:tcPr>
+            <w:tcW w:w="0" w:type="auto"/>
+            <w:tcBorders>
+              <w:top w:val="nil"/>
+              <w:left w:val="single" w:sz="4" w:space="0" w:color="000000"/>
+              <w:bottom w:val="single" w:sz="4" w:space="0" w:color="000000"/>
+              <w:right w:val="single" w:sz="4" w:space="0" w:color="000000"/>
+            </w:tcBorders>
+            <w:shd w:val="clear" w:color="F2F4F3" w:fill="F2F4F3"/>
+            <w:vAlign w:val="bottom"/>
+          </w:tcPr>
+          <w:p>
+            <w:pPr>
+              <w:spacing w:line="257" w:lineRule="auto"/>
+              <w:jc w:val="center"/>
+              <w:rPr>
+                <w:sz w:val="20"/>
+                <w:szCs w:val="16"/>
+              </w:rPr>
+            </w:pPr>
+            <w:r>
+              <w:rPr>
+                <w:color w:val="000000"/>
+                <w:sz w:val="20"/>
+                <w:szCs w:val="16"/>
+              </w:rPr>
+              <w:t>35</w:t>
+            </w:r>
+          </w:p>
+        </w:tc>
+        <w:tc>
+          <w:tcPr>
+            <w:tcW w:w="0" w:type="auto"/>
+          </w:tcPr>
+          <w:p>
+            <w:pPr>
+              <w:spacing w:line="257" w:lineRule="auto"/>
+              <w:jc w:val="center"/>
+              <w:rPr>
+                <w:sz w:val="20"/>
+                <w:szCs w:val="16"/>
+              </w:rPr>
+            </w:pPr>
+          </w:p>
+        </w:tc>
+        <w:tc>
+          <w:tcPr>
+            <w:tcW w:w="0" w:type="auto"/>
+            <w:tcBorders>
+              <w:top w:val="nil"/>
+              <w:left w:val="single" w:sz="4" w:space="0" w:color="auto"/>
+              <w:bottom w:val="single" w:sz="4" w:space="0" w:color="auto"/>
+              <w:right w:val="single" w:sz="4" w:space="0" w:color="auto"/>
+            </w:tcBorders>
+            <w:vAlign w:val="center"/>
+          </w:tcPr>
+          <w:p>
+            <w:pPr>
+              <w:spacing w:line="257" w:lineRule="auto"/>
+              <w:jc w:val="center"/>
+              <w:rPr>
+                <w:sz w:val="22"/>
+                <w:szCs w:val="18"/>
+              </w:rPr>
+            </w:pPr>
+            <w:r>
+              <w:rPr>
+                <w:color w:val="000000"/>
+                <w:sz w:val="22"/>
+                <w:szCs w:val="18"/>
+              </w:rPr>
+              <w:t>2,108</w:t>
+            </w:r>
+          </w:p>
+        </w:tc>
+        <w:tc>
+          <w:tcPr>
+            <w:tcW w:w="0" w:type="auto"/>
+            <w:tcBorders>
+              <w:top w:val="nil"/>
+              <w:left w:val="nil"/>
+              <w:bottom w:val="single" w:sz="4" w:space="0" w:color="auto"/>
+              <w:right w:val="single" w:sz="4" w:space="0" w:color="auto"/>
+            </w:tcBorders>
+            <w:vAlign w:val="center"/>
+          </w:tcPr>
+          <w:p>
+            <w:pPr>
+              <w:spacing w:line="257" w:lineRule="auto"/>
+              <w:jc w:val="center"/>
+              <w:rPr>
+                <w:sz w:val="22"/>
+                <w:szCs w:val="18"/>
+              </w:rPr>
+            </w:pPr>
+            <w:r>
+              <w:rPr>
+                <w:color w:val="000000"/>
+                <w:sz w:val="22"/>
+                <w:szCs w:val="18"/>
+              </w:rPr>
+              <w:t>0,1351</w:t>
+            </w:r>
+          </w:p>
+        </w:tc>
+      </w:tr>
+      <w:tr>
+        <w:trPr>
+          <w:gridAfter w:val="1"/>
+        </w:trPr>
+        <w:tc>
+          <w:tcPr>
+            <w:tcW w:w="0" w:type="auto"/>
+          </w:tcPr>
+          <w:p>
+            <w:pPr>
+              <w:spacing w:line="257" w:lineRule="auto"/>
+              <w:jc w:val="center"/>
+              <w:rPr>
+                <w:sz w:val="20"/>
+                <w:szCs w:val="16"/>
+              </w:rPr>
+            </w:pPr>
+            <w:r>
+              <w:rPr>
+                <w:sz w:val="20"/>
+                <w:szCs w:val="16"/>
+              </w:rPr>
+              <w:t>5</w:t>
+            </w:r>
+          </w:p>
+        </w:tc>
+        <w:tc>
+          <w:tcPr>
+            <w:tcW w:w="0" w:type="auto"/>
+          </w:tcPr>
+          <w:p>
+            <w:pPr>
+              <w:spacing w:line="257" w:lineRule="auto"/>
+              <w:jc w:val="center"/>
+              <w:rPr>
+                <w:sz w:val="20"/>
+                <w:szCs w:val="16"/>
+              </w:rPr>
+            </w:pPr>
+            <w:r>
+              <w:rPr>
+                <w:sz w:val="20"/>
+                <w:szCs w:val="16"/>
+              </w:rPr>
+              <w:t>989</w:t>
+            </w:r>
+          </w:p>
+        </w:tc>
+        <w:tc>
+          <w:tcPr>
+            <w:tcW w:w="0" w:type="auto"/>
+          </w:tcPr>
+          <w:p>
+            <w:pPr>
+              <w:spacing w:line="257" w:lineRule="auto"/>
+              <w:jc w:val="center"/>
+              <w:rPr>
+                <w:sz w:val="20"/>
+                <w:szCs w:val="16"/>
+              </w:rPr>
+            </w:pPr>
+            <w:r>
+              <w:rPr>
+                <w:sz w:val="20"/>
+                <w:szCs w:val="16"/>
+              </w:rPr>
+              <w:t>995</w:t>
+            </w:r>
+          </w:p>
+        </w:tc>
+        <w:tc>
+          <w:tcPr>
+            <w:tcW w:w="0" w:type="auto"/>
+            <w:tcBorders>
+              <w:top w:val="nil"/>
+              <w:left w:val="single" w:sz="4" w:space="0" w:color="auto"/>
+              <w:bottom w:val="single" w:sz="4" w:space="0" w:color="auto"/>
+              <w:right w:val="single" w:sz="4" w:space="0" w:color="auto"/>
+            </w:tcBorders>
+            <w:vAlign w:val="bottom"/>
+          </w:tcPr>
+          <w:p>
+            <w:pPr>
+              <w:spacing w:line="257" w:lineRule="auto"/>
+              <w:jc w:val="center"/>
+              <w:rPr>
+                <w:sz w:val="18"/>
+                <w:szCs w:val="14"/>
+              </w:rPr>
+            </w:pPr>
+            <w:r>
+              <w:rPr>
+                <w:color w:val="000000"/>
+                <w:sz w:val="18"/>
+                <w:szCs w:val="14"/>
+              </w:rPr>
+              <w:t>-0,268</w:t>
+            </w:r>
+          </w:p>
+        </w:tc>
+        <w:tc>
+          <w:tcPr>
+            <w:tcW w:w="0" w:type="auto"/>
+          </w:tcPr>
+          <w:p>
+            <w:pPr>
+              <w:spacing w:line="257" w:lineRule="auto"/>
+              <w:jc w:val="center"/>
+              <w:rPr>
+                <w:sz w:val="20"/>
+                <w:szCs w:val="16"/>
+              </w:rPr>
+            </w:pPr>
+            <w:r>
+              <w:rPr>
+                <w:sz w:val="20"/>
+                <w:szCs w:val="16"/>
+              </w:rPr>
+              <w:t>0</w:t>
+            </w:r>
+            <w:r>
+              <w:rPr>
+                <w:sz w:val="20"/>
+                <w:szCs w:val="16"/>
+              </w:rPr>
+              <w:t>,</w:t>
+            </w:r>
+            <w:r>
+              <w:rPr>
+                <w:sz w:val="20"/>
+                <w:szCs w:val="16"/>
+              </w:rPr>
+              <w:t>23069</w:t>
+            </w:r>
+          </w:p>
+        </w:tc>
+        <w:tc>
+          <w:tcPr>
+            <w:tcW w:w="0" w:type="auto"/>
+            <w:tcBorders>
+              <w:top w:val="nil"/>
+              <w:left w:val="nil"/>
+              <w:bottom w:val="single" w:sz="4" w:space="0" w:color="auto"/>
+              <w:right w:val="single" w:sz="4" w:space="0" w:color="auto"/>
+            </w:tcBorders>
+            <w:vAlign w:val="bottom"/>
+          </w:tcPr>
+          <w:p>
+            <w:pPr>
+              <w:spacing w:line="257" w:lineRule="auto"/>
+              <w:jc w:val="center"/>
+              <w:rPr>
+                <w:sz w:val="20"/>
+                <w:szCs w:val="16"/>
+              </w:rPr>
+            </w:pPr>
+            <w:r>
+              <w:rPr>
+                <w:color w:val="000000"/>
+                <w:sz w:val="20"/>
+                <w:szCs w:val="16"/>
+              </w:rPr>
+              <w:t>46,14</w:t>
+            </w:r>
+          </w:p>
+        </w:tc>
+        <w:tc>
+          <w:tcPr>
+            <w:tcW w:w="0" w:type="auto"/>
+          </w:tcPr>
+          <w:p>
+            <w:pPr>
+              <w:spacing w:line="257" w:lineRule="auto"/>
+              <w:jc w:val="center"/>
+              <w:rPr>
+                <w:sz w:val="20"/>
+                <w:szCs w:val="16"/>
+              </w:rPr>
+            </w:pPr>
+          </w:p>
+        </w:tc>
+        <w:tc>
+          <w:tcPr>
+            <w:tcW w:w="0" w:type="auto"/>
+            <w:tcBorders>
+              <w:top w:val="nil"/>
+              <w:left w:val="single" w:sz="4" w:space="0" w:color="000000"/>
+              <w:bottom w:val="single" w:sz="4" w:space="0" w:color="000000"/>
+              <w:right w:val="single" w:sz="4" w:space="0" w:color="000000"/>
+            </w:tcBorders>
+            <w:shd w:val="clear" w:color="F2F4F3" w:fill="F2F4F3"/>
+            <w:vAlign w:val="bottom"/>
+          </w:tcPr>
+          <w:p>
+            <w:pPr>
+              <w:spacing w:line="257" w:lineRule="auto"/>
+              <w:jc w:val="center"/>
+              <w:rPr>
+                <w:sz w:val="20"/>
+                <w:szCs w:val="16"/>
+              </w:rPr>
+            </w:pPr>
+            <w:r>
+              <w:rPr>
+                <w:color w:val="000000"/>
+                <w:sz w:val="20"/>
+                <w:szCs w:val="16"/>
+              </w:rPr>
+              <w:t>40</w:t>
+            </w:r>
+          </w:p>
+        </w:tc>
+        <w:tc>
+          <w:tcPr>
+            <w:tcW w:w="0" w:type="auto"/>
+          </w:tcPr>
+          <w:p>
+            <w:pPr>
+              <w:spacing w:line="257" w:lineRule="auto"/>
+              <w:jc w:val="center"/>
+              <w:rPr>
+                <w:sz w:val="20"/>
+                <w:szCs w:val="16"/>
+              </w:rPr>
+            </w:pPr>
+          </w:p>
+        </w:tc>
+        <w:tc>
+          <w:tcPr>
+            <w:tcW w:w="0" w:type="auto"/>
+            <w:tcBorders>
+              <w:top w:val="nil"/>
+              <w:left w:val="single" w:sz="4" w:space="0" w:color="auto"/>
+              <w:bottom w:val="single" w:sz="4" w:space="0" w:color="auto"/>
+              <w:right w:val="single" w:sz="4" w:space="0" w:color="auto"/>
+            </w:tcBorders>
+            <w:vAlign w:val="center"/>
+          </w:tcPr>
+          <w:p>
+            <w:pPr>
+              <w:spacing w:line="257" w:lineRule="auto"/>
+              <w:jc w:val="center"/>
+              <w:rPr>
+                <w:sz w:val="22"/>
+                <w:szCs w:val="18"/>
+              </w:rPr>
+            </w:pPr>
+            <w:r>
+              <w:rPr>
+                <w:color w:val="000000"/>
+                <w:sz w:val="22"/>
+                <w:szCs w:val="18"/>
+              </w:rPr>
+              <w:t>-6,138</w:t>
+            </w:r>
+          </w:p>
+        </w:tc>
+        <w:tc>
+          <w:tcPr>
+            <w:tcW w:w="0" w:type="auto"/>
+            <w:tcBorders>
+              <w:top w:val="nil"/>
+              <w:left w:val="nil"/>
+              <w:bottom w:val="single" w:sz="4" w:space="0" w:color="auto"/>
+              <w:right w:val="single" w:sz="4" w:space="0" w:color="auto"/>
+            </w:tcBorders>
+            <w:vAlign w:val="center"/>
+          </w:tcPr>
+          <w:p>
+            <w:pPr>
+              <w:spacing w:line="257" w:lineRule="auto"/>
+              <w:jc w:val="center"/>
+              <w:rPr>
+                <w:sz w:val="22"/>
+                <w:szCs w:val="18"/>
+              </w:rPr>
+            </w:pPr>
+            <w:r>
+              <w:rPr>
+                <w:color w:val="000000"/>
+                <w:sz w:val="22"/>
+                <w:szCs w:val="18"/>
+              </w:rPr>
+              <w:t>0,8166</w:t>
+            </w:r>
+          </w:p>
+        </w:tc>
+      </w:tr>
+      <w:tr>
+        <w:trPr>
+          <w:gridAfter w:val="1"/>
+        </w:trPr>
+        <w:tc>
+          <w:tcPr>
+            <w:tcW w:w="0" w:type="auto"/>
+          </w:tcPr>
+          <w:p>
+            <w:pPr>
+              <w:spacing w:line="257" w:lineRule="auto"/>
+              <w:jc w:val="center"/>
+              <w:rPr>
+                <w:sz w:val="20"/>
+                <w:szCs w:val="16"/>
+              </w:rPr>
+            </w:pPr>
+            <w:r>
+              <w:rPr>
+                <w:sz w:val="20"/>
+                <w:szCs w:val="16"/>
+              </w:rPr>
+              <w:t>6</w:t>
+            </w:r>
+          </w:p>
+        </w:tc>
+        <w:tc>
+          <w:tcPr>
+            <w:tcW w:w="0" w:type="auto"/>
+          </w:tcPr>
+          <w:p>
+            <w:pPr>
+              <w:spacing w:line="257" w:lineRule="auto"/>
+              <w:jc w:val="center"/>
+              <w:rPr>
+                <w:sz w:val="20"/>
+                <w:szCs w:val="16"/>
+              </w:rPr>
+            </w:pPr>
+            <w:r>
+              <w:rPr>
+                <w:sz w:val="20"/>
+                <w:szCs w:val="16"/>
+              </w:rPr>
+              <w:t>995</w:t>
+            </w:r>
+          </w:p>
+        </w:tc>
+        <w:tc>
+          <w:tcPr>
+            <w:tcW w:w="0" w:type="auto"/>
+          </w:tcPr>
+          <w:p>
+            <w:pPr>
+              <w:spacing w:line="257" w:lineRule="auto"/>
+              <w:jc w:val="center"/>
+              <w:rPr>
+                <w:sz w:val="20"/>
+                <w:szCs w:val="16"/>
+              </w:rPr>
+            </w:pPr>
+            <w:r>
+              <w:rPr>
+                <w:sz w:val="20"/>
+                <w:szCs w:val="16"/>
+              </w:rPr>
+              <w:t>1001</w:t>
+            </w:r>
+          </w:p>
+        </w:tc>
+        <w:tc>
+          <w:tcPr>
+            <w:tcW w:w="0" w:type="auto"/>
+            <w:tcBorders>
+              <w:top w:val="nil"/>
+              <w:left w:val="single" w:sz="4" w:space="0" w:color="auto"/>
+              <w:bottom w:val="single" w:sz="4" w:space="0" w:color="auto"/>
+              <w:right w:val="single" w:sz="4" w:space="0" w:color="auto"/>
+            </w:tcBorders>
+            <w:vAlign w:val="bottom"/>
+          </w:tcPr>
+          <w:p>
+            <w:pPr>
+              <w:spacing w:line="257" w:lineRule="auto"/>
+              <w:jc w:val="center"/>
+              <w:rPr>
+                <w:sz w:val="18"/>
+                <w:szCs w:val="14"/>
+              </w:rPr>
+            </w:pPr>
+            <w:r>
+              <w:rPr>
+                <w:color w:val="000000"/>
+                <w:sz w:val="18"/>
+                <w:szCs w:val="14"/>
+              </w:rPr>
+              <w:t>0,340</w:t>
+            </w:r>
+          </w:p>
+        </w:tc>
+        <w:tc>
+          <w:tcPr>
+            <w:tcW w:w="0" w:type="auto"/>
+          </w:tcPr>
+          <w:p>
+            <w:pPr>
+              <w:spacing w:line="257" w:lineRule="auto"/>
+              <w:jc w:val="center"/>
+              <w:rPr>
+                <w:sz w:val="20"/>
+                <w:szCs w:val="16"/>
+              </w:rPr>
+            </w:pPr>
+            <w:r>
+              <w:rPr>
+                <w:sz w:val="20"/>
+                <w:szCs w:val="16"/>
+              </w:rPr>
+              <w:t>0</w:t>
+            </w:r>
+            <w:r>
+              <w:rPr>
+                <w:sz w:val="20"/>
+                <w:szCs w:val="16"/>
+              </w:rPr>
+              <w:t>,</w:t>
+            </w:r>
+            <w:r>
+              <w:rPr>
+                <w:sz w:val="20"/>
+                <w:szCs w:val="16"/>
+              </w:rPr>
+              <w:t>2258</w:t>
+            </w:r>
+            <w:r>
+              <w:rPr>
+                <w:sz w:val="20"/>
+                <w:szCs w:val="16"/>
+              </w:rPr>
+              <w:t>5</w:t>
+            </w:r>
+          </w:p>
+        </w:tc>
+        <w:tc>
+          <w:tcPr>
+            <w:tcW w:w="0" w:type="auto"/>
+            <w:tcBorders>
+              <w:top w:val="nil"/>
+              <w:left w:val="nil"/>
+              <w:bottom w:val="single" w:sz="4" w:space="0" w:color="auto"/>
+              <w:right w:val="single" w:sz="4" w:space="0" w:color="auto"/>
+            </w:tcBorders>
+            <w:vAlign w:val="bottom"/>
+          </w:tcPr>
+          <w:p>
+            <w:pPr>
+              <w:spacing w:line="257" w:lineRule="auto"/>
+              <w:jc w:val="center"/>
+              <w:rPr>
+                <w:sz w:val="20"/>
+                <w:szCs w:val="16"/>
+              </w:rPr>
+            </w:pPr>
+            <w:r>
+              <w:rPr>
+                <w:color w:val="000000"/>
+                <w:sz w:val="20"/>
+                <w:szCs w:val="16"/>
+              </w:rPr>
+              <w:t>45,17</w:t>
+            </w:r>
+          </w:p>
+        </w:tc>
+        <w:tc>
+          <w:tcPr>
+            <w:tcW w:w="0" w:type="auto"/>
+          </w:tcPr>
+          <w:p>
+            <w:pPr>
+              <w:spacing w:line="257" w:lineRule="auto"/>
+              <w:jc w:val="center"/>
+              <w:rPr>
+                <w:sz w:val="20"/>
+                <w:szCs w:val="16"/>
+              </w:rPr>
+            </w:pPr>
+          </w:p>
+        </w:tc>
+        <w:tc>
+          <w:tcPr>
+            <w:tcW w:w="0" w:type="auto"/>
+            <w:tcBorders>
+              <w:top w:val="nil"/>
+              <w:left w:val="single" w:sz="4" w:space="0" w:color="000000"/>
+              <w:bottom w:val="single" w:sz="4" w:space="0" w:color="000000"/>
+              <w:right w:val="single" w:sz="4" w:space="0" w:color="000000"/>
+            </w:tcBorders>
+            <w:shd w:val="clear" w:color="F2F4F3" w:fill="F2F4F3"/>
+            <w:vAlign w:val="bottom"/>
+          </w:tcPr>
+          <w:p>
+            <w:pPr>
+              <w:spacing w:line="257" w:lineRule="auto"/>
+              <w:jc w:val="center"/>
+              <w:rPr>
+                <w:sz w:val="20"/>
+                <w:szCs w:val="16"/>
+              </w:rPr>
+            </w:pPr>
+            <w:r>
+              <w:rPr>
+                <w:color w:val="000000"/>
+                <w:sz w:val="20"/>
+                <w:szCs w:val="16"/>
+              </w:rPr>
+              <w:t>44</w:t>
+            </w:r>
+          </w:p>
+        </w:tc>
+        <w:tc>
+          <w:tcPr>
+            <w:tcW w:w="0" w:type="auto"/>
+          </w:tcPr>
+          <w:p>
+            <w:pPr>
+              <w:spacing w:line="257" w:lineRule="auto"/>
+              <w:jc w:val="center"/>
+              <w:rPr>
+                <w:sz w:val="20"/>
+                <w:szCs w:val="16"/>
+              </w:rPr>
+            </w:pPr>
+          </w:p>
+        </w:tc>
+        <w:tc>
+          <w:tcPr>
+            <w:tcW w:w="0" w:type="auto"/>
+            <w:tcBorders>
+              <w:top w:val="nil"/>
+              <w:left w:val="single" w:sz="4" w:space="0" w:color="auto"/>
+              <w:bottom w:val="single" w:sz="4" w:space="0" w:color="auto"/>
+              <w:right w:val="single" w:sz="4" w:space="0" w:color="auto"/>
+            </w:tcBorders>
+            <w:vAlign w:val="center"/>
+          </w:tcPr>
+          <w:p>
+            <w:pPr>
+              <w:spacing w:line="257" w:lineRule="auto"/>
+              <w:jc w:val="center"/>
+              <w:rPr>
+                <w:sz w:val="22"/>
+                <w:szCs w:val="18"/>
+              </w:rPr>
+            </w:pPr>
+            <w:r>
+              <w:rPr>
+                <w:color w:val="000000"/>
+                <w:sz w:val="22"/>
+                <w:szCs w:val="18"/>
+              </w:rPr>
+              <w:t>-1,17</w:t>
+            </w:r>
+          </w:p>
+        </w:tc>
+        <w:tc>
+          <w:tcPr>
+            <w:tcW w:w="0" w:type="auto"/>
+            <w:tcBorders>
+              <w:top w:val="nil"/>
+              <w:left w:val="nil"/>
+              <w:bottom w:val="single" w:sz="4" w:space="0" w:color="auto"/>
+              <w:right w:val="single" w:sz="4" w:space="0" w:color="auto"/>
+            </w:tcBorders>
+            <w:vAlign w:val="center"/>
+          </w:tcPr>
+          <w:p>
+            <w:pPr>
+              <w:spacing w:line="257" w:lineRule="auto"/>
+              <w:jc w:val="center"/>
+              <w:rPr>
+                <w:sz w:val="22"/>
+                <w:szCs w:val="18"/>
+              </w:rPr>
+            </w:pPr>
+            <w:r>
+              <w:rPr>
+                <w:color w:val="000000"/>
+                <w:sz w:val="22"/>
+                <w:szCs w:val="18"/>
+              </w:rPr>
+              <w:t>0,0303</w:t>
+            </w:r>
+          </w:p>
+        </w:tc>
+      </w:tr>
+      <w:tr>
+        <w:trPr>
+          <w:gridAfter w:val="1"/>
+        </w:trPr>
+        <w:tc>
+          <w:tcPr>
+            <w:tcW w:w="0" w:type="auto"/>
+          </w:tcPr>
+          <w:p>
+            <w:pPr>
+              <w:spacing w:line="257" w:lineRule="auto"/>
+              <w:jc w:val="center"/>
+              <w:rPr>
+                <w:sz w:val="20"/>
+                <w:szCs w:val="16"/>
+              </w:rPr>
+            </w:pPr>
+            <w:r>
+              <w:rPr>
+                <w:sz w:val="20"/>
+                <w:szCs w:val="16"/>
+              </w:rPr>
+              <w:t>7</w:t>
+            </w:r>
+          </w:p>
+        </w:tc>
+        <w:tc>
+          <w:tcPr>
+            <w:tcW w:w="0" w:type="auto"/>
+          </w:tcPr>
+          <w:p>
+            <w:pPr>
+              <w:spacing w:line="257" w:lineRule="auto"/>
+              <w:jc w:val="center"/>
+              <w:rPr>
+                <w:sz w:val="20"/>
+                <w:szCs w:val="16"/>
+              </w:rPr>
+            </w:pPr>
+            <w:r>
+              <w:rPr>
+                <w:sz w:val="20"/>
+                <w:szCs w:val="16"/>
+              </w:rPr>
+              <w:t>1001</w:t>
+            </w:r>
+          </w:p>
+        </w:tc>
+        <w:tc>
+          <w:tcPr>
+            <w:tcW w:w="0" w:type="auto"/>
+          </w:tcPr>
+          <w:p>
+            <w:pPr>
+              <w:spacing w:line="257" w:lineRule="auto"/>
+              <w:jc w:val="center"/>
+              <w:rPr>
+                <w:sz w:val="20"/>
+                <w:szCs w:val="16"/>
+              </w:rPr>
+            </w:pPr>
+            <w:r>
+              <w:rPr>
+                <w:sz w:val="20"/>
+                <w:szCs w:val="16"/>
+              </w:rPr>
+              <w:t>1007</w:t>
+            </w:r>
+          </w:p>
+        </w:tc>
+        <w:tc>
+          <w:tcPr>
+            <w:tcW w:w="0" w:type="auto"/>
+            <w:tcBorders>
+              <w:top w:val="nil"/>
+              <w:left w:val="single" w:sz="4" w:space="0" w:color="auto"/>
+              <w:bottom w:val="single" w:sz="4" w:space="0" w:color="auto"/>
+              <w:right w:val="single" w:sz="4" w:space="0" w:color="auto"/>
+            </w:tcBorders>
+            <w:vAlign w:val="bottom"/>
+          </w:tcPr>
+          <w:p>
+            <w:pPr>
+              <w:spacing w:line="257" w:lineRule="auto"/>
+              <w:jc w:val="center"/>
+              <w:rPr>
+                <w:sz w:val="18"/>
+                <w:szCs w:val="14"/>
+              </w:rPr>
+            </w:pPr>
+            <w:r>
+              <w:rPr>
+                <w:color w:val="000000"/>
+                <w:sz w:val="18"/>
+                <w:szCs w:val="14"/>
+              </w:rPr>
+              <w:t>0,948</w:t>
+            </w:r>
+          </w:p>
+        </w:tc>
+        <w:tc>
+          <w:tcPr>
+            <w:tcW w:w="0" w:type="auto"/>
+          </w:tcPr>
+          <w:p>
+            <w:pPr>
+              <w:spacing w:line="257" w:lineRule="auto"/>
+              <w:jc w:val="center"/>
+              <w:rPr>
+                <w:sz w:val="20"/>
+                <w:szCs w:val="16"/>
+              </w:rPr>
+            </w:pPr>
+            <w:r>
+              <w:rPr>
+                <w:sz w:val="20"/>
+                <w:szCs w:val="16"/>
+              </w:rPr>
+              <w:t>0</w:t>
+            </w:r>
+            <w:r>
+              <w:rPr>
+                <w:sz w:val="20"/>
+                <w:szCs w:val="16"/>
+              </w:rPr>
+              <w:t>,</w:t>
+            </w:r>
+            <w:r>
+              <w:rPr>
+                <w:sz w:val="20"/>
+                <w:szCs w:val="16"/>
+              </w:rPr>
+              <w:t>1545</w:t>
+            </w:r>
+            <w:r>
+              <w:rPr>
+                <w:sz w:val="20"/>
+                <w:szCs w:val="16"/>
+              </w:rPr>
+              <w:t>1</w:t>
+            </w:r>
+          </w:p>
+        </w:tc>
+        <w:tc>
+          <w:tcPr>
+            <w:tcW w:w="0" w:type="auto"/>
+            <w:tcBorders>
+              <w:top w:val="nil"/>
+              <w:left w:val="nil"/>
+              <w:bottom w:val="single" w:sz="4" w:space="0" w:color="auto"/>
+              <w:right w:val="single" w:sz="4" w:space="0" w:color="auto"/>
+            </w:tcBorders>
+            <w:vAlign w:val="bottom"/>
+          </w:tcPr>
+          <w:p>
+            <w:pPr>
+              <w:spacing w:line="257" w:lineRule="auto"/>
+              <w:jc w:val="center"/>
+              <w:rPr>
+                <w:sz w:val="20"/>
+                <w:szCs w:val="16"/>
+              </w:rPr>
+            </w:pPr>
+            <w:r>
+              <w:rPr>
+                <w:color w:val="000000"/>
+                <w:sz w:val="20"/>
+                <w:szCs w:val="16"/>
+              </w:rPr>
+              <w:t>30,9</w:t>
+            </w:r>
+          </w:p>
+        </w:tc>
+        <w:tc>
+          <w:tcPr>
+            <w:tcW w:w="0" w:type="auto"/>
+          </w:tcPr>
+          <w:p>
+            <w:pPr>
+              <w:spacing w:line="257" w:lineRule="auto"/>
+              <w:jc w:val="center"/>
+              <w:rPr>
+                <w:sz w:val="20"/>
+                <w:szCs w:val="16"/>
+              </w:rPr>
+            </w:pPr>
+          </w:p>
+        </w:tc>
+        <w:tc>
+          <w:tcPr>
+            <w:tcW w:w="0" w:type="auto"/>
+            <w:tcBorders>
+              <w:top w:val="nil"/>
+              <w:left w:val="single" w:sz="4" w:space="0" w:color="000000"/>
+              <w:bottom w:val="single" w:sz="4" w:space="0" w:color="000000"/>
+              <w:right w:val="single" w:sz="4" w:space="0" w:color="000000"/>
+            </w:tcBorders>
+            <w:shd w:val="clear" w:color="F2F4F3" w:fill="F2F4F3"/>
+            <w:vAlign w:val="bottom"/>
+          </w:tcPr>
+          <w:p>
+            <w:pPr>
+              <w:spacing w:line="257" w:lineRule="auto"/>
+              <w:jc w:val="center"/>
+              <w:rPr>
+                <w:sz w:val="20"/>
+                <w:szCs w:val="16"/>
+              </w:rPr>
+            </w:pPr>
+            <w:r>
+              <w:rPr>
+                <w:color w:val="000000"/>
+                <w:sz w:val="20"/>
+                <w:szCs w:val="16"/>
+              </w:rPr>
+              <w:t>37</w:t>
+            </w:r>
+          </w:p>
+        </w:tc>
+        <w:tc>
+          <w:tcPr>
+            <w:tcW w:w="0" w:type="auto"/>
+          </w:tcPr>
+          <w:p>
+            <w:pPr>
+              <w:spacing w:line="257" w:lineRule="auto"/>
+              <w:jc w:val="center"/>
+              <w:rPr>
+                <w:sz w:val="20"/>
+                <w:szCs w:val="16"/>
+              </w:rPr>
+            </w:pPr>
+          </w:p>
+        </w:tc>
+        <w:tc>
+          <w:tcPr>
+            <w:tcW w:w="0" w:type="auto"/>
+            <w:tcBorders>
+              <w:top w:val="nil"/>
+              <w:left w:val="single" w:sz="4" w:space="0" w:color="auto"/>
+              <w:bottom w:val="single" w:sz="4" w:space="0" w:color="auto"/>
+              <w:right w:val="single" w:sz="4" w:space="0" w:color="auto"/>
+            </w:tcBorders>
+            <w:vAlign w:val="center"/>
+          </w:tcPr>
+          <w:p>
+            <w:pPr>
+              <w:spacing w:line="257" w:lineRule="auto"/>
+              <w:jc w:val="center"/>
+              <w:rPr>
+                <w:sz w:val="22"/>
+                <w:szCs w:val="18"/>
+              </w:rPr>
+            </w:pPr>
+            <w:r>
+              <w:rPr>
+                <w:color w:val="000000"/>
+                <w:sz w:val="22"/>
+                <w:szCs w:val="18"/>
+              </w:rPr>
+              <w:t>6,098</w:t>
+            </w:r>
+          </w:p>
+        </w:tc>
+        <w:tc>
+          <w:tcPr>
+            <w:tcW w:w="0" w:type="auto"/>
+            <w:tcBorders>
+              <w:top w:val="nil"/>
+              <w:left w:val="nil"/>
+              <w:bottom w:val="single" w:sz="4" w:space="0" w:color="auto"/>
+              <w:right w:val="single" w:sz="4" w:space="0" w:color="auto"/>
+            </w:tcBorders>
+            <w:vAlign w:val="center"/>
+          </w:tcPr>
+          <w:p>
+            <w:pPr>
+              <w:spacing w:line="257" w:lineRule="auto"/>
+              <w:jc w:val="center"/>
+              <w:rPr>
+                <w:sz w:val="22"/>
+                <w:szCs w:val="18"/>
+              </w:rPr>
+            </w:pPr>
+            <w:r>
+              <w:rPr>
+                <w:color w:val="000000"/>
+                <w:sz w:val="22"/>
+                <w:szCs w:val="18"/>
+              </w:rPr>
+              <w:t>1,2033</w:t>
+            </w:r>
+          </w:p>
+        </w:tc>
+      </w:tr>
+      <w:tr>
+        <w:trPr>
+          <w:gridAfter w:val="1"/>
+        </w:trPr>
+        <w:tc>
+          <w:tcPr>
+            <w:tcW w:w="0" w:type="auto"/>
+          </w:tcPr>
+          <w:p>
+            <w:pPr>
+              <w:spacing w:line="257" w:lineRule="auto"/>
+              <w:jc w:val="center"/>
+              <w:rPr>
+                <w:sz w:val="20"/>
+                <w:szCs w:val="16"/>
+              </w:rPr>
+            </w:pPr>
+            <w:r>
+              <w:rPr>
+                <w:sz w:val="20"/>
+                <w:szCs w:val="16"/>
+              </w:rPr>
+              <w:t>8</w:t>
+            </w:r>
+          </w:p>
+        </w:tc>
+        <w:tc>
+          <w:tcPr>
+            <w:tcW w:w="0" w:type="auto"/>
+          </w:tcPr>
+          <w:p>
+            <w:pPr>
+              <w:spacing w:line="257" w:lineRule="auto"/>
+              <w:jc w:val="center"/>
+              <w:rPr>
+                <w:sz w:val="20"/>
+                <w:szCs w:val="16"/>
+              </w:rPr>
+            </w:pPr>
+            <w:r>
+              <w:rPr>
+                <w:sz w:val="20"/>
+                <w:szCs w:val="16"/>
+              </w:rPr>
+              <w:t>1007</w:t>
+            </w:r>
+          </w:p>
+        </w:tc>
+        <w:tc>
+          <w:tcPr>
+            <w:tcW w:w="0" w:type="auto"/>
+          </w:tcPr>
+          <w:p>
+            <w:pPr>
+              <w:spacing w:line="257" w:lineRule="auto"/>
+              <w:jc w:val="center"/>
+              <w:rPr>
+                <w:sz w:val="20"/>
+                <w:szCs w:val="16"/>
+              </w:rPr>
+            </w:pPr>
+            <w:r>
+              <w:rPr>
+                <w:sz w:val="20"/>
+                <w:szCs w:val="16"/>
+              </w:rPr>
+              <w:t>1013</w:t>
+            </w:r>
+          </w:p>
+        </w:tc>
+        <w:tc>
+          <w:tcPr>
+            <w:tcW w:w="0" w:type="auto"/>
+            <w:tcBorders>
+              <w:top w:val="nil"/>
+              <w:left w:val="single" w:sz="4" w:space="0" w:color="auto"/>
+              <w:bottom w:val="single" w:sz="4" w:space="0" w:color="auto"/>
+              <w:right w:val="single" w:sz="4" w:space="0" w:color="auto"/>
+            </w:tcBorders>
+            <w:vAlign w:val="bottom"/>
+          </w:tcPr>
+          <w:p>
+            <w:pPr>
+              <w:spacing w:line="257" w:lineRule="auto"/>
+              <w:jc w:val="center"/>
+              <w:rPr>
+                <w:sz w:val="18"/>
+                <w:szCs w:val="14"/>
+              </w:rPr>
+            </w:pPr>
+            <w:r>
+              <w:rPr>
+                <w:color w:val="000000"/>
+                <w:sz w:val="18"/>
+                <w:szCs w:val="14"/>
+              </w:rPr>
+              <w:t>1,556</w:t>
+            </w:r>
+          </w:p>
+        </w:tc>
+        <w:tc>
+          <w:tcPr>
+            <w:tcW w:w="0" w:type="auto"/>
+          </w:tcPr>
+          <w:p>
+            <w:pPr>
+              <w:spacing w:line="257" w:lineRule="auto"/>
+              <w:jc w:val="center"/>
+              <w:rPr>
+                <w:sz w:val="20"/>
+                <w:szCs w:val="16"/>
+              </w:rPr>
+            </w:pPr>
+            <w:r>
+              <w:rPr>
+                <w:sz w:val="20"/>
+                <w:szCs w:val="16"/>
+              </w:rPr>
+              <w:t>0</w:t>
+            </w:r>
+            <w:r>
+              <w:rPr>
+                <w:sz w:val="20"/>
+                <w:szCs w:val="16"/>
+              </w:rPr>
+              <w:t>,</w:t>
+            </w:r>
+            <w:r>
+              <w:rPr>
+                <w:sz w:val="20"/>
+                <w:szCs w:val="16"/>
+              </w:rPr>
+              <w:t>0738</w:t>
+            </w:r>
+            <w:r>
+              <w:rPr>
+                <w:sz w:val="20"/>
+                <w:szCs w:val="16"/>
+              </w:rPr>
+              <w:t>5</w:t>
+            </w:r>
+          </w:p>
+        </w:tc>
+        <w:tc>
+          <w:tcPr>
+            <w:tcW w:w="0" w:type="auto"/>
+            <w:tcBorders>
+              <w:top w:val="nil"/>
+              <w:left w:val="nil"/>
+              <w:bottom w:val="single" w:sz="4" w:space="0" w:color="auto"/>
+              <w:right w:val="single" w:sz="4" w:space="0" w:color="auto"/>
+            </w:tcBorders>
+            <w:vAlign w:val="bottom"/>
+          </w:tcPr>
+          <w:p>
+            <w:pPr>
+              <w:spacing w:line="257" w:lineRule="auto"/>
+              <w:jc w:val="center"/>
+              <w:rPr>
+                <w:sz w:val="20"/>
+                <w:szCs w:val="16"/>
+              </w:rPr>
+            </w:pPr>
+            <w:r>
+              <w:rPr>
+                <w:color w:val="000000"/>
+                <w:sz w:val="20"/>
+                <w:szCs w:val="16"/>
+              </w:rPr>
+              <w:t>14,77</w:t>
+            </w:r>
+          </w:p>
+        </w:tc>
+        <w:tc>
+          <w:tcPr>
+            <w:tcW w:w="0" w:type="auto"/>
+          </w:tcPr>
+          <w:p>
+            <w:pPr>
+              <w:spacing w:line="257" w:lineRule="auto"/>
+              <w:jc w:val="center"/>
+              <w:rPr>
+                <w:sz w:val="20"/>
+                <w:szCs w:val="16"/>
+              </w:rPr>
+            </w:pPr>
+          </w:p>
+        </w:tc>
+        <w:tc>
+          <w:tcPr>
+            <w:tcW w:w="0" w:type="auto"/>
+            <w:tcBorders>
+              <w:top w:val="nil"/>
+              <w:left w:val="single" w:sz="4" w:space="0" w:color="000000"/>
+              <w:bottom w:val="single" w:sz="4" w:space="0" w:color="000000"/>
+              <w:right w:val="single" w:sz="4" w:space="0" w:color="000000"/>
+            </w:tcBorders>
+            <w:shd w:val="clear" w:color="F2F4F3" w:fill="F2F4F3"/>
+            <w:vAlign w:val="bottom"/>
+          </w:tcPr>
+          <w:p>
+            <w:pPr>
+              <w:spacing w:line="257" w:lineRule="auto"/>
+              <w:jc w:val="center"/>
+              <w:rPr>
+                <w:sz w:val="20"/>
+                <w:szCs w:val="16"/>
+              </w:rPr>
+            </w:pPr>
+            <w:r>
+              <w:rPr>
+                <w:color w:val="000000"/>
+                <w:sz w:val="20"/>
+                <w:szCs w:val="16"/>
+              </w:rPr>
+              <w:t>17</w:t>
+            </w:r>
+          </w:p>
+        </w:tc>
+        <w:tc>
+          <w:tcPr>
+            <w:tcW w:w="0" w:type="auto"/>
+          </w:tcPr>
+          <w:p>
+            <w:pPr>
+              <w:spacing w:line="257" w:lineRule="auto"/>
+              <w:jc w:val="center"/>
+              <w:rPr>
+                <w:sz w:val="20"/>
+                <w:szCs w:val="16"/>
+              </w:rPr>
+            </w:pPr>
+          </w:p>
+        </w:tc>
+        <w:tc>
+          <w:tcPr>
+            <w:tcW w:w="0" w:type="auto"/>
+            <w:tcBorders>
+              <w:top w:val="nil"/>
+              <w:left w:val="single" w:sz="4" w:space="0" w:color="auto"/>
+              <w:bottom w:val="single" w:sz="4" w:space="0" w:color="auto"/>
+              <w:right w:val="single" w:sz="4" w:space="0" w:color="auto"/>
+            </w:tcBorders>
+            <w:vAlign w:val="center"/>
+          </w:tcPr>
+          <w:p>
+            <w:pPr>
+              <w:spacing w:line="257" w:lineRule="auto"/>
+              <w:jc w:val="center"/>
+              <w:rPr>
+                <w:sz w:val="22"/>
+                <w:szCs w:val="18"/>
+              </w:rPr>
+            </w:pPr>
+            <w:r>
+              <w:rPr>
+                <w:color w:val="000000"/>
+                <w:sz w:val="22"/>
+                <w:szCs w:val="18"/>
+              </w:rPr>
+              <w:t>2,23</w:t>
+            </w:r>
+          </w:p>
+        </w:tc>
+        <w:tc>
+          <w:tcPr>
+            <w:tcW w:w="0" w:type="auto"/>
+            <w:tcBorders>
+              <w:top w:val="nil"/>
+              <w:left w:val="nil"/>
+              <w:bottom w:val="single" w:sz="4" w:space="0" w:color="auto"/>
+              <w:right w:val="single" w:sz="4" w:space="0" w:color="auto"/>
+            </w:tcBorders>
+            <w:vAlign w:val="center"/>
+          </w:tcPr>
+          <w:p>
+            <w:pPr>
+              <w:spacing w:line="257" w:lineRule="auto"/>
+              <w:jc w:val="center"/>
+              <w:rPr>
+                <w:sz w:val="22"/>
+                <w:szCs w:val="18"/>
+              </w:rPr>
+            </w:pPr>
+            <w:r>
+              <w:rPr>
+                <w:color w:val="000000"/>
+                <w:sz w:val="22"/>
+                <w:szCs w:val="18"/>
+              </w:rPr>
+              <w:t>0,3367</w:t>
+            </w:r>
+          </w:p>
+        </w:tc>
+      </w:tr>
+      <w:tr>
+        <w:trPr>
+          <w:gridAfter w:val="1"/>
+        </w:trPr>
+        <w:tc>
+          <w:tcPr>
+            <w:tcW w:w="0" w:type="auto"/>
+          </w:tcPr>
+          <w:p>
+            <w:pPr>
+              <w:spacing w:line="257" w:lineRule="auto"/>
+              <w:jc w:val="center"/>
+              <w:rPr>
+                <w:sz w:val="20"/>
+                <w:szCs w:val="16"/>
+              </w:rPr>
+            </w:pPr>
+            <w:r>
+              <w:rPr>
+                <w:sz w:val="20"/>
+                <w:szCs w:val="16"/>
+              </w:rPr>
+              <w:t>9</w:t>
+            </w:r>
+          </w:p>
+        </w:tc>
+        <w:tc>
+          <w:tcPr>
+            <w:tcW w:w="0" w:type="auto"/>
+          </w:tcPr>
+          <w:p>
+            <w:pPr>
+              <w:spacing w:line="257" w:lineRule="auto"/>
+              <w:jc w:val="center"/>
+              <w:rPr>
+                <w:sz w:val="20"/>
+                <w:szCs w:val="16"/>
+              </w:rPr>
+            </w:pPr>
+            <w:r>
+              <w:rPr>
+                <w:sz w:val="20"/>
+                <w:szCs w:val="16"/>
+              </w:rPr>
+              <w:t>1013</w:t>
+            </w:r>
+          </w:p>
+        </w:tc>
+        <w:tc>
+          <w:tcPr>
+            <w:tcW w:w="0" w:type="auto"/>
+          </w:tcPr>
+          <w:p>
+            <w:pPr>
+              <w:spacing w:line="257" w:lineRule="auto"/>
+              <w:jc w:val="center"/>
+              <w:rPr>
+                <w:sz w:val="20"/>
+                <w:szCs w:val="16"/>
+              </w:rPr>
+            </w:pPr>
+            <w:r>
+              <w:rPr>
+                <w:sz w:val="20"/>
+                <w:szCs w:val="16"/>
+              </w:rPr>
+              <w:t>1019</w:t>
+            </w:r>
+          </w:p>
+        </w:tc>
+        <w:tc>
+          <w:tcPr>
+            <w:tcW w:w="0" w:type="auto"/>
+            <w:tcBorders>
+              <w:top w:val="nil"/>
+              <w:left w:val="single" w:sz="4" w:space="0" w:color="auto"/>
+              <w:bottom w:val="single" w:sz="4" w:space="0" w:color="auto"/>
+              <w:right w:val="single" w:sz="4" w:space="0" w:color="auto"/>
+            </w:tcBorders>
+            <w:vAlign w:val="bottom"/>
+          </w:tcPr>
+          <w:p>
+            <w:pPr>
+              <w:spacing w:line="257" w:lineRule="auto"/>
+              <w:jc w:val="center"/>
+              <w:rPr>
+                <w:sz w:val="18"/>
+                <w:szCs w:val="14"/>
+              </w:rPr>
+            </w:pPr>
+            <w:r>
+              <w:rPr>
+                <w:color w:val="000000"/>
+                <w:sz w:val="18"/>
+                <w:szCs w:val="14"/>
+              </w:rPr>
+              <w:t>2,164</w:t>
+            </w:r>
+          </w:p>
+        </w:tc>
+        <w:tc>
+          <w:tcPr>
+            <w:tcW w:w="0" w:type="auto"/>
+          </w:tcPr>
+          <w:p>
+            <w:pPr>
+              <w:spacing w:line="257" w:lineRule="auto"/>
+              <w:jc w:val="center"/>
+              <w:rPr>
+                <w:sz w:val="20"/>
+                <w:szCs w:val="16"/>
+              </w:rPr>
+            </w:pPr>
+            <w:r>
+              <w:rPr>
+                <w:sz w:val="20"/>
+                <w:szCs w:val="16"/>
+              </w:rPr>
+              <w:t>0</w:t>
+            </w:r>
+            <w:r>
+              <w:rPr>
+                <w:sz w:val="20"/>
+                <w:szCs w:val="16"/>
+              </w:rPr>
+              <w:t>,</w:t>
+            </w:r>
+            <w:r>
+              <w:rPr>
+                <w:sz w:val="20"/>
+                <w:szCs w:val="16"/>
+              </w:rPr>
+              <w:t>02464</w:t>
+            </w:r>
+          </w:p>
+        </w:tc>
+        <w:tc>
+          <w:tcPr>
+            <w:tcW w:w="0" w:type="auto"/>
+            <w:tcBorders>
+              <w:top w:val="nil"/>
+              <w:left w:val="nil"/>
+              <w:bottom w:val="single" w:sz="4" w:space="0" w:color="auto"/>
+              <w:right w:val="single" w:sz="4" w:space="0" w:color="auto"/>
+            </w:tcBorders>
+            <w:vAlign w:val="bottom"/>
+          </w:tcPr>
+          <w:p>
+            <w:pPr>
+              <w:spacing w:line="257" w:lineRule="auto"/>
+              <w:jc w:val="center"/>
+              <w:rPr>
+                <w:sz w:val="20"/>
+                <w:szCs w:val="16"/>
+              </w:rPr>
+            </w:pPr>
+            <w:r>
+              <w:rPr>
+                <w:color w:val="000000"/>
+                <w:sz w:val="20"/>
+                <w:szCs w:val="16"/>
+              </w:rPr>
+              <w:t>4,93</w:t>
+            </w:r>
+          </w:p>
+        </w:tc>
+        <w:tc>
+          <w:tcPr>
+            <w:tcW w:w="0" w:type="auto"/>
+            <w:vMerge w:val="restart"/>
+          </w:tcPr>
+          <w:p>
+            <w:pPr>
+              <w:spacing w:line="257" w:lineRule="auto"/>
+              <w:jc w:val="center"/>
+              <w:rPr>
+                <w:sz w:val="20"/>
+                <w:szCs w:val="16"/>
+              </w:rPr>
+            </w:pPr>
+            <w:r>
+              <w:rPr>
+                <w:sz w:val="20"/>
+                <w:szCs w:val="16"/>
+              </w:rPr>
+              <w:t>6,264</w:t>
+            </w:r>
+          </w:p>
+        </w:tc>
+        <w:tc>
+          <w:tcPr>
+            <w:tcW w:w="0" w:type="auto"/>
+            <w:tcBorders>
+              <w:top w:val="nil"/>
+              <w:left w:val="single" w:sz="4" w:space="0" w:color="000000"/>
+              <w:bottom w:val="single" w:sz="4" w:space="0" w:color="000000"/>
+              <w:right w:val="single" w:sz="4" w:space="0" w:color="000000"/>
+            </w:tcBorders>
+            <w:shd w:val="clear" w:color="F2F4F3" w:fill="F2F4F3"/>
+            <w:vAlign w:val="bottom"/>
+          </w:tcPr>
+          <w:p>
+            <w:pPr>
+              <w:spacing w:line="257" w:lineRule="auto"/>
+              <w:jc w:val="center"/>
+              <w:rPr>
+                <w:sz w:val="20"/>
+                <w:szCs w:val="16"/>
+              </w:rPr>
+            </w:pPr>
+            <w:r>
+              <w:rPr>
+                <w:color w:val="000000"/>
+                <w:sz w:val="20"/>
+                <w:szCs w:val="16"/>
+              </w:rPr>
+              <w:t>2</w:t>
+            </w:r>
+          </w:p>
+        </w:tc>
+        <w:tc>
+          <w:tcPr>
+            <w:tcW w:w="0" w:type="auto"/>
+            <w:vMerge w:val="restart"/>
+          </w:tcPr>
+          <w:p>
+            <w:pPr>
+              <w:spacing w:line="257" w:lineRule="auto"/>
+              <w:jc w:val="center"/>
+              <w:rPr>
+                <w:sz w:val="20"/>
+                <w:szCs w:val="16"/>
+              </w:rPr>
+            </w:pPr>
+            <w:r>
+              <w:rPr>
+                <w:sz w:val="20"/>
+                <w:szCs w:val="16"/>
+              </w:rPr>
+              <w:t>4</w:t>
+            </w:r>
+          </w:p>
+        </w:tc>
+        <w:tc>
+          <w:tcPr>
+            <w:tcW w:w="0" w:type="auto"/>
+            <w:vMerge w:val="restart"/>
+          </w:tcPr>
+          <w:p>
+            <w:pPr>
+              <w:spacing w:line="257" w:lineRule="auto"/>
+              <w:jc w:val="center"/>
+              <w:rPr>
+                <w:sz w:val="22"/>
+                <w:szCs w:val="18"/>
+                <w:lang w:val="en-US"/>
+              </w:rPr>
+            </w:pPr>
+            <w:r>
+              <w:rPr>
+                <w:sz w:val="22"/>
+                <w:szCs w:val="18"/>
+                <w:lang w:val="en-US"/>
+              </w:rPr>
+              <w:t>-2,264</w:t>
+            </w:r>
+          </w:p>
+        </w:tc>
+        <w:tc>
+          <w:tcPr>
+            <w:tcW w:w="0" w:type="auto"/>
+            <w:vMerge w:val="restart"/>
+            <w:tcBorders>
+              <w:top w:val="single" w:sz="4" w:space="0" w:color="auto"/>
+              <w:left w:val="single" w:sz="4" w:space="0" w:color="auto"/>
+              <w:bottom w:val="single" w:sz="4" w:space="0" w:color="000000"/>
+              <w:right w:val="single" w:sz="4" w:space="0" w:color="auto"/>
+            </w:tcBorders>
+          </w:tcPr>
+          <w:p>
+            <w:pPr>
+              <w:spacing w:line="240" w:lineRule="auto"/>
+              <w:jc w:val="center"/>
+              <w:rPr>
+                <w:sz w:val="22"/>
+                <w:szCs w:val="18"/>
+                <w:lang w:val="en-US"/>
+              </w:rPr>
+            </w:pPr>
+            <w:r>
+              <w:rPr>
+                <w:rFonts w:ascii="Liberation Sans" w:hAnsi="Liberation Sans"/>
+                <w:color w:val="000000"/>
+                <w:sz w:val="20"/>
+                <w:szCs w:val="20"/>
+              </w:rPr>
+              <w:t>0,8183</w:t>
+            </w:r>
+          </w:p>
+        </w:tc>
+      </w:tr>
+      <w:tr>
+        <w:tc>
+          <w:tcPr>
+            <w:tcW w:w="0" w:type="auto"/>
+          </w:tcPr>
+          <w:p>
+            <w:pPr>
+              <w:spacing w:line="257" w:lineRule="auto"/>
+              <w:jc w:val="center"/>
+              <w:rPr>
+                <w:sz w:val="20"/>
+                <w:szCs w:val="16"/>
+              </w:rPr>
+            </w:pPr>
+            <w:r>
+              <w:rPr>
+                <w:sz w:val="20"/>
+                <w:szCs w:val="16"/>
+              </w:rPr>
+              <w:t>10</w:t>
+            </w:r>
+          </w:p>
+        </w:tc>
+        <w:tc>
+          <w:tcPr>
+            <w:tcW w:w="0" w:type="auto"/>
+          </w:tcPr>
+          <w:p>
+            <w:pPr>
+              <w:spacing w:line="257" w:lineRule="auto"/>
+              <w:jc w:val="center"/>
+              <w:rPr>
+                <w:sz w:val="22"/>
+                <w:szCs w:val="18"/>
+              </w:rPr>
+            </w:pPr>
+            <w:r>
+              <w:rPr>
+                <w:sz w:val="22"/>
+                <w:szCs w:val="18"/>
+              </w:rPr>
+              <w:t>1019</w:t>
+            </w:r>
+          </w:p>
+        </w:tc>
+        <w:tc>
+          <w:tcPr>
+            <w:tcW w:w="0" w:type="auto"/>
+          </w:tcPr>
+          <w:p>
+            <w:pPr>
+              <w:spacing w:line="257" w:lineRule="auto"/>
+              <w:jc w:val="center"/>
+              <w:rPr>
+                <w:sz w:val="22"/>
+                <w:szCs w:val="18"/>
+              </w:rPr>
+            </w:pPr>
+            <w:r>
+              <w:rPr>
+                <w:sz w:val="22"/>
+                <w:szCs w:val="18"/>
+              </w:rPr>
+              <w:t>1025</w:t>
+            </w:r>
+          </w:p>
+        </w:tc>
+        <w:tc>
+          <w:tcPr>
+            <w:tcW w:w="0" w:type="auto"/>
+            <w:tcBorders>
+              <w:top w:val="nil"/>
+              <w:left w:val="single" w:sz="4" w:space="0" w:color="auto"/>
+              <w:bottom w:val="single" w:sz="4" w:space="0" w:color="auto"/>
+              <w:right w:val="single" w:sz="4" w:space="0" w:color="auto"/>
+            </w:tcBorders>
+            <w:vAlign w:val="bottom"/>
+          </w:tcPr>
+          <w:p>
+            <w:pPr>
+              <w:spacing w:line="257" w:lineRule="auto"/>
+              <w:jc w:val="center"/>
+              <w:rPr>
+                <w:sz w:val="18"/>
+                <w:szCs w:val="14"/>
+              </w:rPr>
+            </w:pPr>
+            <w:r>
+              <w:rPr>
+                <w:color w:val="000000"/>
+                <w:sz w:val="18"/>
+                <w:szCs w:val="14"/>
+              </w:rPr>
+              <w:t>2,773</w:t>
+            </w:r>
+          </w:p>
+        </w:tc>
+        <w:tc>
+          <w:tcPr>
+            <w:tcW w:w="0" w:type="auto"/>
+          </w:tcPr>
+          <w:p>
+            <w:pPr>
+              <w:spacing w:line="257" w:lineRule="auto"/>
+              <w:jc w:val="center"/>
+              <w:rPr>
+                <w:sz w:val="20"/>
+                <w:szCs w:val="16"/>
+              </w:rPr>
+            </w:pPr>
+            <w:r>
+              <w:rPr>
+                <w:sz w:val="20"/>
+                <w:szCs w:val="16"/>
+              </w:rPr>
+              <w:t>0</w:t>
+            </w:r>
+            <w:r>
+              <w:rPr>
+                <w:sz w:val="20"/>
+                <w:szCs w:val="16"/>
+              </w:rPr>
+              <w:t>,</w:t>
+            </w:r>
+            <w:r>
+              <w:rPr>
+                <w:sz w:val="20"/>
+                <w:szCs w:val="16"/>
+              </w:rPr>
+              <w:t>00571</w:t>
+            </w:r>
+          </w:p>
+        </w:tc>
+        <w:tc>
+          <w:tcPr>
+            <w:tcW w:w="0" w:type="auto"/>
+            <w:tcBorders>
+              <w:top w:val="nil"/>
+              <w:left w:val="nil"/>
+              <w:bottom w:val="single" w:sz="4" w:space="0" w:color="auto"/>
+              <w:right w:val="single" w:sz="4" w:space="0" w:color="auto"/>
+            </w:tcBorders>
+            <w:vAlign w:val="bottom"/>
+          </w:tcPr>
+          <w:p>
+            <w:pPr>
+              <w:spacing w:line="257" w:lineRule="auto"/>
+              <w:jc w:val="center"/>
+              <w:rPr>
+                <w:sz w:val="18"/>
+                <w:szCs w:val="18"/>
+              </w:rPr>
+            </w:pPr>
+            <w:r>
+              <w:rPr>
+                <w:color w:val="000000"/>
+                <w:sz w:val="18"/>
+                <w:szCs w:val="18"/>
+              </w:rPr>
+              <w:t>1,14</w:t>
+            </w:r>
+          </w:p>
+        </w:tc>
+        <w:tc>
+          <w:tcPr>
+            <w:tcW w:w="0" w:type="auto"/>
+            <w:vMerge/>
+          </w:tcPr>
+          <w:p>
+            <w:pPr>
+              <w:spacing w:line="257" w:lineRule="auto"/>
+              <w:jc w:val="center"/>
+              <w:rPr>
+                <w:sz w:val="20"/>
+                <w:szCs w:val="16"/>
+              </w:rPr>
+            </w:pPr>
+          </w:p>
+        </w:tc>
+        <w:tc>
+          <w:tcPr>
+            <w:tcW w:w="0" w:type="auto"/>
+            <w:tcBorders>
+              <w:top w:val="nil"/>
+              <w:left w:val="single" w:sz="4" w:space="0" w:color="000000"/>
+              <w:bottom w:val="single" w:sz="4" w:space="0" w:color="000000"/>
+              <w:right w:val="single" w:sz="4" w:space="0" w:color="000000"/>
+            </w:tcBorders>
+            <w:shd w:val="clear" w:color="F2F4F3" w:fill="F2F4F3"/>
+            <w:vAlign w:val="bottom"/>
+          </w:tcPr>
+          <w:p>
+            <w:pPr>
+              <w:spacing w:line="257" w:lineRule="auto"/>
+              <w:jc w:val="center"/>
+              <w:rPr>
+                <w:sz w:val="20"/>
+                <w:szCs w:val="16"/>
+              </w:rPr>
+            </w:pPr>
+            <w:r>
+              <w:rPr>
+                <w:color w:val="000000"/>
+                <w:sz w:val="20"/>
+                <w:szCs w:val="20"/>
+              </w:rPr>
+              <w:t>1</w:t>
+            </w:r>
+          </w:p>
+        </w:tc>
+        <w:tc>
+          <w:tcPr>
+            <w:tcW w:w="0" w:type="auto"/>
+            <w:vMerge/>
+          </w:tcPr>
+          <w:p>
+            <w:pPr>
+              <w:spacing w:line="257" w:lineRule="auto"/>
+              <w:jc w:val="center"/>
+              <w:rPr>
+                <w:sz w:val="20"/>
+                <w:szCs w:val="16"/>
+              </w:rPr>
+            </w:pPr>
+          </w:p>
+        </w:tc>
+        <w:tc>
+          <w:tcPr>
+            <w:tcW w:w="0" w:type="auto"/>
+            <w:vMerge/>
+          </w:tcPr>
+          <w:p>
+            <w:pPr>
+              <w:spacing w:line="257" w:lineRule="auto"/>
+              <w:jc w:val="center"/>
+              <w:rPr>
+                <w:sz w:val="20"/>
+                <w:szCs w:val="16"/>
+              </w:rPr>
+            </w:pPr>
+          </w:p>
+        </w:tc>
+        <w:tc>
+          <w:tcPr>
+            <w:tcW w:w="0" w:type="auto"/>
+            <w:vMerge/>
+            <w:tcBorders>
+              <w:top w:val="single" w:sz="4" w:space="0" w:color="auto"/>
+              <w:left w:val="single" w:sz="4" w:space="0" w:color="auto"/>
+              <w:bottom w:val="single" w:sz="4" w:space="0" w:color="000000"/>
+              <w:right w:val="single" w:sz="4" w:space="0" w:color="auto"/>
+            </w:tcBorders>
+            <w:vAlign w:val="center"/>
+          </w:tcPr>
+          <w:p>
+            <w:pPr>
+              <w:spacing w:line="257" w:lineRule="auto"/>
+              <w:jc w:val="center"/>
+              <w:rPr>
+                <w:sz w:val="20"/>
+                <w:szCs w:val="16"/>
+              </w:rPr>
+            </w:pPr>
+          </w:p>
+        </w:tc>
+        <w:tc>
+          <w:tcPr>
+            <w:tcW w:w="0" w:type="auto"/>
+            <w:tcBorders>
+              <w:top w:val="nil"/>
+              <w:left w:val="nil"/>
+              <w:bottom w:val="nil"/>
+              <w:right w:val="nil"/>
+            </w:tcBorders>
+            <w:vAlign w:val="bottom"/>
+          </w:tcPr>
+          <w:p>
+            <w:pPr>
+              <w:spacing w:line="259" w:lineRule="auto"/>
+            </w:pPr>
+          </w:p>
+        </w:tc>
+      </w:tr>
+      <w:tr>
+        <w:tc>
+          <w:tcPr>
+            <w:tcW w:w="0" w:type="auto"/>
+          </w:tcPr>
+          <w:p>
+            <w:pPr>
+              <w:spacing w:line="257" w:lineRule="auto"/>
+              <w:jc w:val="center"/>
+              <w:rPr>
+                <w:sz w:val="20"/>
+                <w:szCs w:val="16"/>
+              </w:rPr>
+            </w:pPr>
+            <w:r>
+              <w:rPr>
+                <w:sz w:val="20"/>
+                <w:szCs w:val="16"/>
+              </w:rPr>
+              <w:t>11</w:t>
+            </w:r>
+          </w:p>
+        </w:tc>
+        <w:tc>
+          <w:tcPr>
+            <w:tcW w:w="0" w:type="auto"/>
+          </w:tcPr>
+          <w:p>
+            <w:pPr>
+              <w:spacing w:line="257" w:lineRule="auto"/>
+              <w:jc w:val="center"/>
+              <w:rPr>
+                <w:sz w:val="22"/>
+                <w:szCs w:val="18"/>
+              </w:rPr>
+            </w:pPr>
+            <w:r>
+              <w:rPr>
+                <w:sz w:val="22"/>
+                <w:szCs w:val="18"/>
+              </w:rPr>
+              <w:t>1025</w:t>
+            </w:r>
+          </w:p>
+        </w:tc>
+        <w:tc>
+          <w:tcPr>
+            <w:tcW w:w="0" w:type="auto"/>
+          </w:tcPr>
+          <w:p>
+            <w:pPr>
+              <w:spacing w:line="257" w:lineRule="auto"/>
+              <w:jc w:val="center"/>
+              <w:rPr>
+                <w:sz w:val="22"/>
+                <w:szCs w:val="18"/>
+              </w:rPr>
+            </w:pPr>
+            <w:r>
+              <w:rPr>
+                <w:sz w:val="22"/>
+                <w:szCs w:val="18"/>
+              </w:rPr>
+              <w:t>1031</w:t>
+            </w:r>
+          </w:p>
+        </w:tc>
+        <w:tc>
+          <w:tcPr>
+            <w:tcW w:w="0" w:type="auto"/>
+            <w:tcBorders>
+              <w:top w:val="nil"/>
+              <w:left w:val="single" w:sz="4" w:space="0" w:color="auto"/>
+              <w:bottom w:val="single" w:sz="4" w:space="0" w:color="auto"/>
+              <w:right w:val="single" w:sz="4" w:space="0" w:color="auto"/>
+            </w:tcBorders>
+            <w:vAlign w:val="bottom"/>
+          </w:tcPr>
+          <w:p>
+            <w:pPr>
+              <w:spacing w:line="257" w:lineRule="auto"/>
+              <w:jc w:val="center"/>
+              <w:rPr>
+                <w:sz w:val="18"/>
+                <w:szCs w:val="14"/>
+              </w:rPr>
+            </w:pPr>
+            <w:r>
+              <w:rPr>
+                <w:color w:val="000000"/>
+                <w:sz w:val="18"/>
+                <w:szCs w:val="14"/>
+              </w:rPr>
+              <w:t>3,381</w:t>
+            </w:r>
+          </w:p>
+        </w:tc>
+        <w:tc>
+          <w:tcPr>
+            <w:tcW w:w="0" w:type="auto"/>
+          </w:tcPr>
+          <w:p>
+            <w:pPr>
+              <w:spacing w:line="257" w:lineRule="auto"/>
+              <w:jc w:val="center"/>
+              <w:rPr>
+                <w:sz w:val="20"/>
+                <w:szCs w:val="16"/>
+              </w:rPr>
+            </w:pPr>
+            <w:r>
+              <w:rPr>
+                <w:sz w:val="20"/>
+                <w:szCs w:val="16"/>
+              </w:rPr>
+              <w:t>0</w:t>
+            </w:r>
+            <w:r>
+              <w:rPr>
+                <w:sz w:val="20"/>
+                <w:szCs w:val="16"/>
+              </w:rPr>
+              <w:t>,</w:t>
+            </w:r>
+            <w:r>
+              <w:rPr>
+                <w:sz w:val="20"/>
+                <w:szCs w:val="16"/>
+              </w:rPr>
+              <w:t>00097</w:t>
+            </w:r>
+          </w:p>
+        </w:tc>
+        <w:tc>
+          <w:tcPr>
+            <w:tcW w:w="0" w:type="auto"/>
+            <w:tcBorders>
+              <w:top w:val="nil"/>
+              <w:left w:val="nil"/>
+              <w:bottom w:val="single" w:sz="4" w:space="0" w:color="auto"/>
+              <w:right w:val="single" w:sz="4" w:space="0" w:color="auto"/>
+            </w:tcBorders>
+            <w:vAlign w:val="bottom"/>
+          </w:tcPr>
+          <w:p>
+            <w:pPr>
+              <w:spacing w:line="257" w:lineRule="auto"/>
+              <w:jc w:val="center"/>
+              <w:rPr>
+                <w:sz w:val="18"/>
+                <w:szCs w:val="18"/>
+              </w:rPr>
+            </w:pPr>
+            <w:r>
+              <w:rPr>
+                <w:color w:val="000000"/>
+                <w:sz w:val="18"/>
+                <w:szCs w:val="18"/>
+              </w:rPr>
+              <w:t>0,19</w:t>
+            </w:r>
+          </w:p>
+        </w:tc>
+        <w:tc>
+          <w:tcPr>
+            <w:tcW w:w="0" w:type="auto"/>
+            <w:vMerge/>
+          </w:tcPr>
+          <w:p>
+            <w:pPr>
+              <w:spacing w:line="257" w:lineRule="auto"/>
+              <w:jc w:val="center"/>
+              <w:rPr>
+                <w:sz w:val="20"/>
+                <w:szCs w:val="16"/>
+              </w:rPr>
+            </w:pPr>
+          </w:p>
+        </w:tc>
+        <w:tc>
+          <w:tcPr>
+            <w:tcW w:w="0" w:type="auto"/>
+            <w:tcBorders>
+              <w:top w:val="nil"/>
+              <w:left w:val="single" w:sz="4" w:space="0" w:color="000000"/>
+              <w:bottom w:val="single" w:sz="4" w:space="0" w:color="000000"/>
+              <w:right w:val="single" w:sz="4" w:space="0" w:color="000000"/>
+            </w:tcBorders>
+            <w:shd w:val="clear" w:color="F2F4F3" w:fill="F2F4F3"/>
+            <w:vAlign w:val="bottom"/>
+          </w:tcPr>
+          <w:p>
+            <w:pPr>
+              <w:spacing w:line="257" w:lineRule="auto"/>
+              <w:jc w:val="center"/>
+              <w:rPr>
+                <w:sz w:val="20"/>
+                <w:szCs w:val="16"/>
+              </w:rPr>
+            </w:pPr>
+            <w:r>
+              <w:rPr>
+                <w:color w:val="000000"/>
+                <w:sz w:val="20"/>
+                <w:szCs w:val="20"/>
+              </w:rPr>
+              <w:t>1</w:t>
+            </w:r>
+          </w:p>
+        </w:tc>
+        <w:tc>
+          <w:tcPr>
+            <w:tcW w:w="0" w:type="auto"/>
+            <w:vMerge/>
+          </w:tcPr>
+          <w:p>
+            <w:pPr>
+              <w:spacing w:line="257" w:lineRule="auto"/>
+              <w:jc w:val="center"/>
+              <w:rPr>
+                <w:sz w:val="20"/>
+                <w:szCs w:val="16"/>
+              </w:rPr>
+            </w:pPr>
+          </w:p>
+        </w:tc>
+        <w:tc>
+          <w:tcPr>
+            <w:tcW w:w="0" w:type="auto"/>
+            <w:vMerge/>
+          </w:tcPr>
+          <w:p>
+            <w:pPr>
+              <w:spacing w:line="257" w:lineRule="auto"/>
+              <w:jc w:val="center"/>
+              <w:rPr>
+                <w:sz w:val="20"/>
+                <w:szCs w:val="16"/>
+              </w:rPr>
+            </w:pPr>
+          </w:p>
+        </w:tc>
+        <w:tc>
+          <w:tcPr>
+            <w:tcW w:w="0" w:type="auto"/>
+            <w:vMerge/>
+            <w:tcBorders>
+              <w:top w:val="single" w:sz="4" w:space="0" w:color="auto"/>
+              <w:left w:val="single" w:sz="4" w:space="0" w:color="auto"/>
+              <w:bottom w:val="single" w:sz="4" w:space="0" w:color="000000"/>
+              <w:right w:val="single" w:sz="4" w:space="0" w:color="auto"/>
+            </w:tcBorders>
+            <w:vAlign w:val="center"/>
+          </w:tcPr>
+          <w:p>
+            <w:pPr>
+              <w:spacing w:line="257" w:lineRule="auto"/>
+              <w:jc w:val="center"/>
+              <w:rPr>
+                <w:sz w:val="20"/>
+                <w:szCs w:val="16"/>
+              </w:rPr>
+            </w:pPr>
+          </w:p>
+        </w:tc>
+        <w:tc>
+          <w:tcPr>
+            <w:tcW w:w="0" w:type="auto"/>
+            <w:tcBorders>
+              <w:top w:val="nil"/>
+              <w:left w:val="nil"/>
+              <w:bottom w:val="nil"/>
+              <w:right w:val="nil"/>
+            </w:tcBorders>
+            <w:vAlign w:val="bottom"/>
+          </w:tcPr>
+          <w:p>
+            <w:pPr>
+              <w:spacing w:line="259" w:lineRule="auto"/>
+            </w:pPr>
+          </w:p>
+        </w:tc>
+      </w:tr>
+    </w:tbl>
+    <w:p>
+      <w:pPr>
+        <w:spacing w:line="257" w:lineRule="auto"/>
+        <w:ind w:firstLine="709"/>
+        <w:jc w:val="both"/>
+      </w:pPr>
+    </w:p>
+    <w:p>
+      <w:pPr>
+        <w:spacing w:line="257" w:lineRule="auto"/>
+        <w:ind w:firstLine="709"/>
+        <w:jc w:val="both"/>
+        <w:rPr>
+          <w:i/>
+          <w:lang w:val="en-US"/>
+        </w:rPr>
+      </w:pPr>
+      <m:oMathPara>
+        <m:oMath>
+          <m:sSup>
+            <m:sSupPr>
+              <m:ctrlPr>
+                <w:rPr>
+                  <w:rFonts w:ascii="Cambria Math" w:hAnsi="Cambria Math"/>
+                  <w:i/>
+                </w:rPr>
+              </m:ctrlPr>
+            </m:sSupPr>
+            <m:e>
+              <m:r>
+                <w:rPr>
+                  <w:rFonts w:ascii="Cambria Math" w:hAnsi="Cambria Math"/>
+                </w:rPr>
+                <m:t>X</m:t>
+              </m:r>
+            </m:e>
+            <m:sup>
+              <m:r>
+                <w:rPr>
+                  <w:rFonts w:ascii="Cambria Math" w:hAnsi="Cambria Math"/>
+                </w:rPr>
+                <m:t>2</m:t>
+              </m:r>
+            </m:sup>
+          </m:sSup>
+          <m:r>
+            <w:rPr>
+              <w:rFonts w:ascii="Cambria Math" w:hAnsi="Cambria Math"/>
+              <w:lang w:val="en-US"/>
+            </w:rPr>
+            <m:t xml:space="preserve">= </m:t>
+          </m:r>
+          <m:r>
+            <w:rPr>
+              <w:rFonts w:ascii="Cambria Math" w:hAnsi="Cambria Math"/>
+              <w:lang w:val="en-US"/>
+            </w:rPr>
+            <m:t>4,19</m:t>
+          </m:r>
+          <m:r>
+            <w:rPr>
+              <w:rFonts w:ascii="Cambria Math" w:hAnsi="Cambria Math"/>
+              <w:lang w:val="en-US"/>
+            </w:rPr>
+            <m:t>7</m:t>
+          </m:r>
+        </m:oMath>
+      </m:oMathPara>
+    </w:p>
+    <w:p>
+      <w:pPr>
+        <w:jc w:val="both"/>
+      </w:pPr>
+      <w:r>
+        <w:rPr>
+          <w:lang w:val="en-US"/>
+        </w:rPr>
+        <w:tab/>
+      </w:r>
+      <w:r>
+        <w:t>Проверим гипотезу о нормальности распределения с учетом</w:t>
+      </w:r>
+      <w:r>
+        <w:t xml:space="preserve"> </w:t>
+      </w:r>
+      <w:r>
+        <w:t xml:space="preserve">числа степеней свободы </w:t>
+      </w:r>
+      <w:r>
+        <w:rPr>
+          <w:lang w:val="en-US"/>
+        </w:rPr>
+        <w:t>k</w:t>
+      </w:r>
+      <w:r>
+        <w:t xml:space="preserve"> = 8 </w:t>
+      </w:r>
+      <w:r>
+        <w:t>при различных уровнях значимости q</w:t>
+      </w:r>
+      <w:r>
+        <w:t>.</w:t>
+      </w:r>
+    </w:p>
+    <w:p>
+      <w:pPr>
+        <w:jc w:val="both"/>
+        <w:rPr>
+          <w:u w:val="single"/>
+        </w:rPr>
+      </w:pPr>
+      <w:r>
+        <w:rPr>
+          <w:u w:val="single"/>
+        </w:rPr>
+        <w:t xml:space="preserve">При </w:t>
+      </w:r>
+      <w:r>
+        <w:rPr>
+          <w:u w:val="single"/>
+          <w:lang w:val="en-US"/>
+        </w:rPr>
+        <w:t>q = 1%</w:t>
+      </w:r>
+      <w:r>
+        <w:rPr>
+          <w:u w:val="single"/>
+        </w:rPr>
+        <w:t>:</w:t>
+      </w:r>
+    </w:p>
+    <w:p>
+      <w:pPr>
+        <w:jc w:val="both"/>
+        <w:rPr>
+          <w:i/>
+          <w:lang w:val="en-US"/>
+        </w:rPr>
+      </w:pPr>
+      <m:oMathPara>
+        <m:oMath>
+          <m:sSubSup>
+            <m:sSubSupPr>
+              <m:ctrlPr>
+                <w:rPr>
+                  <w:rFonts w:ascii="Cambria Math" w:hAnsi="Cambria Math"/>
+                  <w:i/>
+                </w:rPr>
+              </m:ctrlPr>
+            </m:sSubSupPr>
+            <m:e>
+              <m:r>
+                <w:rPr>
+                  <w:rFonts w:ascii="Cambria Math" w:hAnsi="Cambria Math"/>
+                  <w:lang w:val="en-US"/>
+                </w:rPr>
+                <m:t>X</m:t>
+              </m:r>
+            </m:e>
+            <m:sub>
+              <m:r>
+                <w:rPr>
+                  <w:rFonts w:ascii="Cambria Math" w:hAnsi="Cambria Math"/>
+                </w:rPr>
+                <m:t>q</m:t>
+              </m:r>
+            </m:sub>
+            <m:sup>
+              <m:r>
+                <w:rPr>
+                  <w:rFonts w:ascii="Cambria Math" w:hAnsi="Cambria Math"/>
+                </w:rPr>
+                <m:t>2</m:t>
+              </m:r>
+            </m:sup>
+          </m:sSubSup>
+          <m:r>
+            <w:rPr>
+              <w:rFonts w:ascii="Cambria Math" w:hAnsi="Cambria Math"/>
+              <w:lang w:val="en-US"/>
+            </w:rPr>
+            <m:t xml:space="preserve">=  </m:t>
+          </m:r>
+          <m:r>
+            <w:rPr>
+              <w:rFonts w:ascii="Cambria Math" w:hAnsi="Cambria Math"/>
+              <w:lang w:val="en-US"/>
+            </w:rPr>
+            <m:t>20,09</m:t>
+          </m:r>
+        </m:oMath>
+      </m:oMathPara>
+    </w:p>
+    <w:p>
+      <w:pPr>
+        <w:ind w:firstLine="708"/>
+        <w:jc w:val="center"/>
+        <w:rPr>
+          <w:iCs/>
+        </w:rPr>
+      </w:pPr>
+      <w:r>
+        <w:rPr>
+          <w:iCs/>
+        </w:rPr>
+        <w:t>Гипотеза о нормальности выборки не противоречит данным измерений</w:t>
+      </w:r>
+      <w:r>
+        <w:rPr>
+          <w:iCs/>
+        </w:rPr>
+        <w:t xml:space="preserve"> (</w:t>
+      </w:r>
+      <m:oMath>
+        <m:sSup>
+          <m:sSupPr>
+            <m:ctrlPr>
+              <w:rPr>
+                <w:rFonts w:ascii="Cambria Math" w:hAnsi="Cambria Math"/>
+                <w:i/>
+              </w:rPr>
+            </m:ctrlPr>
+          </m:sSupPr>
+          <m:e>
+            <m:r>
+              <w:rPr>
+                <w:rFonts w:ascii="Cambria Math" w:hAnsi="Cambria Math"/>
+                <w:lang w:val="en-US"/>
+              </w:rPr>
+              <m:t>X</m:t>
+            </m:r>
+          </m:e>
+          <m:sup>
+            <m:r>
+              <w:rPr>
+                <w:rFonts w:ascii="Cambria Math" w:hAnsi="Cambria Math"/>
+              </w:rPr>
+              <m:t>2</m:t>
+            </m:r>
+          </m:sup>
+        </m:sSup>
+        <m:r>
+          <w:rPr>
+            <w:rFonts w:ascii="Cambria Math" w:hAnsi="Cambria Math"/>
+          </w:rPr>
+          <m:t xml:space="preserve">&lt; </m:t>
+        </m:r>
+        <m:sSubSup>
+          <m:sSubSupPr>
+            <m:ctrlPr>
+              <w:rPr>
+                <w:rFonts w:ascii="Cambria Math" w:hAnsi="Cambria Math"/>
+                <w:i/>
+                <w:lang w:val="en-US"/>
+              </w:rPr>
+            </m:ctrlPr>
+          </m:sSubSupPr>
+          <m:e>
+            <m:r>
+              <w:rPr>
+                <w:rFonts w:ascii="Cambria Math" w:hAnsi="Cambria Math"/>
+                <w:lang w:val="en-US"/>
+              </w:rPr>
+              <m:t>X</m:t>
+            </m:r>
+          </m:e>
+          <m:sub>
+            <m:r>
+              <w:rPr>
+                <w:rFonts w:ascii="Cambria Math" w:hAnsi="Cambria Math"/>
+                <w:lang w:val="en-US"/>
+              </w:rPr>
+              <m:t>q</m:t>
+            </m:r>
+          </m:sub>
+          <m:sup>
+            <m:r>
+              <w:rPr>
+                <w:rFonts w:ascii="Cambria Math" w:hAnsi="Cambria Math"/>
+              </w:rPr>
+              <m:t>2</m:t>
+            </m:r>
+          </m:sup>
+        </m:sSubSup>
+      </m:oMath>
+      <w:r>
+        <w:rPr>
+          <w:iCs/>
+        </w:rPr>
+        <w:t>)</w:t>
+      </w:r>
+    </w:p>
+    <w:p>
+      <w:pPr>
+        <w:jc w:val="both"/>
+        <w:rPr>
+          <w:u w:val="single"/>
+        </w:rPr>
+      </w:pPr>
+      <w:r>
+        <w:rPr>
+          <w:u w:val="single"/>
+        </w:rPr>
+        <w:t xml:space="preserve">При </w:t>
+      </w:r>
+      <w:r>
+        <w:rPr>
+          <w:u w:val="single"/>
+          <w:lang w:val="en-US"/>
+        </w:rPr>
+        <w:t xml:space="preserve">q = </w:t>
+      </w:r>
+      <w:r>
+        <w:rPr>
+          <w:u w:val="single"/>
+          <w:lang w:val="en-US"/>
+        </w:rPr>
+        <w:t>5</w:t>
+      </w:r>
+      <w:r>
+        <w:rPr>
+          <w:u w:val="single"/>
+          <w:lang w:val="en-US"/>
+        </w:rPr>
+        <w:t>%</w:t>
+      </w:r>
+      <w:r>
+        <w:rPr>
+          <w:u w:val="single"/>
+        </w:rPr>
+        <w:t>:</w:t>
+      </w:r>
+    </w:p>
+    <w:p>
+      <w:pPr>
+        <w:jc w:val="both"/>
+        <w:rPr>
+          <w:i/>
+          <w:lang w:val="en-US"/>
+        </w:rPr>
+      </w:pPr>
+      <m:oMathPara>
+        <m:oMath>
+          <m:sSubSup>
+            <m:sSubSupPr>
+              <m:ctrlPr>
+                <w:rPr>
+                  <w:rFonts w:ascii="Cambria Math" w:hAnsi="Cambria Math"/>
+                  <w:i/>
+                </w:rPr>
+              </m:ctrlPr>
+            </m:sSubSupPr>
+            <m:e>
+              <m:r>
+                <w:rPr>
+                  <w:rFonts w:ascii="Cambria Math" w:hAnsi="Cambria Math"/>
+                  <w:lang w:val="en-US"/>
+                </w:rPr>
+                <m:t>X</m:t>
+              </m:r>
+            </m:e>
+            <m:sub>
+              <m:r>
+                <w:rPr>
+                  <w:rFonts w:ascii="Cambria Math" w:hAnsi="Cambria Math"/>
+                </w:rPr>
+                <m:t>q</m:t>
+              </m:r>
+            </m:sub>
+            <m:sup>
+              <m:r>
+                <w:rPr>
+                  <w:rFonts w:ascii="Cambria Math" w:hAnsi="Cambria Math"/>
+                </w:rPr>
+                <m:t>2</m:t>
+              </m:r>
+            </m:sup>
+          </m:sSubSup>
+          <m:r>
+            <w:rPr>
+              <w:rFonts w:ascii="Cambria Math" w:hAnsi="Cambria Math"/>
+              <w:lang w:val="en-US"/>
+            </w:rPr>
+            <m:t xml:space="preserve">=  </m:t>
+          </m:r>
+          <m:r>
+            <w:rPr>
+              <w:rFonts w:ascii="Cambria Math" w:hAnsi="Cambria Math"/>
+              <w:lang w:val="en-US"/>
+            </w:rPr>
+            <m:t>15,507</m:t>
+          </m:r>
+        </m:oMath>
+      </m:oMathPara>
+    </w:p>
+    <w:p>
+      <w:pPr>
+        <w:ind w:firstLine="708"/>
+        <w:jc w:val="center"/>
+        <w:rPr>
+          <w:iCs/>
+          <w:lang w:val="en-US"/>
+        </w:rPr>
+      </w:pPr>
+      <w:r>
+        <w:rPr>
+          <w:iCs/>
+        </w:rPr>
+        <w:t>Гипотеза о нормальности выборки не противоречит данным измерений (</w:t>
+      </w:r>
+      <m:oMath>
+        <m:sSup>
+          <m:sSupPr>
+            <m:ctrlPr>
+              <w:rPr>
+                <w:rFonts w:ascii="Cambria Math" w:hAnsi="Cambria Math"/>
+                <w:i/>
+              </w:rPr>
+            </m:ctrlPr>
+          </m:sSupPr>
+          <m:e>
+            <m:r>
+              <w:rPr>
+                <w:rFonts w:ascii="Cambria Math" w:hAnsi="Cambria Math"/>
+                <w:lang w:val="en-US"/>
+              </w:rPr>
+              <m:t>X</m:t>
+            </m:r>
+          </m:e>
+          <m:sup>
+            <m:r>
+              <w:rPr>
+                <w:rFonts w:ascii="Cambria Math" w:hAnsi="Cambria Math"/>
+              </w:rPr>
+              <m:t>2</m:t>
+            </m:r>
+          </m:sup>
+        </m:sSup>
+        <m:r>
+          <w:rPr>
+            <w:rFonts w:ascii="Cambria Math" w:hAnsi="Cambria Math"/>
+          </w:rPr>
+          <m:t xml:space="preserve">&lt; </m:t>
+        </m:r>
+        <m:sSubSup>
+          <m:sSubSupPr>
+            <m:ctrlPr>
+              <w:rPr>
+                <w:rFonts w:ascii="Cambria Math" w:hAnsi="Cambria Math"/>
+                <w:i/>
+                <w:lang w:val="en-US"/>
+              </w:rPr>
+            </m:ctrlPr>
+          </m:sSubSupPr>
+          <m:e>
+            <m:r>
+              <w:rPr>
+                <w:rFonts w:ascii="Cambria Math" w:hAnsi="Cambria Math"/>
+                <w:lang w:val="en-US"/>
+              </w:rPr>
+              <m:t>X</m:t>
+            </m:r>
+          </m:e>
+          <m:sub>
+            <m:r>
+              <w:rPr>
+                <w:rFonts w:ascii="Cambria Math" w:hAnsi="Cambria Math"/>
+                <w:lang w:val="en-US"/>
+              </w:rPr>
+              <m:t>q</m:t>
+            </m:r>
+          </m:sub>
+          <m:sup>
+            <m:r>
+              <w:rPr>
+                <w:rFonts w:ascii="Cambria Math" w:hAnsi="Cambria Math"/>
+              </w:rPr>
+              <m:t>2</m:t>
+            </m:r>
+          </m:sup>
+        </m:sSubSup>
+      </m:oMath>
+      <w:r>
+        <w:rPr>
+          <w:iCs/>
+        </w:rPr>
+        <w:t>)</w:t>
+      </w:r>
+    </w:p>
+    <w:p>
+      <w:pPr>
+        <w:jc w:val="both"/>
+        <w:rPr>
+          <w:u w:val="single"/>
+        </w:rPr>
+      </w:pPr>
+      <w:r>
+        <w:rPr>
+          <w:u w:val="single"/>
+        </w:rPr>
+        <w:t xml:space="preserve">При </w:t>
+      </w:r>
+      <w:r>
+        <w:rPr>
+          <w:u w:val="single"/>
+          <w:lang w:val="en-US"/>
+        </w:rPr>
+        <w:t>q = 1</w:t>
+      </w:r>
+      <w:r>
+        <w:rPr>
+          <w:u w:val="single"/>
+          <w:lang w:val="en-US"/>
+        </w:rPr>
+        <w:t>0</w:t>
+      </w:r>
+      <w:r>
+        <w:rPr>
+          <w:u w:val="single"/>
+          <w:lang w:val="en-US"/>
+        </w:rPr>
+        <w:t>%</w:t>
+      </w:r>
+      <w:r>
+        <w:rPr>
+          <w:u w:val="single"/>
+        </w:rPr>
+        <w:t>:</w:t>
+      </w:r>
+    </w:p>
+    <w:p>
+      <w:pPr>
+        <w:jc w:val="both"/>
+        <w:rPr>
+          <w:i/>
+          <w:lang w:val="en-US"/>
+        </w:rPr>
+      </w:pPr>
+      <m:oMathPara>
+        <m:oMath>
+          <m:sSubSup>
+            <m:sSubSupPr>
+              <m:ctrlPr>
+                <w:rPr>
+                  <w:rFonts w:ascii="Cambria Math" w:hAnsi="Cambria Math"/>
+                  <w:i/>
+                </w:rPr>
+              </m:ctrlPr>
+            </m:sSubSupPr>
+            <m:e>
+              <m:r>
+                <w:rPr>
+                  <w:rFonts w:ascii="Cambria Math" w:hAnsi="Cambria Math"/>
+                  <w:lang w:val="en-US"/>
+                </w:rPr>
+                <m:t>X</m:t>
+              </m:r>
+            </m:e>
+            <m:sub>
+              <m:r>
+                <w:rPr>
+                  <w:rFonts w:ascii="Cambria Math" w:hAnsi="Cambria Math"/>
+                </w:rPr>
+                <m:t>q</m:t>
+              </m:r>
+            </m:sub>
+            <m:sup>
+              <m:r>
+                <w:rPr>
+                  <w:rFonts w:ascii="Cambria Math" w:hAnsi="Cambria Math"/>
+                </w:rPr>
+                <m:t>2</m:t>
+              </m:r>
+            </m:sup>
+          </m:sSubSup>
+          <m:r>
+            <w:rPr>
+              <w:rFonts w:ascii="Cambria Math" w:hAnsi="Cambria Math"/>
+              <w:lang w:val="en-US"/>
+            </w:rPr>
+            <m:t xml:space="preserve">=  </m:t>
+          </m:r>
+          <m:r>
+            <w:rPr>
+              <w:rFonts w:ascii="Cambria Math" w:hAnsi="Cambria Math"/>
+              <w:lang w:val="en-US"/>
+            </w:rPr>
+            <m:t>13,362</m:t>
+          </m:r>
+        </m:oMath>
+      </m:oMathPara>
+    </w:p>
+    <w:p>
+      <w:pPr>
+        <w:ind w:firstLine="708"/>
+        <w:jc w:val="center"/>
+        <w:rPr>
+          <w:iCs/>
+        </w:rPr>
+      </w:pPr>
+      <w:r>
+        <w:rPr>
+          <w:iCs/>
+        </w:rPr>
+        <w:t>Гипотеза о нормальности выборки не противоречит данным измерений (</w:t>
+      </w:r>
+      <m:oMath>
+        <m:sSup>
+          <m:sSupPr>
+            <m:ctrlPr>
+              <w:rPr>
+                <w:rFonts w:ascii="Cambria Math" w:hAnsi="Cambria Math"/>
+                <w:i/>
+              </w:rPr>
+            </m:ctrlPr>
+          </m:sSupPr>
+          <m:e>
+            <m:r>
+              <w:rPr>
+                <w:rFonts w:ascii="Cambria Math" w:hAnsi="Cambria Math"/>
+                <w:lang w:val="en-US"/>
+              </w:rPr>
+              <m:t>X</m:t>
+            </m:r>
+          </m:e>
+          <m:sup>
+            <m:r>
+              <w:rPr>
+                <w:rFonts w:ascii="Cambria Math" w:hAnsi="Cambria Math"/>
+              </w:rPr>
+              <m:t>2</m:t>
+            </m:r>
+          </m:sup>
+        </m:sSup>
+        <m:r>
+          <w:rPr>
+            <w:rFonts w:ascii="Cambria Math" w:hAnsi="Cambria Math"/>
+          </w:rPr>
+          <m:t xml:space="preserve">&lt; </m:t>
+        </m:r>
+        <m:sSubSup>
+          <m:sSubSupPr>
+            <m:ctrlPr>
+              <w:rPr>
+                <w:rFonts w:ascii="Cambria Math" w:hAnsi="Cambria Math"/>
+                <w:i/>
+                <w:lang w:val="en-US"/>
+              </w:rPr>
+            </m:ctrlPr>
+          </m:sSubSupPr>
+          <m:e>
+            <m:r>
+              <w:rPr>
+                <w:rFonts w:ascii="Cambria Math" w:hAnsi="Cambria Math"/>
+                <w:lang w:val="en-US"/>
+              </w:rPr>
+              <m:t>X</m:t>
+            </m:r>
+          </m:e>
+          <m:sub>
+            <m:r>
+              <w:rPr>
+                <w:rFonts w:ascii="Cambria Math" w:hAnsi="Cambria Math"/>
+                <w:lang w:val="en-US"/>
+              </w:rPr>
+              <m:t>q</m:t>
+            </m:r>
+          </m:sub>
+          <m:sup>
+            <m:r>
+              <w:rPr>
+                <w:rFonts w:ascii="Cambria Math" w:hAnsi="Cambria Math"/>
+              </w:rPr>
+              <m:t>2</m:t>
+            </m:r>
+          </m:sup>
+        </m:sSubSup>
+      </m:oMath>
+      <w:r>
+        <w:rPr>
+          <w:iCs/>
+        </w:rPr>
+        <w:t>)</w:t>
+      </w:r>
+    </w:p>
+    <w:p>
+      <w:pPr>
+        <w:ind w:firstLine="708"/>
+        <w:jc w:val="both"/>
+        <w:rPr>
+          <w:iCs/>
+        </w:rPr>
+      </w:pPr>
+      <w:r>
+        <w:rPr>
+          <w:iCs/>
+        </w:rPr>
+        <w:t xml:space="preserve">По полученным данным можно сделать вывод, что табличное значение хи-квадрат значительно меньше даже самого </w:t>
+      </w:r>
+      <w:r>
+        <w:rPr>
+          <w:i/>
+        </w:rPr>
+        <w:t>мягкого</w:t>
+      </w:r>
+      <w:r>
+        <w:rPr>
+          <w:iCs/>
+        </w:rPr>
+        <w:t xml:space="preserve"> критического значения (13,362 для </w:t>
+      </w:r>
+      <w:r>
+        <w:rPr>
+          <w:iCs/>
+          <w:lang w:val="en-US"/>
+        </w:rPr>
+        <w:t>q</w:t>
+      </w:r>
+      <w:r>
+        <w:rPr>
+          <w:iCs/>
+        </w:rPr>
+        <w:t xml:space="preserve"> = 10%</w:t>
+      </w:r>
+      <w:r>
+        <w:rPr>
+          <w:iCs/>
+        </w:rPr>
+        <w:t>)</w:t>
+      </w:r>
+      <w:r>
+        <w:rPr>
+          <w:iCs/>
+        </w:rPr>
+        <w:t>.</w:t>
+      </w:r>
+      <w:r>
+        <w:rPr>
+          <w:iCs/>
+        </w:rPr>
+        <w:t xml:space="preserve"> Это может свидетельствовать тому, что расхождения между теоретическим нормальным распределением и</w:t>
+      </w:r>
+      <w:r>
+        <w:rPr>
+          <w:iCs/>
+        </w:rPr>
+        <w:t xml:space="preserve"> нашими данными очень малы.</w:t>
+      </w:r>
+    </w:p>
+    <w:p>
+      <w:pPr>
+        <w:pStyle w:val="1"/>
+      </w:pPr>
+      <w:bookmarkStart w:id="16" w:name="_Toc213934504"/>
+      <w:r>
+        <w:lastRenderedPageBreak/>
+        <w:t>Проверка гипотезы об однородности выборки с помощью критериев знаков и Вилкоксона</w:t>
+      </w:r>
+      <w:bookmarkEnd w:id="16"/>
+    </w:p>
+    <w:p>
+      <w:pPr>
+        <w:spacing w:line="257" w:lineRule="auto"/>
+        <w:ind w:firstLine="709"/>
+        <w:jc w:val="both"/>
+        <w:rPr>
+          <w:lang w:val="en-US"/>
+        </w:rPr>
+      </w:pPr>
+      <w:r>
+        <w:t xml:space="preserve">Введем нулевую гипотезу </w:t>
+      </w:r>
+      <w:r>
+        <w:rPr>
+          <w:rFonts w:ascii="Cambria Math" w:hAnsi="Cambria Math" w:cs="Cambria Math"/>
+          <w:i/>
+          <w:iCs/>
+          <w:lang w:val="en-US"/>
+        </w:rPr>
+        <w:t>H</w:t>
+      </w:r>
+      <w:r>
+        <w:rPr>
+          <w:rFonts w:ascii="Cambria Math" w:hAnsi="Cambria Math" w:cs="Cambria Math"/>
+          <w:i/>
+          <w:iCs/>
+          <w:vertAlign w:val="subscript"/>
+        </w:rPr>
+        <w:t>0</w:t>
+      </w:r>
+      <w:r>
+        <w:t xml:space="preserve"> о том, что выборка, данная в таблице 1, является однородной. Для проверки этой гипотезы возьмем двадцать первых и двадцать последних значений таблицы 1 (две выборки). Воспользуемся непараметрическими (независимыми от формы распределения) критериями: критерием знаков и критерием Вилкоксона.</w:t>
+      </w:r>
+    </w:p>
+    <w:p>
+      <w:pPr>
+        <w:pStyle w:val="2"/>
+      </w:pPr>
+      <w:bookmarkStart w:id="17" w:name="_Toc213934505"/>
+      <w:r>
+        <w:t>Критерий знаков</w:t>
+      </w:r>
+      <w:bookmarkEnd w:id="17"/>
+    </w:p>
+    <w:p>
+      <w:pPr>
+        <w:spacing w:line="257" w:lineRule="auto"/>
+        <w:ind w:firstLine="709"/>
+        <w:jc w:val="both"/>
+      </w:pPr>
+      <w:r>
+        <w:t xml:space="preserve">Составим разность </w:t>
+      </w:r>
+      <w:r>
+        <w:rPr>
+          <w:rFonts w:ascii="Cambria Math" w:hAnsi="Cambria Math" w:cs="Cambria Math"/>
+        </w:rPr>
+        <w:t>𝑧</w:t>
+      </w:r>
+      <w:r>
+        <w:rPr>
+          <w:rFonts w:ascii="Cambria Math" w:hAnsi="Cambria Math" w:cs="Cambria Math"/>
+          <w:vertAlign w:val="subscript"/>
+        </w:rPr>
+        <w:t>𝑖</w:t>
+      </w:r>
+      <w:r>
+        <w:t xml:space="preserve"> = </w:t>
+      </w:r>
+      <w:r>
+        <w:rPr>
+          <w:rFonts w:ascii="Cambria Math" w:hAnsi="Cambria Math" w:cs="Cambria Math"/>
+        </w:rPr>
+        <w:t>𝑥</w:t>
+      </w:r>
+      <w:r>
+        <w:rPr>
+          <w:rFonts w:ascii="Cambria Math" w:hAnsi="Cambria Math" w:cs="Cambria Math"/>
+          <w:vertAlign w:val="subscript"/>
+        </w:rPr>
+        <w:t>𝑖</w:t>
+      </w:r>
+      <w:r>
+        <w:t xml:space="preserve"> − </w:t>
+      </w:r>
+      <w:r>
+        <w:rPr>
+          <w:rFonts w:ascii="Cambria Math" w:hAnsi="Cambria Math" w:cs="Cambria Math"/>
+        </w:rPr>
+        <w:t>𝑦</w:t>
+      </w:r>
+      <w:r>
+        <w:rPr>
+          <w:rFonts w:ascii="Cambria Math" w:hAnsi="Cambria Math" w:cs="Cambria Math"/>
+          <w:vertAlign w:val="subscript"/>
+        </w:rPr>
+        <w:t>𝑖</w:t>
+      </w:r>
+      <w:r>
+        <w:t xml:space="preserve">, где i = 1, 2, …,20 – порядковые номера первых </w:t>
+      </w:r>
+      <w:r>
+        <w:rPr>
+          <w:rFonts w:ascii="Cambria Math" w:hAnsi="Cambria Math" w:cs="Cambria Math"/>
+        </w:rPr>
+        <w:t>𝑥</w:t>
+      </w:r>
+      <w:r>
+        <w:rPr>
+          <w:rFonts w:ascii="Cambria Math" w:hAnsi="Cambria Math" w:cs="Cambria Math"/>
+          <w:vertAlign w:val="subscript"/>
+        </w:rPr>
+        <w:t>𝑖</w:t>
+      </w:r>
+      <w:r>
+        <w:t xml:space="preserve"> и последних </w:t>
+      </w:r>
+      <w:r>
+        <w:rPr>
+          <w:rFonts w:ascii="Cambria Math" w:hAnsi="Cambria Math" w:cs="Cambria Math"/>
+        </w:rPr>
+        <w:t>𝑦</w:t>
+      </w:r>
+      <w:r>
+        <w:rPr>
+          <w:rFonts w:ascii="Cambria Math" w:hAnsi="Cambria Math" w:cs="Cambria Math"/>
+          <w:vertAlign w:val="subscript"/>
+        </w:rPr>
+        <w:t>𝑖</w:t>
+      </w:r>
+      <w:r>
+        <w:t xml:space="preserve"> двадцати значений выборки. Подсчитаем число положительных </w:t>
+      </w:r>
+      <w:r>
+        <w:rPr>
+          <w:rFonts w:ascii="Cambria Math" w:hAnsi="Cambria Math" w:cs="Cambria Math"/>
+        </w:rPr>
+        <w:t>𝑘</w:t>
+      </w:r>
+      <w:r>
+        <w:rPr>
+          <w:rFonts w:ascii="Cambria Math" w:hAnsi="Cambria Math" w:cs="Cambria Math"/>
+          <w:vertAlign w:val="subscript"/>
+        </w:rPr>
+        <w:t>𝑛</w:t>
+      </w:r>
+      <w:r>
+        <w:t xml:space="preserve">(+) и отрицательных </w:t>
+      </w:r>
+      <w:r>
+        <w:rPr>
+          <w:rFonts w:ascii="Cambria Math" w:hAnsi="Cambria Math" w:cs="Cambria Math"/>
+        </w:rPr>
+        <w:t>𝑘</w:t>
+      </w:r>
+      <w:r>
+        <w:rPr>
+          <w:rFonts w:ascii="Cambria Math" w:hAnsi="Cambria Math" w:cs="Cambria Math"/>
+          <w:vertAlign w:val="subscript"/>
+        </w:rPr>
+        <w:t>𝑛</w:t>
+      </w:r>
+      <w:r>
+        <w:t xml:space="preserve">(-) знаков разностей </w:t>
+      </w:r>
+      <w:r>
+        <w:rPr>
+          <w:rFonts w:ascii="Cambria Math" w:hAnsi="Cambria Math" w:cs="Cambria Math"/>
+        </w:rPr>
+        <w:t>𝑧</w:t>
+      </w:r>
+      <w:r>
+        <w:rPr>
+          <w:rFonts w:ascii="Cambria Math" w:hAnsi="Cambria Math" w:cs="Cambria Math"/>
+          <w:vertAlign w:val="subscript"/>
+        </w:rPr>
+        <w:t>𝑖</w:t>
+      </w:r>
+      <w:r>
+        <w:t xml:space="preserve"> (n = 20).</w:t>
+      </w:r>
+    </w:p>
+    <w:p>
+      <w:pPr>
+        <w:spacing w:line="257" w:lineRule="auto"/>
+        <w:ind w:firstLine="709"/>
+        <w:jc w:val="both"/>
+      </w:pPr>
+      <w:r>
+        <w:t xml:space="preserve">Затем, выбрав уровень значимости </w:t>
+      </w:r>
+      <w:r>
+        <w:rPr>
+          <w:rFonts w:ascii="Cambria Math" w:hAnsi="Cambria Math" w:cs="Cambria Math"/>
+        </w:rPr>
+        <w:t>𝑞</w:t>
+      </w:r>
+      <w:r>
+        <w:t xml:space="preserve">, находим по </w:t>
+      </w:r>
+      <w:r>
+        <w:rPr>
+          <w:rFonts w:ascii="Cambria Math" w:hAnsi="Cambria Math" w:cs="Cambria Math"/>
+        </w:rPr>
+        <w:t>𝑞</w:t>
+      </w:r>
+      <w:r>
+        <w:t xml:space="preserve"> и </w:t>
+      </w:r>
+      <w:r>
+        <w:rPr>
+          <w:rFonts w:ascii="Cambria Math" w:hAnsi="Cambria Math" w:cs="Cambria Math"/>
+        </w:rPr>
+        <w:t>𝑛</w:t>
+      </w:r>
+      <w:r>
+        <w:t xml:space="preserve"> критическое значение </w:t>
+      </w:r>
+      <m:oMath>
+        <m:sSub>
+          <m:sSubPr>
+            <m:ctrlPr>
+              <w:rPr>
+                <w:rFonts w:ascii="Cambria Math" w:hAnsi="Cambria Math"/>
+                <w:i/>
+              </w:rPr>
+            </m:ctrlPr>
+          </m:sSubPr>
+          <m:e>
+            <m:acc>
+              <m:accPr>
+                <m:chr m:val="̅"/>
+                <m:ctrlPr>
+                  <w:rPr>
+                    <w:rFonts w:ascii="Cambria Math" w:hAnsi="Cambria Math"/>
+                    <w:i/>
+                  </w:rPr>
+                </m:ctrlPr>
+              </m:accPr>
+              <m:e>
+                <m:r>
+                  <w:rPr>
+                    <w:rFonts w:ascii="Cambria Math" w:hAnsi="Cambria Math"/>
+                    <w:lang w:val="en-US"/>
+                  </w:rPr>
+                  <m:t>m</m:t>
+                </m:r>
+              </m:e>
+            </m:acc>
+          </m:e>
+          <m:sub>
+            <m:r>
+              <w:rPr>
+                <w:rFonts w:ascii="Cambria Math" w:hAnsi="Cambria Math"/>
+              </w:rPr>
+              <m:t>n</m:t>
+            </m:r>
+          </m:sub>
+        </m:sSub>
+      </m:oMath>
+      <w:r>
+        <w:t xml:space="preserve"> </w:t>
+      </w:r>
+      <w:r>
+        <w:t xml:space="preserve">меньшего из чисел положительных и отрицательных знаков </w:t>
+      </w:r>
+      <w:r>
+        <w:rPr>
+          <w:rFonts w:ascii="Cambria Math" w:hAnsi="Cambria Math" w:cs="Cambria Math"/>
+        </w:rPr>
+        <w:t>𝑧</w:t>
+      </w:r>
+      <w:r>
+        <w:rPr>
+          <w:rFonts w:ascii="Cambria Math" w:hAnsi="Cambria Math" w:cs="Cambria Math"/>
+          <w:vertAlign w:val="subscript"/>
+        </w:rPr>
+        <w:t>𝑖</w:t>
+      </w:r>
+      <w:r>
+        <w:t xml:space="preserve">. Если теперь меньшее из чисел знаков разностей окажется меньше </w:t>
+      </w:r>
+      <m:oMath>
+        <m:sSub>
+          <m:sSubPr>
+            <m:ctrlPr>
+              <w:rPr>
+                <w:rFonts w:ascii="Cambria Math" w:hAnsi="Cambria Math"/>
+                <w:i/>
+              </w:rPr>
+            </m:ctrlPr>
+          </m:sSubPr>
+          <m:e>
+            <m:acc>
+              <m:accPr>
+                <m:chr m:val="̅"/>
+                <m:ctrlPr>
+                  <w:rPr>
+                    <w:rFonts w:ascii="Cambria Math" w:hAnsi="Cambria Math"/>
+                    <w:i/>
+                  </w:rPr>
+                </m:ctrlPr>
+              </m:accPr>
+              <m:e>
+                <m:r>
+                  <w:rPr>
+                    <w:rFonts w:ascii="Cambria Math" w:hAnsi="Cambria Math"/>
+                    <w:lang w:val="en-US"/>
+                  </w:rPr>
+                  <m:t>m</m:t>
+                </m:r>
+              </m:e>
+            </m:acc>
+          </m:e>
+          <m:sub>
+            <m:r>
+              <w:rPr>
+                <w:rFonts w:ascii="Cambria Math" w:hAnsi="Cambria Math"/>
+              </w:rPr>
+              <m:t>n</m:t>
+            </m:r>
+          </m:sub>
+        </m:sSub>
+      </m:oMath>
+      <w:r>
+        <w:t xml:space="preserve">, то гипотеза об однородности выборки отвергается, а если меньшее из чисел знаков разностей окажется больше </w:t>
+      </w:r>
+      <m:oMath>
+        <m:sSub>
+          <m:sSubPr>
+            <m:ctrlPr>
+              <w:rPr>
+                <w:rFonts w:ascii="Cambria Math" w:hAnsi="Cambria Math"/>
+                <w:i/>
+              </w:rPr>
+            </m:ctrlPr>
+          </m:sSubPr>
+          <m:e>
+            <m:acc>
+              <m:accPr>
+                <m:chr m:val="̅"/>
+                <m:ctrlPr>
+                  <w:rPr>
+                    <w:rFonts w:ascii="Cambria Math" w:hAnsi="Cambria Math"/>
+                    <w:i/>
+                  </w:rPr>
+                </m:ctrlPr>
+              </m:accPr>
+              <m:e>
+                <m:r>
+                  <w:rPr>
+                    <w:rFonts w:ascii="Cambria Math" w:hAnsi="Cambria Math"/>
+                    <w:lang w:val="en-US"/>
+                  </w:rPr>
+                  <m:t>m</m:t>
+                </m:r>
+              </m:e>
+            </m:acc>
+          </m:e>
+          <m:sub>
+            <m:r>
+              <w:rPr>
+                <w:rFonts w:ascii="Cambria Math" w:hAnsi="Cambria Math"/>
+              </w:rPr>
+              <m:t>n</m:t>
+            </m:r>
+          </m:sub>
+        </m:sSub>
+      </m:oMath>
+      <w:r>
+        <w:t>, то следует признать, что гипотеза не противоречит данным выборки.</w:t>
+      </w:r>
+    </w:p>
+    <w:p>
+      <w:pPr>
+        <w:spacing w:line="257" w:lineRule="auto"/>
+        <w:ind w:firstLine="709"/>
+        <w:jc w:val="both"/>
+      </w:pPr>
+      <w:r>
+        <w:t>Для данных из таблицы 1 имеем:</w:t>
+      </w:r>
+    </w:p>
+    <w:p>
+      <w:pPr>
+        <w:ind w:firstLine="708"/>
+        <w:rPr>
+          <w:iCs/>
+          <w:lang w:val="en-US"/>
+        </w:rPr>
+      </w:pPr>
+      <m:oMathPara>
+        <m:oMath>
+          <m:sSub>
+            <m:sSubPr>
+              <m:ctrlPr>
+                <w:rPr>
+                  <w:rFonts w:ascii="Cambria Math" w:hAnsi="Cambria Math"/>
+                  <w:i/>
+                  <w:iCs/>
+                </w:rPr>
+              </m:ctrlPr>
+            </m:sSubPr>
+            <m:e>
+              <m:r>
+                <w:rPr>
+                  <w:rFonts w:ascii="Cambria Math" w:hAnsi="Cambria Math"/>
+                </w:rPr>
+                <m:t>k</m:t>
+              </m:r>
+            </m:e>
+            <m:sub>
+              <m:r>
+                <w:rPr>
+                  <w:rFonts w:ascii="Cambria Math" w:hAnsi="Cambria Math"/>
+                </w:rPr>
+                <m:t>n</m:t>
+              </m:r>
+            </m:sub>
+          </m:sSub>
+          <m:d>
+            <m:dPr>
+              <m:ctrlPr>
+                <w:rPr>
+                  <w:rFonts w:ascii="Cambria Math" w:hAnsi="Cambria Math"/>
+                  <w:i/>
+                  <w:iCs/>
+                </w:rPr>
+              </m:ctrlPr>
+            </m:dPr>
+            <m:e>
+              <m:r>
+                <w:rPr>
+                  <w:rFonts w:ascii="Cambria Math" w:hAnsi="Cambria Math"/>
+                </w:rPr>
+                <m:t>+</m:t>
+              </m:r>
+              <m:ctrlPr>
+                <w:rPr>
+                  <w:rFonts w:ascii="Cambria Math" w:hAnsi="Cambria Math"/>
+                  <w:i/>
+                  <w:iCs/>
+                  <w:lang w:val="en-US"/>
+                </w:rPr>
+              </m:ctrlPr>
+            </m:e>
+          </m:d>
+          <m:r>
+            <w:rPr>
+              <w:rFonts w:ascii="Cambria Math" w:hAnsi="Cambria Math"/>
+              <w:lang w:val="en-US"/>
+            </w:rPr>
+            <m:t>= 12</m:t>
+          </m:r>
+        </m:oMath>
+      </m:oMathPara>
+    </w:p>
+    <w:p>
+      <w:pPr>
+        <w:ind w:firstLine="708"/>
+        <w:rPr>
+          <w:lang w:val="en-US"/>
+        </w:rPr>
+      </w:pPr>
+      <m:oMathPara>
+        <m:oMath>
+          <m:sSub>
+            <m:sSubPr>
+              <m:ctrlPr>
+                <w:rPr>
+                  <w:rFonts w:ascii="Cambria Math" w:hAnsi="Cambria Math"/>
+                  <w:i/>
+                  <w:iCs/>
+                </w:rPr>
+              </m:ctrlPr>
+            </m:sSubPr>
+            <m:e>
+              <m:r>
+                <w:rPr>
+                  <w:rFonts w:ascii="Cambria Math" w:hAnsi="Cambria Math"/>
+                </w:rPr>
+                <m:t>k</m:t>
+              </m:r>
+            </m:e>
+            <m:sub>
+              <m:r>
+                <w:rPr>
+                  <w:rFonts w:ascii="Cambria Math" w:hAnsi="Cambria Math"/>
+                </w:rPr>
+                <m:t>n</m:t>
+              </m:r>
+            </m:sub>
+          </m:sSub>
+          <m:d>
+            <m:dPr>
+              <m:ctrlPr>
+                <w:rPr>
+                  <w:rFonts w:ascii="Cambria Math" w:hAnsi="Cambria Math"/>
+                  <w:i/>
+                  <w:iCs/>
+                </w:rPr>
+              </m:ctrlPr>
+            </m:dPr>
+            <m:e>
+              <m:r>
+                <w:rPr>
+                  <w:rFonts w:ascii="Cambria Math" w:hAnsi="Cambria Math"/>
+                </w:rPr>
+                <m:t>-</m:t>
+              </m:r>
+              <m:ctrlPr>
+                <w:rPr>
+                  <w:rFonts w:ascii="Cambria Math" w:hAnsi="Cambria Math"/>
+                  <w:i/>
+                  <w:iCs/>
+                  <w:lang w:val="en-US"/>
+                </w:rPr>
+              </m:ctrlPr>
+            </m:e>
+          </m:d>
+          <m:r>
+            <w:rPr>
+              <w:rFonts w:ascii="Cambria Math" w:hAnsi="Cambria Math"/>
+              <w:lang w:val="en-US"/>
+            </w:rPr>
+            <m:t xml:space="preserve">= </m:t>
+          </m:r>
+          <m:r>
+            <w:rPr>
+              <w:rFonts w:ascii="Cambria Math" w:hAnsi="Cambria Math"/>
+              <w:lang w:val="en-US"/>
+            </w:rPr>
+            <m:t>8</m:t>
+          </m:r>
+        </m:oMath>
+      </m:oMathPara>
+    </w:p>
+    <w:p>
+      <w:pPr>
+        <w:ind w:firstLine="708"/>
+        <w:rPr>
+          <w:lang w:val="en-US"/>
+        </w:rPr>
+      </w:pPr>
+      <w:r>
+        <w:t xml:space="preserve">Из таблицы по n = 20 получаем </w:t>
+      </w:r>
+      <m:oMath>
+        <m:sSub>
+          <m:sSubPr>
+            <m:ctrlPr>
+              <w:rPr>
+                <w:rFonts w:ascii="Cambria Math" w:hAnsi="Cambria Math"/>
+                <w:i/>
+              </w:rPr>
+            </m:ctrlPr>
+          </m:sSubPr>
+          <m:e>
+            <m:acc>
+              <m:accPr>
+                <m:chr m:val="̅"/>
+                <m:ctrlPr>
+                  <w:rPr>
+                    <w:rFonts w:ascii="Cambria Math" w:hAnsi="Cambria Math"/>
+                    <w:i/>
+                  </w:rPr>
+                </m:ctrlPr>
+              </m:accPr>
+              <m:e>
+                <m:r>
+                  <w:rPr>
+                    <w:rFonts w:ascii="Cambria Math" w:hAnsi="Cambria Math"/>
+                    <w:lang w:val="en-US"/>
+                  </w:rPr>
+                  <m:t>m</m:t>
+                </m:r>
+              </m:e>
+            </m:acc>
+          </m:e>
+          <m:sub>
+            <m:r>
+              <w:rPr>
+                <w:rFonts w:ascii="Cambria Math" w:hAnsi="Cambria Math"/>
+              </w:rPr>
+              <m:t>n</m:t>
+            </m:r>
+          </m:sub>
+        </m:sSub>
+      </m:oMath>
+      <w:r>
+        <w:t xml:space="preserve"> для различных q</w:t>
+      </w:r>
+      <w:r>
+        <w:t>:</w:t>
+      </w:r>
+    </w:p>
+    <w:p>
+      <w:pPr>
+        <w:rPr>
+          <w:i/>
+        </w:rPr>
+      </w:pPr>
+      <w:r>
+        <w:rPr>
+          <w:u w:val="single"/>
+        </w:rPr>
+        <w:t xml:space="preserve">При </w:t>
+      </w:r>
+      <w:r>
+        <w:rPr>
+          <w:u w:val="single"/>
+          <w:lang w:val="en-US"/>
+        </w:rPr>
+        <w:t>q = 1%</w:t>
+      </w:r>
+      <w:r>
+        <w:rPr>
+          <w:lang w:val="en-US"/>
+        </w:rPr>
+        <w:t xml:space="preserve">: </w:t>
+      </w:r>
+      <m:oMath>
+        <m:sSub>
+          <m:sSubPr>
+            <m:ctrlPr>
+              <w:rPr>
+                <w:rFonts w:ascii="Cambria Math" w:hAnsi="Cambria Math"/>
+                <w:i/>
+              </w:rPr>
+            </m:ctrlPr>
+          </m:sSubPr>
+          <m:e>
+            <m:acc>
+              <m:accPr>
+                <m:chr m:val="̅"/>
+                <m:ctrlPr>
+                  <w:rPr>
+                    <w:rFonts w:ascii="Cambria Math" w:hAnsi="Cambria Math"/>
+                    <w:i/>
+                  </w:rPr>
+                </m:ctrlPr>
+              </m:accPr>
+              <m:e>
+                <m:r>
+                  <w:rPr>
+                    <w:rFonts w:ascii="Cambria Math" w:hAnsi="Cambria Math"/>
+                    <w:lang w:val="en-US"/>
+                  </w:rPr>
+                  <m:t>m</m:t>
+                </m:r>
+              </m:e>
+            </m:acc>
+          </m:e>
+          <m:sub>
+            <m:r>
+              <w:rPr>
+                <w:rFonts w:ascii="Cambria Math" w:hAnsi="Cambria Math"/>
+              </w:rPr>
+              <m:t>n</m:t>
+            </m:r>
+          </m:sub>
+        </m:sSub>
+        <m:r>
+          <w:rPr>
+            <w:rFonts w:ascii="Cambria Math" w:hAnsi="Cambria Math"/>
+            <w:lang w:val="en-US"/>
+          </w:rPr>
+          <m:t>=</m:t>
+        </m:r>
+        <m:r>
+          <w:rPr>
+            <w:rFonts w:ascii="Cambria Math" w:hAnsi="Cambria Math"/>
+          </w:rPr>
+          <m:t>4</m:t>
+        </m:r>
+      </m:oMath>
+    </w:p>
+    <w:p>
+      <w:pPr>
+        <w:rPr>
+          <w:i/>
+        </w:rPr>
+      </w:pPr>
+      <w:r>
+        <w:rPr>
+          <w:u w:val="single"/>
+        </w:rPr>
+        <w:t xml:space="preserve">При </w:t>
+      </w:r>
+      <w:r>
+        <w:rPr>
+          <w:u w:val="single"/>
+          <w:lang w:val="en-US"/>
+        </w:rPr>
+        <w:t>q</w:t>
+      </w:r>
+      <w:r>
+        <w:rPr>
+          <w:u w:val="single"/>
+        </w:rPr>
+        <w:t xml:space="preserve"> = </w:t>
+      </w:r>
+      <w:r>
+        <w:rPr>
+          <w:u w:val="single"/>
+        </w:rPr>
+        <w:t>5</w:t>
+      </w:r>
+      <w:r>
+        <w:rPr>
+          <w:u w:val="single"/>
+        </w:rPr>
+        <w:t>%</w:t>
+      </w:r>
+      <w:r>
+        <w:t xml:space="preserve">: </w:t>
+      </w:r>
+      <m:oMath>
+        <m:sSub>
+          <m:sSubPr>
+            <m:ctrlPr>
+              <w:rPr>
+                <w:rFonts w:ascii="Cambria Math" w:hAnsi="Cambria Math"/>
+                <w:i/>
+              </w:rPr>
+            </m:ctrlPr>
+          </m:sSubPr>
+          <m:e>
+            <m:acc>
+              <m:accPr>
+                <m:chr m:val="̅"/>
+                <m:ctrlPr>
+                  <w:rPr>
+                    <w:rFonts w:ascii="Cambria Math" w:hAnsi="Cambria Math"/>
+                    <w:i/>
+                  </w:rPr>
+                </m:ctrlPr>
+              </m:accPr>
+              <m:e>
+                <m:r>
+                  <w:rPr>
+                    <w:rFonts w:ascii="Cambria Math" w:hAnsi="Cambria Math"/>
+                    <w:lang w:val="en-US"/>
+                  </w:rPr>
+                  <m:t>m</m:t>
+                </m:r>
+              </m:e>
+            </m:acc>
+          </m:e>
+          <m:sub>
+            <m:r>
+              <w:rPr>
+                <w:rFonts w:ascii="Cambria Math" w:hAnsi="Cambria Math"/>
+              </w:rPr>
+              <m:t>n</m:t>
+            </m:r>
+          </m:sub>
+        </m:sSub>
+        <m:r>
+          <w:rPr>
+            <w:rFonts w:ascii="Cambria Math" w:hAnsi="Cambria Math"/>
+          </w:rPr>
+          <m:t>=</m:t>
+        </m:r>
+        <m:r>
+          <w:rPr>
+            <w:rFonts w:ascii="Cambria Math" w:hAnsi="Cambria Math"/>
+          </w:rPr>
+          <m:t>5</m:t>
+        </m:r>
+        <m:r>
+          <w:rPr>
+            <w:rFonts w:ascii="Cambria Math" w:hAnsi="Cambria Math"/>
+          </w:rPr>
+          <m:t xml:space="preserve"> </m:t>
+        </m:r>
+      </m:oMath>
+    </w:p>
+    <w:p>
+      <w:r>
+        <w:rPr>
+          <w:u w:val="single"/>
+        </w:rPr>
+        <w:t xml:space="preserve">При </w:t>
+      </w:r>
+      <w:r>
+        <w:rPr>
+          <w:u w:val="single"/>
+          <w:lang w:val="en-US"/>
+        </w:rPr>
+        <w:t>q</w:t>
+      </w:r>
+      <w:r>
+        <w:rPr>
+          <w:u w:val="single"/>
+        </w:rPr>
+        <w:t xml:space="preserve"> = 1</w:t>
+      </w:r>
+      <w:r>
+        <w:rPr>
+          <w:u w:val="single"/>
+        </w:rPr>
+        <w:t>0</w:t>
+      </w:r>
+      <w:r>
+        <w:rPr>
+          <w:u w:val="single"/>
+        </w:rPr>
+        <w:t>%</w:t>
+      </w:r>
+      <w:r>
+        <w:t xml:space="preserve">: </w:t>
+      </w:r>
+      <m:oMath>
+        <m:sSub>
+          <m:sSubPr>
+            <m:ctrlPr>
+              <w:rPr>
+                <w:rFonts w:ascii="Cambria Math" w:hAnsi="Cambria Math"/>
+                <w:i/>
+              </w:rPr>
+            </m:ctrlPr>
+          </m:sSubPr>
+          <m:e>
+            <m:acc>
+              <m:accPr>
+                <m:chr m:val="̅"/>
+                <m:ctrlPr>
+                  <w:rPr>
+                    <w:rFonts w:ascii="Cambria Math" w:hAnsi="Cambria Math"/>
+                    <w:i/>
+                  </w:rPr>
+                </m:ctrlPr>
+              </m:accPr>
+              <m:e>
+                <m:r>
+                  <w:rPr>
+                    <w:rFonts w:ascii="Cambria Math" w:hAnsi="Cambria Math"/>
+                    <w:lang w:val="en-US"/>
+                  </w:rPr>
+                  <m:t>m</m:t>
+                </m:r>
+              </m:e>
+            </m:acc>
+          </m:e>
+          <m:sub>
+            <m:r>
+              <w:rPr>
+                <w:rFonts w:ascii="Cambria Math" w:hAnsi="Cambria Math"/>
+              </w:rPr>
+              <m:t>n</m:t>
+            </m:r>
+          </m:sub>
+        </m:sSub>
+        <m:r>
+          <w:rPr>
+            <w:rFonts w:ascii="Cambria Math" w:hAnsi="Cambria Math"/>
+          </w:rPr>
+          <m:t xml:space="preserve">= </m:t>
+        </m:r>
+        <m:r>
+          <w:rPr>
+            <w:rFonts w:ascii="Cambria Math" w:hAnsi="Cambria Math"/>
+          </w:rPr>
+          <m:t>6</m:t>
+        </m:r>
+      </m:oMath>
+    </w:p>
+    <w:p>
+      <w:pPr>
+        <w:spacing w:line="257" w:lineRule="auto"/>
+        <w:ind w:firstLine="709"/>
+        <w:jc w:val="both"/>
+      </w:pPr>
+      <w:r>
+        <w:t xml:space="preserve">Так как минимальное из чисел </w:t>
+      </w:r>
+      <m:oMath>
+        <m:sSub>
+          <m:sSubPr>
+            <m:ctrlPr>
+              <w:rPr>
+                <w:rFonts w:ascii="Cambria Math" w:hAnsi="Cambria Math"/>
+                <w:i/>
+                <w:iCs/>
+              </w:rPr>
+            </m:ctrlPr>
+          </m:sSubPr>
+          <m:e>
+            <m:r>
+              <w:rPr>
+                <w:rFonts w:ascii="Cambria Math" w:hAnsi="Cambria Math"/>
+              </w:rPr>
+              <m:t>k</m:t>
+            </m:r>
+          </m:e>
+          <m:sub>
+            <m:r>
+              <w:rPr>
+                <w:rFonts w:ascii="Cambria Math" w:hAnsi="Cambria Math"/>
+              </w:rPr>
+              <m:t>20</m:t>
+            </m:r>
+          </m:sub>
+        </m:sSub>
+        <m:d>
+          <m:dPr>
+            <m:ctrlPr>
+              <w:rPr>
+                <w:rFonts w:ascii="Cambria Math" w:hAnsi="Cambria Math"/>
+                <w:i/>
+                <w:iCs/>
+              </w:rPr>
+            </m:ctrlPr>
+          </m:dPr>
+          <m:e>
+            <m:r>
+              <w:rPr>
+                <w:rFonts w:ascii="Cambria Math" w:hAnsi="Cambria Math"/>
+              </w:rPr>
+              <m:t>+</m:t>
+            </m:r>
+          </m:e>
+        </m:d>
+        <m:r>
+          <w:rPr>
+            <w:rFonts w:ascii="Cambria Math" w:hAnsi="Cambria Math"/>
+          </w:rPr>
+          <m:t xml:space="preserve"> и </m:t>
+        </m:r>
+        <m:sSub>
+          <m:sSubPr>
+            <m:ctrlPr>
+              <w:rPr>
+                <w:rFonts w:ascii="Cambria Math" w:hAnsi="Cambria Math"/>
+                <w:i/>
+                <w:iCs/>
+              </w:rPr>
+            </m:ctrlPr>
+          </m:sSubPr>
+          <m:e>
+            <m:r>
+              <w:rPr>
+                <w:rFonts w:ascii="Cambria Math" w:hAnsi="Cambria Math"/>
+              </w:rPr>
+              <m:t>k</m:t>
+            </m:r>
+          </m:e>
+          <m:sub>
+            <m:r>
+              <w:rPr>
+                <w:rFonts w:ascii="Cambria Math" w:hAnsi="Cambria Math"/>
+              </w:rPr>
+              <m:t>20</m:t>
+            </m:r>
+          </m:sub>
+        </m:sSub>
+        <m:d>
+          <m:dPr>
+            <m:ctrlPr>
+              <w:rPr>
+                <w:rFonts w:ascii="Cambria Math" w:hAnsi="Cambria Math"/>
+                <w:i/>
+                <w:iCs/>
+              </w:rPr>
+            </m:ctrlPr>
+          </m:dPr>
+          <m:e>
+            <m:r>
+              <w:rPr>
+                <w:rFonts w:ascii="Cambria Math" w:hAnsi="Cambria Math"/>
+              </w:rPr>
+              <m:t>-</m:t>
+            </m:r>
+          </m:e>
+        </m:d>
+        <m:r>
+          <w:rPr>
+            <w:rFonts w:ascii="Cambria Math" w:hAnsi="Cambria Math"/>
+          </w:rPr>
+          <m:t>=8</m:t>
+        </m:r>
+      </m:oMath>
+      <w:r>
+        <w:rPr>
+          <w:iCs/>
+        </w:rPr>
+        <w:t xml:space="preserve"> больше </w:t>
+      </w:r>
+      <m:oMath>
+        <m:sSub>
+          <m:sSubPr>
+            <m:ctrlPr>
+              <w:rPr>
+                <w:rFonts w:ascii="Cambria Math" w:hAnsi="Cambria Math"/>
+                <w:i/>
+              </w:rPr>
+            </m:ctrlPr>
+          </m:sSubPr>
+          <m:e>
+            <m:acc>
+              <m:accPr>
+                <m:chr m:val="̅"/>
+                <m:ctrlPr>
+                  <w:rPr>
+                    <w:rFonts w:ascii="Cambria Math" w:hAnsi="Cambria Math"/>
+                    <w:i/>
+                  </w:rPr>
+                </m:ctrlPr>
+              </m:accPr>
+              <m:e>
+                <m:r>
+                  <w:rPr>
+                    <w:rFonts w:ascii="Cambria Math" w:hAnsi="Cambria Math"/>
+                    <w:lang w:val="en-US"/>
+                  </w:rPr>
+                  <m:t>m</m:t>
+                </m:r>
+              </m:e>
+            </m:acc>
+          </m:e>
+          <m:sub>
+            <m:r>
+              <w:rPr>
+                <w:rFonts w:ascii="Cambria Math" w:hAnsi="Cambria Math"/>
+              </w:rPr>
+              <m:t>n</m:t>
+            </m:r>
+          </m:sub>
+        </m:sSub>
+      </m:oMath>
+      <w:r>
+        <w:t xml:space="preserve"> для </w:t>
+      </w:r>
+      <w:r>
+        <w:t xml:space="preserve">выбранных уровней значимости, нулевая гипотеза </w:t>
+      </w:r>
+      <w:r>
+        <w:rPr>
+          <w:rFonts w:ascii="Cambria Math" w:hAnsi="Cambria Math" w:cs="Cambria Math"/>
+          <w:i/>
+          <w:iCs/>
+          <w:lang w:val="en-US"/>
+        </w:rPr>
+        <w:t>H</w:t>
+      </w:r>
+      <w:r>
+        <w:rPr>
+          <w:rFonts w:ascii="Cambria Math" w:hAnsi="Cambria Math" w:cs="Cambria Math"/>
+          <w:i/>
+          <w:iCs/>
+          <w:vertAlign w:val="subscript"/>
+        </w:rPr>
+        <w:t>0</w:t>
+      </w:r>
+      <w:r>
+        <w:t xml:space="preserve"> об однородности выборки не противоречит данным выборки.</w:t>
+      </w:r>
+    </w:p>
+    <w:p>
+      <w:pPr>
+        <w:spacing w:line="259" w:lineRule="auto"/>
+      </w:pPr>
+      <w:r>
+        <w:br w:type="page"/>
+      </w:r>
+    </w:p>
+    <w:p>
+      <w:pPr>
+        <w:pStyle w:val="2"/>
+      </w:pPr>
+      <w:r>
+        <w:lastRenderedPageBreak/>
+        <w:t>Критерий Вилкоксона</w:t>
+      </w:r>
+    </w:p>
+    <w:p>
+      <w:pPr>
+        <w:spacing w:line="257" w:lineRule="auto"/>
+        <w:ind w:firstLine="709"/>
+        <w:jc w:val="both"/>
+      </w:pPr>
+      <w:r>
+        <w:t>Критерий Вилкоксона основан на числе инверсий</w:t>
+      </w:r>
+      <w:r>
+        <w:t>, под которыми понимается следующее: элементы двух выборок располагаются в общую последовательность в порядке возрастания их значений, например в виде:</w:t>
+      </w:r>
+    </w:p>
+    <w:p>
+      <w:pPr>
+        <w:spacing w:line="257" w:lineRule="auto"/>
+        <w:ind w:firstLine="709"/>
+        <w:jc w:val="both"/>
+        <w:rPr>
+          <w:i/>
+          <w:lang w:val="en-US"/>
+        </w:rPr>
+      </w:pPr>
+      <m:oMathPara>
+        <m:oMath>
+          <m:sSub>
+            <m:sSubPr>
+              <m:ctrlPr>
+                <w:rPr>
+                  <w:rFonts w:ascii="Cambria Math" w:hAnsi="Cambria Math"/>
+                  <w:i/>
+                </w:rPr>
+              </m:ctrlPr>
+            </m:sSubPr>
+            <m:e>
+              <m:r>
+                <w:rPr>
+                  <w:rFonts w:ascii="Cambria Math" w:hAnsi="Cambria Math"/>
+                  <w:lang w:val="en-US"/>
+                </w:rPr>
+                <m:t>y</m:t>
+              </m:r>
+            </m:e>
+            <m:sub>
+              <m:r>
+                <w:rPr>
+                  <w:rFonts w:ascii="Cambria Math" w:hAnsi="Cambria Math"/>
+                </w:rPr>
+                <m:t>1</m:t>
+              </m:r>
+            </m:sub>
+          </m:sSub>
+          <m:sSub>
+            <m:sSubPr>
+              <m:ctrlPr>
+                <w:rPr>
+                  <w:rFonts w:ascii="Cambria Math" w:hAnsi="Cambria Math"/>
+                  <w:i/>
+                </w:rPr>
+              </m:ctrlPr>
+            </m:sSubPr>
+            <m:e>
+              <m:r>
+                <w:rPr>
+                  <w:rFonts w:ascii="Cambria Math" w:hAnsi="Cambria Math"/>
+                </w:rPr>
+                <m:t>x</m:t>
+              </m:r>
+            </m:e>
+            <m:sub>
+              <m:r>
+                <w:rPr>
+                  <w:rFonts w:ascii="Cambria Math" w:hAnsi="Cambria Math"/>
+                </w:rPr>
+                <m:t>1</m:t>
+              </m:r>
+            </m:sub>
+          </m:sSub>
+          <m:sSub>
+            <m:sSubPr>
+              <m:ctrlPr>
+                <w:rPr>
+                  <w:rFonts w:ascii="Cambria Math" w:hAnsi="Cambria Math"/>
+                  <w:i/>
+                </w:rPr>
+              </m:ctrlPr>
+            </m:sSubPr>
+            <m:e>
+              <m:r>
+                <w:rPr>
+                  <w:rFonts w:ascii="Cambria Math" w:hAnsi="Cambria Math"/>
+                </w:rPr>
+                <m:t>y</m:t>
+              </m:r>
+            </m:e>
+            <m:sub>
+              <m:r>
+                <w:rPr>
+                  <w:rFonts w:ascii="Cambria Math" w:hAnsi="Cambria Math"/>
+                </w:rPr>
+                <m:t>2</m:t>
+              </m:r>
+            </m:sub>
+          </m:sSub>
+          <m:sSub>
+            <m:sSubPr>
+              <m:ctrlPr>
+                <w:rPr>
+                  <w:rFonts w:ascii="Cambria Math" w:hAnsi="Cambria Math"/>
+                  <w:i/>
+                </w:rPr>
+              </m:ctrlPr>
+            </m:sSubPr>
+            <m:e>
+              <m:r>
+                <w:rPr>
+                  <w:rFonts w:ascii="Cambria Math" w:hAnsi="Cambria Math"/>
+                </w:rPr>
+                <m:t>y</m:t>
+              </m:r>
+            </m:e>
+            <m:sub>
+              <m:r>
+                <w:rPr>
+                  <w:rFonts w:ascii="Cambria Math" w:hAnsi="Cambria Math"/>
+                </w:rPr>
+                <m:t>3</m:t>
+              </m:r>
+            </m:sub>
+          </m:sSub>
+          <m:sSub>
+            <m:sSubPr>
+              <m:ctrlPr>
+                <w:rPr>
+                  <w:rFonts w:ascii="Cambria Math" w:hAnsi="Cambria Math"/>
+                  <w:i/>
+                </w:rPr>
+              </m:ctrlPr>
+            </m:sSubPr>
+            <m:e>
+              <m:r>
+                <w:rPr>
+                  <w:rFonts w:ascii="Cambria Math" w:hAnsi="Cambria Math"/>
+                </w:rPr>
+                <m:t>x</m:t>
+              </m:r>
+            </m:e>
+            <m:sub>
+              <m:r>
+                <w:rPr>
+                  <w:rFonts w:ascii="Cambria Math" w:hAnsi="Cambria Math"/>
+                </w:rPr>
+                <m:t>2</m:t>
+              </m:r>
+            </m:sub>
+          </m:sSub>
+          <m:sSub>
+            <m:sSubPr>
+              <m:ctrlPr>
+                <w:rPr>
+                  <w:rFonts w:ascii="Cambria Math" w:hAnsi="Cambria Math"/>
+                  <w:i/>
+                </w:rPr>
+              </m:ctrlPr>
+            </m:sSubPr>
+            <m:e>
+              <m:r>
+                <w:rPr>
+                  <w:rFonts w:ascii="Cambria Math" w:hAnsi="Cambria Math"/>
+                </w:rPr>
+                <m:t>x</m:t>
+              </m:r>
+            </m:e>
+            <m:sub>
+              <m:r>
+                <w:rPr>
+                  <w:rFonts w:ascii="Cambria Math" w:hAnsi="Cambria Math"/>
+                </w:rPr>
+                <m:t>3</m:t>
+              </m:r>
+            </m:sub>
+          </m:sSub>
+          <m:sSub>
+            <m:sSubPr>
+              <m:ctrlPr>
+                <w:rPr>
+                  <w:rFonts w:ascii="Cambria Math" w:hAnsi="Cambria Math"/>
+                  <w:i/>
+                </w:rPr>
+              </m:ctrlPr>
+            </m:sSubPr>
+            <m:e>
+              <m:r>
+                <w:rPr>
+                  <w:rFonts w:ascii="Cambria Math" w:hAnsi="Cambria Math"/>
+                </w:rPr>
+                <m:t>x</m:t>
+              </m:r>
+            </m:e>
+            <m:sub>
+              <m:r>
+                <w:rPr>
+                  <w:rFonts w:ascii="Cambria Math" w:hAnsi="Cambria Math"/>
+                </w:rPr>
+                <m:t>4</m:t>
+              </m:r>
+            </m:sub>
+          </m:sSub>
+          <m:sSub>
+            <m:sSubPr>
+              <m:ctrlPr>
+                <w:rPr>
+                  <w:rFonts w:ascii="Cambria Math" w:hAnsi="Cambria Math"/>
+                  <w:i/>
+                </w:rPr>
+              </m:ctrlPr>
+            </m:sSubPr>
+            <m:e>
+              <m:r>
+                <w:rPr>
+                  <w:rFonts w:ascii="Cambria Math" w:hAnsi="Cambria Math"/>
+                </w:rPr>
+                <m:t>y</m:t>
+              </m:r>
+            </m:e>
+            <m:sub>
+              <m:r>
+                <w:rPr>
+                  <w:rFonts w:ascii="Cambria Math" w:hAnsi="Cambria Math"/>
+                </w:rPr>
+                <m:t>4</m:t>
+              </m:r>
+            </m:sub>
+          </m:sSub>
+          <m:sSub>
+            <m:sSubPr>
+              <m:ctrlPr>
+                <w:rPr>
+                  <w:rFonts w:ascii="Cambria Math" w:hAnsi="Cambria Math"/>
+                  <w:i/>
+                </w:rPr>
+              </m:ctrlPr>
+            </m:sSubPr>
+            <m:e>
+              <m:r>
+                <w:rPr>
+                  <w:rFonts w:ascii="Cambria Math" w:hAnsi="Cambria Math"/>
+                </w:rPr>
+                <m:t>y</m:t>
+              </m:r>
+            </m:e>
+            <m:sub>
+              <m:r>
+                <w:rPr>
+                  <w:rFonts w:ascii="Cambria Math" w:hAnsi="Cambria Math"/>
+                </w:rPr>
+                <m:t>5</m:t>
+              </m:r>
+            </m:sub>
+          </m:sSub>
+          <m:sSub>
+            <m:sSubPr>
+              <m:ctrlPr>
+                <w:rPr>
+                  <w:rFonts w:ascii="Cambria Math" w:hAnsi="Cambria Math"/>
+                  <w:i/>
+                </w:rPr>
+              </m:ctrlPr>
+            </m:sSubPr>
+            <m:e>
+              <m:r>
+                <w:rPr>
+                  <w:rFonts w:ascii="Cambria Math" w:hAnsi="Cambria Math"/>
+                </w:rPr>
+                <m:t>y</m:t>
+              </m:r>
+            </m:e>
+            <m:sub>
+              <m:r>
+                <w:rPr>
+                  <w:rFonts w:ascii="Cambria Math" w:hAnsi="Cambria Math"/>
+                </w:rPr>
+                <m:t>6</m:t>
+              </m:r>
+            </m:sub>
+          </m:sSub>
+          <m:sSub>
+            <m:sSubPr>
+              <m:ctrlPr>
+                <w:rPr>
+                  <w:rFonts w:ascii="Cambria Math" w:hAnsi="Cambria Math"/>
+                  <w:i/>
+                </w:rPr>
+              </m:ctrlPr>
+            </m:sSubPr>
+            <m:e>
+              <m:r>
+                <w:rPr>
+                  <w:rFonts w:ascii="Cambria Math" w:hAnsi="Cambria Math"/>
+                </w:rPr>
+                <m:t>x</m:t>
+              </m:r>
+            </m:e>
+            <m:sub>
+              <m:r>
+                <w:rPr>
+                  <w:rFonts w:ascii="Cambria Math" w:hAnsi="Cambria Math"/>
+                </w:rPr>
+                <m:t>5</m:t>
+              </m:r>
+            </m:sub>
+          </m:sSub>
+          <m:r>
+            <w:rPr>
+              <w:rFonts w:ascii="Cambria Math" w:hAnsi="Cambria Math"/>
+            </w:rPr>
+            <m:t>,</m:t>
+          </m:r>
+        </m:oMath>
+      </m:oMathPara>
     </w:p>
     <w:p>
       <w:pPr>
@@ -36897,7 +43017,1589 @@
         <w:jc w:val="both"/>
         <w:rPr>
           <w:iCs/>
+          <w:lang w:val="en-US"/>
         </w:rPr>
+      </w:pPr>
+      <w:r>
+        <w:rPr>
+          <w:iCs/>
+        </w:rPr>
+        <w:t xml:space="preserve">где </w:t>
+      </w:r>
+      <m:oMath>
+        <m:sSub>
+          <m:sSubPr>
+            <m:ctrlPr>
+              <w:rPr>
+                <w:rFonts w:ascii="Cambria Math" w:hAnsi="Cambria Math"/>
+                <w:i/>
+                <w:iCs/>
+              </w:rPr>
+            </m:ctrlPr>
+          </m:sSubPr>
+          <m:e>
+            <m:r>
+              <w:rPr>
+                <w:rFonts w:ascii="Cambria Math" w:hAnsi="Cambria Math"/>
+              </w:rPr>
+              <m:t>x</m:t>
+            </m:r>
+          </m:e>
+          <m:sub>
+            <m:r>
+              <w:rPr>
+                <w:rFonts w:ascii="Cambria Math" w:hAnsi="Cambria Math"/>
+              </w:rPr>
+              <m:t>1</m:t>
+            </m:r>
+          </m:sub>
+        </m:sSub>
+        <m:r>
+          <w:rPr>
+            <w:rFonts w:ascii="Cambria Math" w:hAnsi="Cambria Math"/>
+          </w:rPr>
+          <m:t>,</m:t>
+        </m:r>
+        <m:sSub>
+          <m:sSubPr>
+            <m:ctrlPr>
+              <w:rPr>
+                <w:rFonts w:ascii="Cambria Math" w:hAnsi="Cambria Math"/>
+                <w:i/>
+                <w:iCs/>
+              </w:rPr>
+            </m:ctrlPr>
+          </m:sSubPr>
+          <m:e>
+            <m:r>
+              <w:rPr>
+                <w:rFonts w:ascii="Cambria Math" w:hAnsi="Cambria Math"/>
+              </w:rPr>
+              <m:t>x</m:t>
+            </m:r>
+          </m:e>
+          <m:sub>
+            <m:r>
+              <w:rPr>
+                <w:rFonts w:ascii="Cambria Math" w:hAnsi="Cambria Math"/>
+              </w:rPr>
+              <m:t>2</m:t>
+            </m:r>
+          </m:sub>
+        </m:sSub>
+        <m:r>
+          <w:rPr>
+            <w:rFonts w:ascii="Cambria Math" w:hAnsi="Cambria Math"/>
+          </w:rPr>
+          <m:t>,</m:t>
+        </m:r>
+        <m:r>
+          <w:rPr>
+            <w:rFonts w:ascii="Cambria Math" w:hAnsi="Cambria Math"/>
+          </w:rPr>
+          <m:t xml:space="preserve">…, </m:t>
+        </m:r>
+        <m:sSub>
+          <m:sSubPr>
+            <m:ctrlPr>
+              <w:rPr>
+                <w:rFonts w:ascii="Cambria Math" w:hAnsi="Cambria Math"/>
+                <w:i/>
+                <w:iCs/>
+                <w:lang w:val="en-US"/>
+              </w:rPr>
+            </m:ctrlPr>
+          </m:sSubPr>
+          <m:e>
+            <m:r>
+              <w:rPr>
+                <w:rFonts w:ascii="Cambria Math" w:hAnsi="Cambria Math"/>
+                <w:lang w:val="en-US"/>
+              </w:rPr>
+              <m:t>x</m:t>
+            </m:r>
+          </m:e>
+          <m:sub>
+            <m:r>
+              <w:rPr>
+                <w:rFonts w:ascii="Cambria Math" w:hAnsi="Cambria Math"/>
+              </w:rPr>
+              <m:t>5</m:t>
+            </m:r>
+          </m:sub>
+        </m:sSub>
+        <m:r>
+          <w:rPr>
+            <w:rFonts w:ascii="Cambria Math" w:hAnsi="Cambria Math"/>
+          </w:rPr>
+          <m:t>-</m:t>
+        </m:r>
+      </m:oMath>
+      <w:r>
+        <w:rPr>
+          <w:iCs/>
+        </w:rPr>
+        <w:t xml:space="preserve"> элементы, принадлежащие первое выборке</w:t>
+      </w:r>
+      <w:r>
+        <w:rPr>
+          <w:iCs/>
+        </w:rPr>
+        <w:t>;</w:t>
+      </w:r>
+      <w:r>
+        <w:rPr>
+          <w:iCs/>
+        </w:rPr>
+        <w:t xml:space="preserve"> </w:t>
+      </w:r>
+      <m:oMath>
+        <m:r>
+          <w:rPr>
+            <w:rFonts w:ascii="Cambria Math" w:hAnsi="Cambria Math"/>
+            <w:lang w:val="en-US"/>
+          </w:rPr>
+          <m:t>y</m:t>
+        </m:r>
+        <m:r>
+          <w:rPr>
+            <w:rFonts w:ascii="Cambria Math" w:hAnsi="Cambria Math"/>
+          </w:rPr>
+          <m:t>,</m:t>
+        </m:r>
+        <m:sSub>
+          <m:sSubPr>
+            <m:ctrlPr>
+              <w:rPr>
+                <w:rFonts w:ascii="Cambria Math" w:hAnsi="Cambria Math"/>
+                <w:i/>
+                <w:iCs/>
+              </w:rPr>
+            </m:ctrlPr>
+          </m:sSubPr>
+          <m:e>
+            <m:r>
+              <w:rPr>
+                <w:rFonts w:ascii="Cambria Math" w:hAnsi="Cambria Math"/>
+              </w:rPr>
+              <m:t>y</m:t>
+            </m:r>
+          </m:e>
+          <m:sub>
+            <m:r>
+              <w:rPr>
+                <w:rFonts w:ascii="Cambria Math" w:hAnsi="Cambria Math"/>
+              </w:rPr>
+              <m:t>2</m:t>
+            </m:r>
+          </m:sub>
+        </m:sSub>
+        <m:r>
+          <w:rPr>
+            <w:rFonts w:ascii="Cambria Math" w:hAnsi="Cambria Math"/>
+          </w:rPr>
+          <m:t>,</m:t>
+        </m:r>
+        <m:r>
+          <w:rPr>
+            <w:rFonts w:ascii="Cambria Math" w:hAnsi="Cambria Math"/>
+          </w:rPr>
+          <m:t xml:space="preserve">…, </m:t>
+        </m:r>
+        <m:sSub>
+          <m:sSubPr>
+            <m:ctrlPr>
+              <w:rPr>
+                <w:rFonts w:ascii="Cambria Math" w:hAnsi="Cambria Math"/>
+                <w:i/>
+                <w:iCs/>
+                <w:lang w:val="en-US"/>
+              </w:rPr>
+            </m:ctrlPr>
+          </m:sSubPr>
+          <m:e>
+            <m:r>
+              <w:rPr>
+                <w:rFonts w:ascii="Cambria Math" w:hAnsi="Cambria Math"/>
+                <w:lang w:val="en-US"/>
+              </w:rPr>
+              <m:t>y</m:t>
+            </m:r>
+          </m:e>
+          <m:sub>
+            <m:r>
+              <w:rPr>
+                <w:rFonts w:ascii="Cambria Math" w:hAnsi="Cambria Math"/>
+              </w:rPr>
+              <m:t>5</m:t>
+            </m:r>
+          </m:sub>
+        </m:sSub>
+        <m:r>
+          <w:rPr>
+            <w:rFonts w:ascii="Cambria Math" w:hAnsi="Cambria Math"/>
+          </w:rPr>
+          <m:t>-</m:t>
+        </m:r>
+      </m:oMath>
+      <w:r>
+        <w:rPr>
+          <w:iCs/>
+        </w:rPr>
+        <w:t xml:space="preserve"> </w:t>
+      </w:r>
+      <w:r>
+        <w:rPr>
+          <w:iCs/>
+        </w:rPr>
+        <w:t xml:space="preserve">элементы второй выборки. Если какому-либо значению </w:t>
+      </w:r>
+      <w:r>
+        <w:rPr>
+          <w:i/>
+          <w:lang w:val="en-US"/>
+        </w:rPr>
+        <w:t>x</w:t>
+      </w:r>
+      <w:r>
+        <w:rPr>
+          <w:i/>
+        </w:rPr>
+        <w:t xml:space="preserve"> </w:t>
+      </w:r>
+      <w:r>
+        <w:rPr>
+          <w:iCs/>
+        </w:rPr>
+        <w:t xml:space="preserve">предшествует некоторый </w:t>
+      </w:r>
+      <w:r>
+        <w:rPr>
+          <w:i/>
+          <w:lang w:val="en-US"/>
+        </w:rPr>
+        <w:t>y</w:t>
+      </w:r>
+      <w:r>
+        <w:rPr>
+          <w:iCs/>
+        </w:rPr>
+        <w:t>, то говорят, что эта пара дает инверсию.</w:t>
+      </w:r>
+    </w:p>
+    <w:p>
+      <w:pPr>
+        <w:spacing w:line="257" w:lineRule="auto"/>
+        <w:ind w:firstLine="709"/>
+        <w:jc w:val="both"/>
+        <w:rPr>
+          <w:lang w:val="en-US"/>
+        </w:rPr>
+      </w:pPr>
+      <w:r>
+        <w:t xml:space="preserve">Введем нулевую гипотезу </w:t>
+      </w:r>
+      <w:r>
+        <w:rPr>
+          <w:rFonts w:ascii="Cambria Math" w:hAnsi="Cambria Math" w:cs="Cambria Math"/>
+          <w:i/>
+          <w:iCs/>
+          <w:lang w:val="en-US"/>
+        </w:rPr>
+        <w:t>H</w:t>
+      </w:r>
+      <w:r>
+        <w:rPr>
+          <w:rFonts w:ascii="Cambria Math" w:hAnsi="Cambria Math" w:cs="Cambria Math"/>
+          <w:i/>
+          <w:iCs/>
+          <w:vertAlign w:val="subscript"/>
+        </w:rPr>
+        <w:t>0</w:t>
+      </w:r>
+      <w:r>
+        <w:t xml:space="preserve"> о том, что выборка, данная в таблице 1, является однородной. Эта гипотеза отвергается, если число u (число инверсий) превосходит выбранную в соответствии с уровнем значимости границу, определяемую из того, что при объемах </w:t>
+      </w:r>
+      <w:r>
+        <w:rPr>
+          <w:rFonts w:ascii="Cambria Math" w:hAnsi="Cambria Math" w:cs="Cambria Math"/>
+          <w:lang w:val="en-US"/>
+        </w:rPr>
+        <w:t>n</w:t>
+      </w:r>
+      <w:r>
+        <w:rPr>
+          <w:rFonts w:ascii="Cambria Math" w:hAnsi="Cambria Math" w:cs="Cambria Math"/>
+        </w:rPr>
+        <w:t xml:space="preserve"> </w:t>
+      </w:r>
+      <w:r>
+        <w:t xml:space="preserve">&gt; 10 и </w:t>
+      </w:r>
+      <w:r>
+        <w:rPr>
+          <w:rFonts w:ascii="Cambria Math" w:hAnsi="Cambria Math" w:cs="Cambria Math"/>
+        </w:rPr>
+        <w:t>𝑚</w:t>
+      </w:r>
+      <w:r>
+        <w:t xml:space="preserve"> &gt; 10 выборок число инверсий u распределено приблизительно нормально с центром</w:t>
+      </w:r>
+    </w:p>
+    <w:p>
+      <w:pPr>
+        <w:spacing w:line="257" w:lineRule="auto"/>
+        <w:ind w:firstLine="709"/>
+        <w:jc w:val="both"/>
+        <w:rPr>
+          <w:lang w:val="en-US"/>
+        </w:rPr>
+      </w:pPr>
+      <m:oMathPara>
+        <m:oMath>
+          <m:r>
+            <w:rPr>
+              <w:rFonts w:ascii="Cambria Math" w:hAnsi="Cambria Math"/>
+              <w:lang w:val="en-US"/>
+            </w:rPr>
+            <m:t>M</m:t>
+          </m:r>
+          <m:d>
+            <m:dPr>
+              <m:begChr m:val="["/>
+              <m:endChr m:val="]"/>
+              <m:ctrlPr>
+                <w:rPr>
+                  <w:rFonts w:ascii="Cambria Math" w:hAnsi="Cambria Math"/>
+                  <w:i/>
+                  <w:lang w:val="en-US"/>
+                </w:rPr>
+              </m:ctrlPr>
+            </m:dPr>
+            <m:e>
+              <m:r>
+                <w:rPr>
+                  <w:rFonts w:ascii="Cambria Math" w:hAnsi="Cambria Math"/>
+                  <w:lang w:val="en-US"/>
+                </w:rPr>
+                <m:t>u</m:t>
+              </m:r>
+            </m:e>
+          </m:d>
+          <m:r>
+            <w:rPr>
+              <w:rFonts w:ascii="Cambria Math" w:hAnsi="Cambria Math"/>
+              <w:lang w:val="en-US"/>
+            </w:rPr>
+            <m:t xml:space="preserve">= </m:t>
+          </m:r>
+          <m:f>
+            <m:fPr>
+              <m:ctrlPr>
+                <w:rPr>
+                  <w:rFonts w:ascii="Cambria Math" w:hAnsi="Cambria Math"/>
+                  <w:i/>
+                  <w:lang w:val="en-US"/>
+                </w:rPr>
+              </m:ctrlPr>
+            </m:fPr>
+            <m:num>
+              <m:r>
+                <w:rPr>
+                  <w:rFonts w:ascii="Cambria Math" w:hAnsi="Cambria Math"/>
+                  <w:lang w:val="en-US"/>
+                </w:rPr>
+                <m:t>mn</m:t>
+              </m:r>
+            </m:num>
+            <m:den>
+              <m:r>
+                <w:rPr>
+                  <w:rFonts w:ascii="Cambria Math" w:hAnsi="Cambria Math"/>
+                  <w:lang w:val="en-US"/>
+                </w:rPr>
+                <m:t>2</m:t>
+              </m:r>
+            </m:den>
+          </m:f>
+        </m:oMath>
+      </m:oMathPara>
+    </w:p>
+    <w:p>
+      <w:pPr>
+        <w:spacing w:line="257" w:lineRule="auto"/>
+        <w:ind w:firstLine="709"/>
+        <w:jc w:val="both"/>
+      </w:pPr>
+      <m:oMathPara>
+        <m:oMath>
+          <m:r>
+            <w:rPr>
+              <w:rFonts w:ascii="Cambria Math" w:hAnsi="Cambria Math"/>
+              <w:lang w:val="en-US"/>
+            </w:rPr>
+            <m:t>M</m:t>
+          </m:r>
+          <m:d>
+            <m:dPr>
+              <m:begChr m:val="["/>
+              <m:endChr m:val="]"/>
+              <m:ctrlPr>
+                <w:rPr>
+                  <w:rFonts w:ascii="Cambria Math" w:hAnsi="Cambria Math"/>
+                  <w:i/>
+                  <w:lang w:val="en-US"/>
+                </w:rPr>
+              </m:ctrlPr>
+            </m:dPr>
+            <m:e>
+              <m:r>
+                <w:rPr>
+                  <w:rFonts w:ascii="Cambria Math" w:hAnsi="Cambria Math"/>
+                  <w:lang w:val="en-US"/>
+                </w:rPr>
+                <m:t>u</m:t>
+              </m:r>
+            </m:e>
+          </m:d>
+          <m:r>
+            <w:rPr>
+              <w:rFonts w:ascii="Cambria Math" w:hAnsi="Cambria Math"/>
+              <w:lang w:val="en-US"/>
+            </w:rPr>
+            <m:t xml:space="preserve">= </m:t>
+          </m:r>
+          <m:r>
+            <w:rPr>
+              <w:rFonts w:ascii="Cambria Math" w:hAnsi="Cambria Math"/>
+            </w:rPr>
+            <m:t>200</m:t>
+          </m:r>
+        </m:oMath>
+      </m:oMathPara>
+    </w:p>
+    <w:p>
+      <w:pPr>
+        <w:spacing w:line="257" w:lineRule="auto"/>
+        <w:ind w:firstLine="709"/>
+        <w:jc w:val="both"/>
+      </w:pPr>
+      <w:r>
+        <w:t>дисперсией</w:t>
+      </w:r>
+    </w:p>
+    <w:p>
+      <w:pPr>
+        <w:spacing w:line="257" w:lineRule="auto"/>
+        <w:ind w:firstLine="709"/>
+        <w:jc w:val="both"/>
+        <w:rPr>
+          <w:lang w:val="en-US"/>
+        </w:rPr>
+      </w:pPr>
+      <m:oMathPara>
+        <m:oMath>
+          <m:r>
+            <w:rPr>
+              <w:rFonts w:ascii="Cambria Math" w:hAnsi="Cambria Math"/>
+            </w:rPr>
+            <m:t>D</m:t>
+          </m:r>
+          <m:d>
+            <m:dPr>
+              <m:begChr m:val="["/>
+              <m:endChr m:val="]"/>
+              <m:ctrlPr>
+                <w:rPr>
+                  <w:rFonts w:ascii="Cambria Math" w:hAnsi="Cambria Math"/>
+                  <w:i/>
+                  <w:lang w:val="en-US"/>
+                </w:rPr>
+              </m:ctrlPr>
+            </m:dPr>
+            <m:e>
+              <m:r>
+                <w:rPr>
+                  <w:rFonts w:ascii="Cambria Math" w:hAnsi="Cambria Math"/>
+                  <w:lang w:val="en-US"/>
+                </w:rPr>
+                <m:t>u</m:t>
+              </m:r>
+            </m:e>
+          </m:d>
+          <m:r>
+            <w:rPr>
+              <w:rFonts w:ascii="Cambria Math" w:hAnsi="Cambria Math"/>
+              <w:lang w:val="en-US"/>
+            </w:rPr>
+            <m:t xml:space="preserve">= </m:t>
+          </m:r>
+          <m:f>
+            <m:fPr>
+              <m:ctrlPr>
+                <w:rPr>
+                  <w:rFonts w:ascii="Cambria Math" w:hAnsi="Cambria Math"/>
+                  <w:i/>
+                  <w:lang w:val="en-US"/>
+                </w:rPr>
+              </m:ctrlPr>
+            </m:fPr>
+            <m:num>
+              <m:r>
+                <w:rPr>
+                  <w:rFonts w:ascii="Cambria Math" w:hAnsi="Cambria Math"/>
+                  <w:lang w:val="en-US"/>
+                </w:rPr>
+                <m:t>mn</m:t>
+              </m:r>
+            </m:num>
+            <m:den>
+              <m:r>
+                <w:rPr>
+                  <w:rFonts w:ascii="Cambria Math" w:hAnsi="Cambria Math"/>
+                  <w:lang w:val="en-US"/>
+                </w:rPr>
+                <m:t>12</m:t>
+              </m:r>
+            </m:den>
+          </m:f>
+          <m:r>
+            <w:rPr>
+              <w:rFonts w:ascii="Cambria Math" w:hAnsi="Cambria Math"/>
+              <w:lang w:val="en-US"/>
+            </w:rPr>
+            <m:t>(m+n+1)</m:t>
+          </m:r>
+        </m:oMath>
+      </m:oMathPara>
+    </w:p>
+    <w:p>
+      <w:pPr>
+        <w:spacing w:line="257" w:lineRule="auto"/>
+        <w:ind w:firstLine="709"/>
+        <w:jc w:val="both"/>
+        <w:rPr>
+          <w:lang w:val="en-US"/>
+        </w:rPr>
+      </w:pPr>
+      <m:oMathPara>
+        <m:oMath>
+          <m:r>
+            <w:rPr>
+              <w:rFonts w:ascii="Cambria Math" w:hAnsi="Cambria Math"/>
+            </w:rPr>
+            <m:t>D</m:t>
+          </m:r>
+          <m:d>
+            <m:dPr>
+              <m:begChr m:val="["/>
+              <m:endChr m:val="]"/>
+              <m:ctrlPr>
+                <w:rPr>
+                  <w:rFonts w:ascii="Cambria Math" w:hAnsi="Cambria Math"/>
+                  <w:i/>
+                  <w:lang w:val="en-US"/>
+                </w:rPr>
+              </m:ctrlPr>
+            </m:dPr>
+            <m:e>
+              <m:r>
+                <w:rPr>
+                  <w:rFonts w:ascii="Cambria Math" w:hAnsi="Cambria Math"/>
+                  <w:lang w:val="en-US"/>
+                </w:rPr>
+                <m:t>u</m:t>
+              </m:r>
+            </m:e>
+          </m:d>
+          <m:r>
+            <w:rPr>
+              <w:rFonts w:ascii="Cambria Math" w:hAnsi="Cambria Math"/>
+              <w:lang w:val="en-US"/>
+            </w:rPr>
+            <m:t>=</m:t>
+          </m:r>
+          <m:r>
+            <w:rPr>
+              <w:rFonts w:ascii="Cambria Math" w:hAnsi="Cambria Math"/>
+              <w:lang w:val="en-US"/>
+            </w:rPr>
+            <m:t>1366,667</m:t>
+          </m:r>
+        </m:oMath>
+      </m:oMathPara>
+    </w:p>
+    <w:p>
+      <w:pPr>
+        <w:spacing w:line="257" w:lineRule="auto"/>
+        <w:ind w:firstLine="709"/>
+        <w:jc w:val="both"/>
+      </w:pPr>
+      <w:r>
+        <w:t>и средним квадратическим отклонением</w:t>
+      </w:r>
+    </w:p>
+    <w:p>
+      <w:pPr>
+        <w:spacing w:line="257" w:lineRule="auto"/>
+        <w:ind w:firstLine="709"/>
+        <w:jc w:val="both"/>
+        <w:rPr>
+          <w:lang w:val="en-US"/>
+        </w:rPr>
+      </w:pPr>
+      <m:oMathPara>
+        <m:oMath>
+          <m:r>
+            <w:rPr>
+              <w:rFonts w:ascii="Cambria Math" w:hAnsi="Cambria Math"/>
+            </w:rPr>
+            <m:t>σ</m:t>
+          </m:r>
+          <m:d>
+            <m:dPr>
+              <m:ctrlPr>
+                <w:rPr>
+                  <w:rFonts w:ascii="Cambria Math" w:hAnsi="Cambria Math"/>
+                  <w:i/>
+                </w:rPr>
+              </m:ctrlPr>
+            </m:dPr>
+            <m:e>
+              <m:r>
+                <w:rPr>
+                  <w:rFonts w:ascii="Cambria Math" w:hAnsi="Cambria Math"/>
+                  <w:lang w:val="en-US"/>
+                </w:rPr>
+                <m:t>u</m:t>
+              </m:r>
+            </m:e>
+          </m:d>
+          <m:r>
+            <w:rPr>
+              <w:rFonts w:ascii="Cambria Math" w:hAnsi="Cambria Math"/>
+              <w:lang w:val="en-US"/>
+            </w:rPr>
+            <m:t xml:space="preserve">= </m:t>
+          </m:r>
+          <m:rad>
+            <m:radPr>
+              <m:degHide m:val="1"/>
+              <m:ctrlPr>
+                <w:rPr>
+                  <w:rFonts w:ascii="Cambria Math" w:hAnsi="Cambria Math"/>
+                  <w:i/>
+                  <w:lang w:val="en-US"/>
+                </w:rPr>
+              </m:ctrlPr>
+            </m:radPr>
+            <m:deg/>
+            <m:e>
+              <m:r>
+                <w:rPr>
+                  <w:rFonts w:ascii="Cambria Math" w:hAnsi="Cambria Math"/>
+                  <w:lang w:val="en-US"/>
+                </w:rPr>
+                <m:t>D</m:t>
+              </m:r>
+              <m:d>
+                <m:dPr>
+                  <m:begChr m:val="["/>
+                  <m:endChr m:val="]"/>
+                  <m:ctrlPr>
+                    <w:rPr>
+                      <w:rFonts w:ascii="Cambria Math" w:hAnsi="Cambria Math"/>
+                      <w:i/>
+                      <w:lang w:val="en-US"/>
+                    </w:rPr>
+                  </m:ctrlPr>
+                </m:dPr>
+                <m:e>
+                  <m:r>
+                    <w:rPr>
+                      <w:rFonts w:ascii="Cambria Math" w:hAnsi="Cambria Math"/>
+                      <w:lang w:val="en-US"/>
+                    </w:rPr>
+                    <m:t>u</m:t>
+                  </m:r>
+                </m:e>
+              </m:d>
+            </m:e>
+          </m:rad>
+        </m:oMath>
+      </m:oMathPara>
+    </w:p>
+    <w:p>
+      <w:pPr>
+        <w:spacing w:line="257" w:lineRule="auto"/>
+        <w:ind w:firstLine="709"/>
+        <w:jc w:val="both"/>
+        <w:rPr>
+          <w:lang w:val="en-US"/>
+        </w:rPr>
+      </w:pPr>
+      <m:oMathPara>
+        <m:oMath>
+          <m:r>
+            <w:rPr>
+              <w:rFonts w:ascii="Cambria Math" w:hAnsi="Cambria Math"/>
+            </w:rPr>
+            <m:t>σ</m:t>
+          </m:r>
+          <m:d>
+            <m:dPr>
+              <m:ctrlPr>
+                <w:rPr>
+                  <w:rFonts w:ascii="Cambria Math" w:hAnsi="Cambria Math"/>
+                  <w:i/>
+                </w:rPr>
+              </m:ctrlPr>
+            </m:dPr>
+            <m:e>
+              <m:r>
+                <w:rPr>
+                  <w:rFonts w:ascii="Cambria Math" w:hAnsi="Cambria Math"/>
+                  <w:lang w:val="en-US"/>
+                </w:rPr>
+                <m:t>u</m:t>
+              </m:r>
+            </m:e>
+          </m:d>
+          <m:r>
+            <w:rPr>
+              <w:rFonts w:ascii="Cambria Math" w:hAnsi="Cambria Math"/>
+              <w:lang w:val="en-US"/>
+            </w:rPr>
+            <m:t>=</m:t>
+          </m:r>
+          <m:r>
+            <w:rPr>
+              <w:rFonts w:ascii="Cambria Math" w:hAnsi="Cambria Math"/>
+              <w:lang w:val="en-US"/>
+            </w:rPr>
+            <m:t>36,968</m:t>
+          </m:r>
+        </m:oMath>
+      </m:oMathPara>
+    </w:p>
+    <w:p>
+      <w:pPr>
+        <w:keepNext/>
+        <w:spacing w:line="257" w:lineRule="auto"/>
+        <w:ind w:firstLine="709"/>
+        <w:jc w:val="both"/>
+      </w:pPr>
+      <w:r>
+        <w:t>Число инверсий</w:t>
+      </w:r>
+      <w:r>
+        <w:t xml:space="preserve"> </w:t>
+      </w:r>
+      <w:r>
+        <w:t xml:space="preserve">получили путем упорядочивания двух выборок в порядке возрастания и записи полученного ряда в последовательность из 40 </w:t>
+      </w:r>
+      <w:r>
+        <w:t>значений</w:t>
+      </w:r>
+      <w:r>
+        <w:t xml:space="preserve"> </w:t>
+      </w:r>
+      <w:r>
+        <w:rPr>
+          <w:i/>
+          <w:iCs/>
+          <w:lang w:val="en-US"/>
+        </w:rPr>
+        <w:t>x</w:t>
+      </w:r>
+      <w:r>
+        <w:rPr>
+          <w:i/>
+          <w:iCs/>
+          <w:vertAlign w:val="subscript"/>
+          <w:lang w:val="en-US"/>
+        </w:rPr>
+        <w:t>i</w:t>
+      </w:r>
+      <w:r>
+        <w:t xml:space="preserve"> </w:t>
+      </w:r>
+      <w:r>
+        <w:t xml:space="preserve">и </w:t>
+      </w:r>
+      <w:r>
+        <w:rPr>
+          <w:i/>
+          <w:iCs/>
+          <w:lang w:val="en-US"/>
+        </w:rPr>
+        <w:t>y</w:t>
+      </w:r>
+      <w:r>
+        <w:rPr>
+          <w:i/>
+          <w:iCs/>
+          <w:vertAlign w:val="subscript"/>
+          <w:lang w:val="en-US"/>
+        </w:rPr>
+        <w:t>i</w:t>
+      </w:r>
+      <w:r>
+        <w:t xml:space="preserve">, где </w:t>
+      </w:r>
+      <w:r>
+        <w:t>i = 1, 2, …,</w:t>
+      </w:r>
+      <w:r>
+        <w:t xml:space="preserve"> </w:t>
+      </w:r>
+      <w:r>
+        <w:t>20</w:t>
+      </w:r>
+    </w:p>
+    <w:p>
+      <w:pPr>
+        <w:spacing w:line="257" w:lineRule="auto"/>
+        <w:ind w:firstLine="709"/>
+        <w:jc w:val="both"/>
+        <w:rPr>
+          <w:lang w:val="en-US"/>
+        </w:rPr>
+      </w:pPr>
+      <m:oMathPara>
+        <m:oMath>
+          <m:r>
+            <w:rPr>
+              <w:rFonts w:ascii="Cambria Math" w:hAnsi="Cambria Math"/>
+            </w:rPr>
+            <m:t>u</m:t>
+          </m:r>
+          <m:r>
+            <w:rPr>
+              <w:rFonts w:ascii="Cambria Math" w:hAnsi="Cambria Math"/>
+              <w:lang w:val="en-US"/>
+            </w:rPr>
+            <m:t>=217</m:t>
+          </m:r>
+        </m:oMath>
+      </m:oMathPara>
+    </w:p>
+    <w:p>
+      <w:pPr>
+        <w:spacing w:line="257" w:lineRule="auto"/>
+        <w:ind w:firstLine="709"/>
+        <w:jc w:val="both"/>
+        <w:rPr>
+          <w:lang w:val="en-US"/>
+        </w:rPr>
+      </w:pPr>
+      <w:r>
+        <w:t>Задавшись уровнем значимости q, построим критическую область, используя соотношение</w:t>
+      </w:r>
+    </w:p>
+    <w:p>
+      <w:pPr>
+        <w:spacing w:line="257" w:lineRule="auto"/>
+        <w:ind w:firstLine="709"/>
+        <w:jc w:val="both"/>
+        <w:rPr>
+          <w:lang w:val="en-US"/>
+        </w:rPr>
+      </w:pPr>
+      <m:oMathPara>
+        <m:oMath>
+          <m:r>
+            <w:rPr>
+              <w:rFonts w:ascii="Cambria Math" w:hAnsi="Cambria Math"/>
+              <w:lang w:val="en-US"/>
+            </w:rPr>
+            <m:t>q=1-2</m:t>
+          </m:r>
+          <m:r>
+            <w:rPr>
+              <w:rFonts w:ascii="Cambria Math" w:hAnsi="Cambria Math"/>
+            </w:rPr>
+            <m:t>Ф</m:t>
+          </m:r>
+          <m:d>
+            <m:dPr>
+              <m:ctrlPr>
+                <w:rPr>
+                  <w:rFonts w:ascii="Cambria Math" w:hAnsi="Cambria Math"/>
+                  <w:i/>
+                </w:rPr>
+              </m:ctrlPr>
+            </m:dPr>
+            <m:e>
+              <m:r>
+                <w:rPr>
+                  <w:rFonts w:ascii="Cambria Math" w:hAnsi="Cambria Math"/>
+                  <w:lang w:val="en-US"/>
+                </w:rPr>
+                <m:t>t</m:t>
+              </m:r>
+            </m:e>
+          </m:d>
+        </m:oMath>
+      </m:oMathPara>
+    </w:p>
+    <w:p>
+      <w:pPr>
+        <w:spacing w:line="257" w:lineRule="auto"/>
+        <w:ind w:firstLine="709"/>
+        <w:jc w:val="both"/>
+        <w:rPr>
+          <w:lang w:val="en-US"/>
+        </w:rPr>
+      </w:pPr>
+    </w:p>
+    <w:p>
+      <w:pPr>
+        <w:spacing w:line="257" w:lineRule="auto"/>
+        <w:ind w:firstLine="709"/>
+        <w:jc w:val="both"/>
+        <w:rPr>
+          <w:lang w:val="en-US"/>
+        </w:rPr>
+      </w:pPr>
+    </w:p>
+    <w:p>
+      <w:pPr>
+        <w:spacing w:line="257" w:lineRule="auto"/>
+        <w:ind w:firstLine="709"/>
+        <w:jc w:val="both"/>
+        <w:rPr>
+          <w:lang w:val="en-US"/>
+        </w:rPr>
+      </w:pPr>
+    </w:p>
+    <w:p>
+      <w:pPr>
+        <w:spacing w:line="257" w:lineRule="auto"/>
+        <w:ind w:firstLine="709"/>
+        <w:jc w:val="both"/>
+        <w:rPr>
+          <w:lang w:val="en-US"/>
+        </w:rPr>
+      </w:pPr>
+      <w:r>
+        <w:lastRenderedPageBreak/>
+        <w:t xml:space="preserve">Выражения для нахождения границ критической области </w:t>
+      </w:r>
+      <w:r>
+        <w:rPr>
+          <w:i/>
+          <w:iCs/>
+          <w:lang w:val="en-US"/>
+        </w:rPr>
+        <w:t>H</w:t>
+      </w:r>
+      <w:r>
+        <w:rPr>
+          <w:i/>
+          <w:iCs/>
+          <w:vertAlign w:val="subscript"/>
+        </w:rPr>
+        <w:t>0</w:t>
+      </w:r>
+      <w:r>
+        <w:t>:</w:t>
+      </w:r>
+    </w:p>
+    <w:p>
+      <w:pPr>
+        <w:spacing w:line="257" w:lineRule="auto"/>
+        <w:ind w:firstLine="709"/>
+        <w:jc w:val="both"/>
+        <w:rPr>
+          <w:lang w:val="en-US"/>
+        </w:rPr>
+      </w:pPr>
+      <m:oMathPara>
+        <m:oMath>
+          <m:r>
+            <w:rPr>
+              <w:rFonts w:ascii="Cambria Math" w:hAnsi="Cambria Math"/>
+              <w:lang w:val="en-US"/>
+            </w:rPr>
+            <m:t>u≤M</m:t>
+          </m:r>
+          <m:d>
+            <m:dPr>
+              <m:begChr m:val="["/>
+              <m:endChr m:val="]"/>
+              <m:ctrlPr>
+                <w:rPr>
+                  <w:rFonts w:ascii="Cambria Math" w:hAnsi="Cambria Math"/>
+                  <w:i/>
+                  <w:lang w:val="en-US"/>
+                </w:rPr>
+              </m:ctrlPr>
+            </m:dPr>
+            <m:e>
+              <m:r>
+                <w:rPr>
+                  <w:rFonts w:ascii="Cambria Math" w:hAnsi="Cambria Math"/>
+                  <w:lang w:val="en-US"/>
+                </w:rPr>
+                <m:t>u</m:t>
+              </m:r>
+            </m:e>
+          </m:d>
+          <m:r>
+            <w:rPr>
+              <w:rFonts w:ascii="Cambria Math" w:hAnsi="Cambria Math"/>
+              <w:lang w:val="en-US"/>
+            </w:rPr>
+            <m:t xml:space="preserve">-t* </m:t>
+          </m:r>
+          <m:r>
+            <w:rPr>
+              <w:rFonts w:ascii="Cambria Math" w:hAnsi="Cambria Math"/>
+            </w:rPr>
+            <m:t>σ</m:t>
+          </m:r>
+          <m:d>
+            <m:dPr>
+              <m:ctrlPr>
+                <w:rPr>
+                  <w:rFonts w:ascii="Cambria Math" w:hAnsi="Cambria Math"/>
+                  <w:i/>
+                </w:rPr>
+              </m:ctrlPr>
+            </m:dPr>
+            <m:e>
+              <m:r>
+                <w:rPr>
+                  <w:rFonts w:ascii="Cambria Math" w:hAnsi="Cambria Math"/>
+                  <w:lang w:val="en-US"/>
+                </w:rPr>
+                <m:t>u</m:t>
+              </m:r>
+            </m:e>
+          </m:d>
+        </m:oMath>
+      </m:oMathPara>
+    </w:p>
+    <w:p>
+      <w:pPr>
+        <w:spacing w:line="257" w:lineRule="auto"/>
+        <w:ind w:firstLine="709"/>
+        <w:jc w:val="both"/>
+        <w:rPr>
+          <w:lang w:val="en-US"/>
+        </w:rPr>
+      </w:pPr>
+      <m:oMathPara>
+        <m:oMath>
+          <m:r>
+            <w:rPr>
+              <w:rFonts w:ascii="Cambria Math" w:hAnsi="Cambria Math"/>
+              <w:lang w:val="en-US"/>
+            </w:rPr>
+            <m:t>u</m:t>
+          </m:r>
+          <m:r>
+            <w:rPr>
+              <w:rFonts w:ascii="Cambria Math" w:hAnsi="Cambria Math"/>
+              <w:lang w:val="en-US"/>
+            </w:rPr>
+            <m:t>≥</m:t>
+          </m:r>
+          <m:r>
+            <w:rPr>
+              <w:rFonts w:ascii="Cambria Math" w:hAnsi="Cambria Math"/>
+              <w:lang w:val="en-US"/>
+            </w:rPr>
+            <m:t>M</m:t>
+          </m:r>
+          <m:d>
+            <m:dPr>
+              <m:begChr m:val="["/>
+              <m:endChr m:val="]"/>
+              <m:ctrlPr>
+                <w:rPr>
+                  <w:rFonts w:ascii="Cambria Math" w:hAnsi="Cambria Math"/>
+                  <w:i/>
+                  <w:lang w:val="en-US"/>
+                </w:rPr>
+              </m:ctrlPr>
+            </m:dPr>
+            <m:e>
+              <m:r>
+                <w:rPr>
+                  <w:rFonts w:ascii="Cambria Math" w:hAnsi="Cambria Math"/>
+                  <w:lang w:val="en-US"/>
+                </w:rPr>
+                <m:t>u</m:t>
+              </m:r>
+            </m:e>
+          </m:d>
+          <m:r>
+            <w:rPr>
+              <w:rFonts w:ascii="Cambria Math" w:hAnsi="Cambria Math"/>
+              <w:lang w:val="en-US"/>
+            </w:rPr>
+            <m:t>+</m:t>
+          </m:r>
+          <m:r>
+            <w:rPr>
+              <w:rFonts w:ascii="Cambria Math" w:hAnsi="Cambria Math"/>
+              <w:lang w:val="en-US"/>
+            </w:rPr>
+            <m:t xml:space="preserve">t* </m:t>
+          </m:r>
+          <m:r>
+            <w:rPr>
+              <w:rFonts w:ascii="Cambria Math" w:hAnsi="Cambria Math"/>
+            </w:rPr>
+            <m:t>σ</m:t>
+          </m:r>
+          <m:d>
+            <m:dPr>
+              <m:ctrlPr>
+                <w:rPr>
+                  <w:rFonts w:ascii="Cambria Math" w:hAnsi="Cambria Math"/>
+                  <w:i/>
+                </w:rPr>
+              </m:ctrlPr>
+            </m:dPr>
+            <m:e>
+              <m:r>
+                <w:rPr>
+                  <w:rFonts w:ascii="Cambria Math" w:hAnsi="Cambria Math"/>
+                  <w:lang w:val="en-US"/>
+                </w:rPr>
+                <m:t>u</m:t>
+              </m:r>
+            </m:e>
+          </m:d>
+        </m:oMath>
+      </m:oMathPara>
+    </w:p>
+    <w:p>
+      <w:pPr>
+        <w:spacing w:line="257" w:lineRule="auto"/>
+        <w:ind w:firstLine="709"/>
+        <w:jc w:val="both"/>
+        <w:rPr>
+          <w:lang w:val="en-US"/>
+        </w:rPr>
+      </w:pPr>
+      <w:r>
+        <w:rPr>
+          <w:u w:val="single"/>
+        </w:rPr>
+        <w:t xml:space="preserve">При </w:t>
+      </w:r>
+      <w:r>
+        <w:rPr>
+          <w:u w:val="single"/>
+          <w:lang w:val="en-US"/>
+        </w:rPr>
+        <w:t>q = 1%</w:t>
+      </w:r>
+      <w:r>
+        <w:rPr>
+          <w:lang w:val="en-US"/>
+        </w:rPr>
+        <w:t xml:space="preserve">: </w:t>
+      </w:r>
+    </w:p>
+    <w:p>
+      <w:pPr>
+        <w:spacing w:line="257" w:lineRule="auto"/>
+        <w:ind w:firstLine="709"/>
+        <w:jc w:val="both"/>
+        <w:rPr>
+          <w:i/>
+        </w:rPr>
+      </w:pPr>
+      <m:oMathPara>
+        <m:oMath>
+          <m:r>
+            <w:rPr>
+              <w:rFonts w:ascii="Cambria Math" w:hAnsi="Cambria Math"/>
+              <w:lang w:val="en-US"/>
+            </w:rPr>
+            <m:t>t=</m:t>
+          </m:r>
+          <m:r>
+            <w:rPr>
+              <w:rFonts w:ascii="Cambria Math" w:hAnsi="Cambria Math"/>
+            </w:rPr>
+            <m:t>2,58</m:t>
+          </m:r>
+        </m:oMath>
+      </m:oMathPara>
+    </w:p>
+    <w:p>
+      <w:pPr>
+        <w:spacing w:line="257" w:lineRule="auto"/>
+        <w:ind w:firstLine="709"/>
+        <w:jc w:val="both"/>
+        <w:rPr>
+          <w:lang w:val="en-US"/>
+        </w:rPr>
+      </w:pPr>
+      <m:oMathPara>
+        <m:oMath>
+          <m:r>
+            <w:rPr>
+              <w:rFonts w:ascii="Cambria Math" w:hAnsi="Cambria Math"/>
+              <w:lang w:val="en-US"/>
+            </w:rPr>
+            <m:t>u≤</m:t>
+          </m:r>
+          <m:r>
+            <w:rPr>
+              <w:rFonts w:ascii="Cambria Math" w:hAnsi="Cambria Math"/>
+            </w:rPr>
+            <m:t>104.82</m:t>
+          </m:r>
+        </m:oMath>
+      </m:oMathPara>
+    </w:p>
+    <w:p>
+      <w:pPr>
+        <w:spacing w:line="257" w:lineRule="auto"/>
+        <w:ind w:firstLine="709"/>
+        <w:jc w:val="both"/>
+      </w:pPr>
+      <m:oMathPara>
+        <m:oMath>
+          <m:r>
+            <w:rPr>
+              <w:rFonts w:ascii="Cambria Math" w:hAnsi="Cambria Math"/>
+              <w:lang w:val="en-US"/>
+            </w:rPr>
+            <m:t>u≥</m:t>
+          </m:r>
+          <m:r>
+            <w:rPr>
+              <w:rFonts w:ascii="Cambria Math" w:hAnsi="Cambria Math"/>
+            </w:rPr>
+            <m:t>295.18</m:t>
+          </m:r>
+        </m:oMath>
+      </m:oMathPara>
+    </w:p>
+    <w:p>
+      <w:pPr>
+        <w:spacing w:line="257" w:lineRule="auto"/>
+        <w:ind w:firstLine="709"/>
+        <w:jc w:val="both"/>
+        <w:rPr>
+          <w:lang w:val="en-US"/>
+        </w:rPr>
+      </w:pPr>
+      <w:r>
+        <w:rPr>
+          <w:u w:val="single"/>
+        </w:rPr>
+        <w:t xml:space="preserve">При </w:t>
+      </w:r>
+      <w:r>
+        <w:rPr>
+          <w:u w:val="single"/>
+          <w:lang w:val="en-US"/>
+        </w:rPr>
+        <w:t xml:space="preserve">q = </w:t>
+      </w:r>
+      <w:r>
+        <w:rPr>
+          <w:u w:val="single"/>
+          <w:lang w:val="en-US"/>
+        </w:rPr>
+        <w:t>5</w:t>
+      </w:r>
+      <w:r>
+        <w:rPr>
+          <w:u w:val="single"/>
+          <w:lang w:val="en-US"/>
+        </w:rPr>
+        <w:t>%</w:t>
+      </w:r>
+      <w:r>
+        <w:rPr>
+          <w:lang w:val="en-US"/>
+        </w:rPr>
+        <w:t xml:space="preserve">: </w:t>
+      </w:r>
+    </w:p>
+    <w:p>
+      <w:pPr>
+        <w:spacing w:line="257" w:lineRule="auto"/>
+        <w:ind w:firstLine="709"/>
+        <w:jc w:val="both"/>
+        <w:rPr>
+          <w:lang w:val="en-US"/>
+        </w:rPr>
+      </w:pPr>
+      <m:oMathPara>
+        <m:oMath>
+          <m:r>
+            <w:rPr>
+              <w:rFonts w:ascii="Cambria Math" w:hAnsi="Cambria Math"/>
+              <w:lang w:val="en-US"/>
+            </w:rPr>
+            <m:t xml:space="preserve">t= </m:t>
+          </m:r>
+          <m:r>
+            <w:rPr>
+              <w:rFonts w:ascii="Cambria Math" w:hAnsi="Cambria Math"/>
+              <w:lang w:val="en-US"/>
+            </w:rPr>
+            <m:t>1,96</m:t>
+          </m:r>
+        </m:oMath>
+      </m:oMathPara>
+    </w:p>
+    <w:p>
+      <w:pPr>
+        <w:spacing w:line="257" w:lineRule="auto"/>
+        <w:ind w:firstLine="709"/>
+        <w:jc w:val="both"/>
+        <w:rPr>
+          <w:lang w:val="en-US"/>
+        </w:rPr>
+      </w:pPr>
+      <m:oMathPara>
+        <m:oMath>
+          <m:r>
+            <w:rPr>
+              <w:rFonts w:ascii="Cambria Math" w:hAnsi="Cambria Math"/>
+              <w:lang w:val="en-US"/>
+            </w:rPr>
+            <m:t>u≤</m:t>
+          </m:r>
+          <m:r>
+            <w:rPr>
+              <w:rFonts w:ascii="Cambria Math" w:hAnsi="Cambria Math"/>
+            </w:rPr>
+            <m:t>127.54</m:t>
+          </m:r>
+        </m:oMath>
+      </m:oMathPara>
+    </w:p>
+    <w:p>
+      <w:pPr>
+        <w:spacing w:line="257" w:lineRule="auto"/>
+        <w:ind w:firstLine="709"/>
+        <w:jc w:val="both"/>
+      </w:pPr>
+      <m:oMathPara>
+        <m:oMath>
+          <m:r>
+            <w:rPr>
+              <w:rFonts w:ascii="Cambria Math" w:hAnsi="Cambria Math"/>
+              <w:lang w:val="en-US"/>
+            </w:rPr>
+            <m:t>u≥</m:t>
+          </m:r>
+          <m:r>
+            <w:rPr>
+              <w:rFonts w:ascii="Cambria Math" w:hAnsi="Cambria Math"/>
+            </w:rPr>
+            <m:t>272.46</m:t>
+          </m:r>
+        </m:oMath>
+      </m:oMathPara>
+    </w:p>
+    <w:p>
+      <w:pPr>
+        <w:spacing w:line="257" w:lineRule="auto"/>
+        <w:ind w:firstLine="709"/>
+        <w:jc w:val="both"/>
+        <w:rPr>
+          <w:lang w:val="en-US"/>
+        </w:rPr>
+      </w:pPr>
+      <w:r>
+        <w:rPr>
+          <w:u w:val="single"/>
+        </w:rPr>
+        <w:t xml:space="preserve">При </w:t>
+      </w:r>
+      <w:r>
+        <w:rPr>
+          <w:u w:val="single"/>
+          <w:lang w:val="en-US"/>
+        </w:rPr>
+        <w:t>q = 1</w:t>
+      </w:r>
+      <w:r>
+        <w:rPr>
+          <w:u w:val="single"/>
+          <w:lang w:val="en-US"/>
+        </w:rPr>
+        <w:t>0</w:t>
+      </w:r>
+      <w:r>
+        <w:rPr>
+          <w:u w:val="single"/>
+          <w:lang w:val="en-US"/>
+        </w:rPr>
+        <w:t>%</w:t>
+      </w:r>
+      <w:r>
+        <w:rPr>
+          <w:lang w:val="en-US"/>
+        </w:rPr>
+        <w:t xml:space="preserve">: </w:t>
+      </w:r>
+    </w:p>
+    <w:p>
+      <w:pPr>
+        <w:spacing w:line="257" w:lineRule="auto"/>
+        <w:ind w:firstLine="709"/>
+        <w:jc w:val="both"/>
+        <w:rPr>
+          <w:i/>
+        </w:rPr>
+      </w:pPr>
+      <m:oMathPara>
+        <m:oMath>
+          <m:r>
+            <w:rPr>
+              <w:rFonts w:ascii="Cambria Math" w:hAnsi="Cambria Math"/>
+              <w:lang w:val="en-US"/>
+            </w:rPr>
+            <m:t>t=</m:t>
+          </m:r>
+          <m:r>
+            <w:rPr>
+              <w:rFonts w:ascii="Cambria Math" w:hAnsi="Cambria Math"/>
+            </w:rPr>
+            <m:t>1,65</m:t>
+          </m:r>
+        </m:oMath>
+      </m:oMathPara>
+    </w:p>
+    <w:p>
+      <w:pPr>
+        <w:spacing w:line="257" w:lineRule="auto"/>
+        <w:ind w:firstLine="709"/>
+        <w:jc w:val="both"/>
+        <w:rPr>
+          <w:lang w:val="en-US"/>
+        </w:rPr>
+      </w:pPr>
+      <m:oMathPara>
+        <m:oMath>
+          <m:r>
+            <w:rPr>
+              <w:rFonts w:ascii="Cambria Math" w:hAnsi="Cambria Math"/>
+              <w:lang w:val="en-US"/>
+            </w:rPr>
+            <m:t>u≤</m:t>
+          </m:r>
+          <m:r>
+            <w:rPr>
+              <w:rFonts w:ascii="Cambria Math" w:hAnsi="Cambria Math"/>
+            </w:rPr>
+            <m:t>139.19</m:t>
+          </m:r>
+        </m:oMath>
+      </m:oMathPara>
+    </w:p>
+    <w:p>
+      <w:pPr>
+        <w:spacing w:line="257" w:lineRule="auto"/>
+        <w:ind w:firstLine="709"/>
+        <w:jc w:val="both"/>
+      </w:pPr>
+      <m:oMathPara>
+        <m:oMath>
+          <m:r>
+            <w:rPr>
+              <w:rFonts w:ascii="Cambria Math" w:hAnsi="Cambria Math"/>
+              <w:lang w:val="en-US"/>
+            </w:rPr>
+            <m:t>u≥</m:t>
+          </m:r>
+          <m:r>
+            <w:rPr>
+              <w:rFonts w:ascii="Cambria Math" w:hAnsi="Cambria Math"/>
+            </w:rPr>
+            <m:t>260.81</m:t>
+          </m:r>
+        </m:oMath>
+      </m:oMathPara>
+    </w:p>
+    <w:p>
+      <w:pPr>
+        <w:spacing w:line="257" w:lineRule="auto"/>
+        <w:ind w:firstLine="709"/>
+        <w:jc w:val="both"/>
+      </w:pPr>
+      <w:r>
+        <w:t xml:space="preserve">После рассмотрения всех критических значений при различных уровнях значимости </w:t>
+      </w:r>
+      <w:r>
+        <w:rPr>
+          <w:lang w:val="en-US"/>
+        </w:rPr>
+        <w:t>q</w:t>
+      </w:r>
+      <w:r>
+        <w:t xml:space="preserve">, у нас нет оснований отвергнуть гипотезу </w:t>
+      </w:r>
+      <w:r>
+        <w:rPr>
+          <w:i/>
+          <w:iCs/>
+          <w:lang w:val="en-US"/>
+        </w:rPr>
+        <w:t>H</w:t>
+      </w:r>
+      <w:r>
+        <w:rPr>
+          <w:i/>
+          <w:iCs/>
+          <w:vertAlign w:val="subscript"/>
+        </w:rPr>
+        <w:t>0</w:t>
+      </w:r>
+      <w:r>
+        <w:t xml:space="preserve"> </w:t>
+      </w:r>
+      <w:r>
+        <w:t>о том, что выборка в таблице 1 является однородной</w:t>
+      </w:r>
+      <w:r>
+        <w:t>.</w:t>
+      </w:r>
+    </w:p>
+    <w:p>
+      <w:pPr>
+        <w:spacing w:line="259" w:lineRule="auto"/>
+      </w:pPr>
+      <w:r>
+        <w:br w:type="page"/>
+      </w:r>
+    </w:p>
+    <w:p>
+      <w:pPr>
+        <w:pStyle w:val="1"/>
+        <w:rPr>
+          <w:rFonts w:eastAsia="Calibri"/>
+        </w:rPr>
+      </w:pPr>
+      <w:r>
+        <w:rPr>
+          <w:rFonts w:eastAsia="Calibri"/>
+        </w:rPr>
+        <w:lastRenderedPageBreak/>
+        <w:t>Критерий Колмогорова-Смирнова</w:t>
+      </w:r>
+    </w:p>
+    <w:p/>
+    <w:p>
+      <w:pPr>
+        <w:spacing w:line="257" w:lineRule="auto"/>
+        <w:ind w:firstLine="709"/>
+        <w:jc w:val="both"/>
       </w:pPr>
     </w:p>
     <w:sectPr>
@@ -37451,7 +45153,7 @@
   <w:style w:type="paragraph" w:default="1" w:styleId="a">
     <w:name w:val="Normal"/>
     <w:qFormat/>
-    <w:rsid w:val="004420D6"/>
+    <w:rsid w:val="00B73DAF"/>
     <w:pPr>
       <w:spacing w:line="256" w:lineRule="auto"/>
     </w:pPr>
